--- a/data_out/bes_2003_2023/bes_ambiente2_tbl.docx
+++ b/data_out/bes_2003_2023/bes_ambiente2_tbl.docx
@@ -43,7 +43,6 @@
           </w:tcPr>
           <w:p>
             <w:pPr>
-              <w:pStyle w:val="Normal"/>
               <w:jc w:val="center"/>
               <w:pBdr>
                 <w:bottom w:val="none" w:sz="0" w:space="0" w:color="000000"/>
@@ -58,6 +57,7 @@
                 <w:i w:val="false"/>
                 <w:b w:val="true"/>
                 <w:u w:val="none"/>
+                <w:strike w:val="false"/>
                 <w:sz w:val="28"/>
                 <w:szCs w:val="28"/>
                 <w:color w:val="000000"/>
@@ -69,6 +69,7 @@
                 <w:i w:val="false"/>
                 <w:b w:val="true"/>
                 <w:u w:val="none"/>
+                <w:strike w:val="false"/>
                 <w:sz w:val="28"/>
                 <w:szCs w:val="28"/>
                 <w:color w:val="000000"/>
@@ -103,7 +104,6 @@
           </w:tcPr>
           <w:p>
             <w:pPr>
-              <w:pStyle w:val="Normal"/>
               <w:jc w:val="left"/>
               <w:pBdr>
                 <w:bottom w:val="none" w:sz="0" w:space="0" w:color="000000"/>
@@ -118,6 +118,7 @@
                 <w:i w:val="false"/>
                 <w:b w:val="true"/>
                 <w:u w:val="none"/>
+                <w:strike w:val="false"/>
                 <w:sz w:val="24"/>
                 <w:szCs w:val="24"/>
                 <w:color w:val="000000"/>
@@ -129,6 +130,7 @@
                 <w:i w:val="false"/>
                 <w:b w:val="true"/>
                 <w:u w:val="none"/>
+                <w:strike w:val="false"/>
                 <w:sz w:val="24"/>
                 <w:szCs w:val="24"/>
                 <w:color w:val="000000"/>
@@ -156,7 +158,6 @@
           </w:tcPr>
           <w:p>
             <w:pPr>
-              <w:pStyle w:val="Normal"/>
               <w:jc w:val="left"/>
               <w:pBdr>
                 <w:bottom w:val="none" w:sz="0" w:space="0" w:color="000000"/>
@@ -171,6 +172,7 @@
                 <w:i w:val="false"/>
                 <w:b w:val="true"/>
                 <w:u w:val="none"/>
+                <w:strike w:val="false"/>
                 <w:sz w:val="24"/>
                 <w:szCs w:val="24"/>
                 <w:color w:val="000000"/>
@@ -182,6 +184,7 @@
                 <w:i w:val="false"/>
                 <w:b w:val="true"/>
                 <w:u w:val="none"/>
+                <w:strike w:val="false"/>
                 <w:sz w:val="24"/>
                 <w:szCs w:val="24"/>
                 <w:color w:val="000000"/>
@@ -209,7 +212,6 @@
           </w:tcPr>
           <w:p>
             <w:pPr>
-              <w:pStyle w:val="Normal"/>
               <w:jc w:val="left"/>
               <w:pBdr>
                 <w:bottom w:val="none" w:sz="0" w:space="0" w:color="000000"/>
@@ -224,6 +226,7 @@
                 <w:i w:val="false"/>
                 <w:b w:val="true"/>
                 <w:u w:val="none"/>
+                <w:strike w:val="false"/>
                 <w:sz w:val="24"/>
                 <w:szCs w:val="24"/>
                 <w:color w:val="000000"/>
@@ -235,6 +238,7 @@
                 <w:i w:val="false"/>
                 <w:b w:val="true"/>
                 <w:u w:val="none"/>
+                <w:strike w:val="false"/>
                 <w:sz w:val="24"/>
                 <w:szCs w:val="24"/>
                 <w:color w:val="000000"/>
@@ -262,7 +266,6 @@
           </w:tcPr>
           <w:p>
             <w:pPr>
-              <w:pStyle w:val="Normal"/>
               <w:jc w:val="left"/>
               <w:pBdr>
                 <w:bottom w:val="none" w:sz="0" w:space="0" w:color="000000"/>
@@ -277,6 +280,7 @@
                 <w:i w:val="false"/>
                 <w:b w:val="true"/>
                 <w:u w:val="none"/>
+                <w:strike w:val="false"/>
                 <w:sz w:val="24"/>
                 <w:szCs w:val="24"/>
                 <w:color w:val="000000"/>
@@ -288,6 +292,7 @@
                 <w:i w:val="false"/>
                 <w:b w:val="true"/>
                 <w:u w:val="none"/>
+                <w:strike w:val="false"/>
                 <w:sz w:val="24"/>
                 <w:szCs w:val="24"/>
                 <w:color w:val="000000"/>
@@ -315,7 +320,6 @@
           </w:tcPr>
           <w:p>
             <w:pPr>
-              <w:pStyle w:val="Normal"/>
               <w:jc w:val="left"/>
               <w:pBdr>
                 <w:bottom w:val="none" w:sz="0" w:space="0" w:color="000000"/>
@@ -330,6 +334,7 @@
                 <w:i w:val="false"/>
                 <w:b w:val="true"/>
                 <w:u w:val="none"/>
+                <w:strike w:val="false"/>
                 <w:sz w:val="24"/>
                 <w:szCs w:val="24"/>
                 <w:color w:val="000000"/>
@@ -341,6 +346,7 @@
                 <w:i w:val="false"/>
                 <w:b w:val="true"/>
                 <w:u w:val="none"/>
+                <w:strike w:val="false"/>
                 <w:sz w:val="24"/>
                 <w:szCs w:val="24"/>
                 <w:color w:val="000000"/>
@@ -368,7 +374,6 @@
           </w:tcPr>
           <w:p>
             <w:pPr>
-              <w:pStyle w:val="Normal"/>
               <w:jc w:val="left"/>
               <w:pBdr>
                 <w:bottom w:val="none" w:sz="0" w:space="0" w:color="000000"/>
@@ -383,6 +388,7 @@
                 <w:i w:val="false"/>
                 <w:b w:val="true"/>
                 <w:u w:val="none"/>
+                <w:strike w:val="false"/>
                 <w:sz w:val="24"/>
                 <w:szCs w:val="24"/>
                 <w:color w:val="000000"/>
@@ -394,6 +400,7 @@
                 <w:i w:val="false"/>
                 <w:b w:val="true"/>
                 <w:u w:val="none"/>
+                <w:strike w:val="false"/>
                 <w:sz w:val="24"/>
                 <w:szCs w:val="24"/>
                 <w:color w:val="000000"/>
@@ -421,7 +428,6 @@
           </w:tcPr>
           <w:p>
             <w:pPr>
-              <w:pStyle w:val="Normal"/>
               <w:jc w:val="left"/>
               <w:pBdr>
                 <w:bottom w:val="none" w:sz="0" w:space="0" w:color="000000"/>
@@ -436,6 +442,7 @@
                 <w:i w:val="false"/>
                 <w:b w:val="true"/>
                 <w:u w:val="none"/>
+                <w:strike w:val="false"/>
                 <w:sz w:val="24"/>
                 <w:szCs w:val="24"/>
                 <w:color w:val="000000"/>
@@ -447,6 +454,7 @@
                 <w:i w:val="false"/>
                 <w:b w:val="true"/>
                 <w:u w:val="none"/>
+                <w:strike w:val="false"/>
                 <w:sz w:val="24"/>
                 <w:szCs w:val="24"/>
                 <w:color w:val="000000"/>
@@ -474,7 +482,6 @@
           </w:tcPr>
           <w:p>
             <w:pPr>
-              <w:pStyle w:val="Normal"/>
               <w:jc w:val="left"/>
               <w:pBdr>
                 <w:bottom w:val="none" w:sz="0" w:space="0" w:color="000000"/>
@@ -489,6 +496,7 @@
                 <w:i w:val="false"/>
                 <w:b w:val="true"/>
                 <w:u w:val="none"/>
+                <w:strike w:val="false"/>
                 <w:sz w:val="24"/>
                 <w:szCs w:val="24"/>
                 <w:color w:val="000000"/>
@@ -500,6 +508,7 @@
                 <w:i w:val="false"/>
                 <w:b w:val="true"/>
                 <w:u w:val="none"/>
+                <w:strike w:val="false"/>
                 <w:sz w:val="24"/>
                 <w:szCs w:val="24"/>
                 <w:color w:val="000000"/>
@@ -527,7 +536,6 @@
           </w:tcPr>
           <w:p>
             <w:pPr>
-              <w:pStyle w:val="Normal"/>
               <w:jc w:val="left"/>
               <w:pBdr>
                 <w:bottom w:val="none" w:sz="0" w:space="0" w:color="000000"/>
@@ -542,6 +550,7 @@
                 <w:i w:val="false"/>
                 <w:b w:val="true"/>
                 <w:u w:val="none"/>
+                <w:strike w:val="false"/>
                 <w:sz w:val="24"/>
                 <w:szCs w:val="24"/>
                 <w:color w:val="000000"/>
@@ -553,6 +562,7 @@
                 <w:i w:val="false"/>
                 <w:b w:val="true"/>
                 <w:u w:val="none"/>
+                <w:strike w:val="false"/>
                 <w:sz w:val="24"/>
                 <w:szCs w:val="24"/>
                 <w:color w:val="000000"/>
@@ -587,7 +597,6 @@
           </w:tcPr>
           <w:p>
             <w:pPr>
-              <w:pStyle w:val="Normal"/>
               <w:jc w:val="left"/>
               <w:pBdr>
                 <w:bottom w:val="none" w:sz="0" w:space="0" w:color="000000"/>
@@ -602,17 +611,19 @@
                 <w:i w:val="false"/>
                 <w:b w:val="false"/>
                 <w:u w:val="none"/>
-                <w:sz w:val="24"/>
-                <w:szCs w:val="24"/>
-                <w:color w:val="000000"/>
-              </w:rPr>
-            </w:pPr>
-            <w:r>
-              <w:rPr>
-                <w:rFonts w:ascii="Roboto Condensed" w:hAnsi="Helvetica" w:eastAsia="Helvetica" w:cs="Roboto Condensed"/>
-                <w:i w:val="false"/>
-                <w:b w:val="false"/>
-                <w:u w:val="none"/>
+                <w:strike w:val="false"/>
+                <w:sz w:val="24"/>
+                <w:szCs w:val="24"/>
+                <w:color w:val="000000"/>
+              </w:rPr>
+            </w:pPr>
+            <w:r>
+              <w:rPr>
+                <w:rFonts w:ascii="Roboto Condensed" w:hAnsi="Helvetica" w:eastAsia="Helvetica" w:cs="Roboto Condensed"/>
+                <w:i w:val="false"/>
+                <w:b w:val="false"/>
+                <w:u w:val="none"/>
+                <w:strike w:val="false"/>
                 <w:sz w:val="24"/>
                 <w:szCs w:val="24"/>
                 <w:color w:val="000000"/>
@@ -641,7 +652,6 @@
           </w:tcPr>
           <w:p>
             <w:pPr>
-              <w:pStyle w:val="Normal"/>
               <w:jc w:val="left"/>
               <w:pBdr>
                 <w:bottom w:val="none" w:sz="0" w:space="0" w:color="000000"/>
@@ -656,17 +666,19 @@
                 <w:i w:val="false"/>
                 <w:b w:val="false"/>
                 <w:u w:val="none"/>
-                <w:sz w:val="24"/>
-                <w:szCs w:val="24"/>
-                <w:color w:val="000000"/>
-              </w:rPr>
-            </w:pPr>
-            <w:r>
-              <w:rPr>
-                <w:rFonts w:ascii="Roboto Condensed" w:hAnsi="Helvetica" w:eastAsia="Helvetica" w:cs="Roboto Condensed"/>
-                <w:i w:val="false"/>
-                <w:b w:val="false"/>
-                <w:u w:val="none"/>
+                <w:strike w:val="false"/>
+                <w:sz w:val="24"/>
+                <w:szCs w:val="24"/>
+                <w:color w:val="000000"/>
+              </w:rPr>
+            </w:pPr>
+            <w:r>
+              <w:rPr>
+                <w:rFonts w:ascii="Roboto Condensed" w:hAnsi="Helvetica" w:eastAsia="Helvetica" w:cs="Roboto Condensed"/>
+                <w:i w:val="false"/>
+                <w:b w:val="false"/>
+                <w:u w:val="none"/>
+                <w:strike w:val="false"/>
                 <w:sz w:val="24"/>
                 <w:szCs w:val="24"/>
                 <w:color w:val="000000"/>
@@ -694,7 +706,6 @@
           </w:tcPr>
           <w:p>
             <w:pPr>
-              <w:pStyle w:val="Normal"/>
               <w:jc w:val="left"/>
               <w:pBdr>
                 <w:bottom w:val="none" w:sz="0" w:space="0" w:color="000000"/>
@@ -709,17 +720,19 @@
                 <w:i w:val="false"/>
                 <w:b w:val="false"/>
                 <w:u w:val="none"/>
-                <w:sz w:val="24"/>
-                <w:szCs w:val="24"/>
-                <w:color w:val="000000"/>
-              </w:rPr>
-            </w:pPr>
-            <w:r>
-              <w:rPr>
-                <w:rFonts w:ascii="Roboto Condensed" w:hAnsi="Helvetica" w:eastAsia="Helvetica" w:cs="Roboto Condensed"/>
-                <w:i w:val="false"/>
-                <w:b w:val="false"/>
-                <w:u w:val="none"/>
+                <w:strike w:val="false"/>
+                <w:sz w:val="24"/>
+                <w:szCs w:val="24"/>
+                <w:color w:val="000000"/>
+              </w:rPr>
+            </w:pPr>
+            <w:r>
+              <w:rPr>
+                <w:rFonts w:ascii="Roboto Condensed" w:hAnsi="Helvetica" w:eastAsia="Helvetica" w:cs="Roboto Condensed"/>
+                <w:i w:val="false"/>
+                <w:b w:val="false"/>
+                <w:u w:val="none"/>
+                <w:strike w:val="false"/>
                 <w:sz w:val="24"/>
                 <w:szCs w:val="24"/>
                 <w:color w:val="000000"/>
@@ -747,7 +760,6 @@
           </w:tcPr>
           <w:p>
             <w:pPr>
-              <w:pStyle w:val="Normal"/>
               <w:jc w:val="right"/>
               <w:pBdr>
                 <w:bottom w:val="none" w:sz="0" w:space="0" w:color="000000"/>
@@ -762,17 +774,19 @@
                 <w:i w:val="false"/>
                 <w:b w:val="false"/>
                 <w:u w:val="none"/>
-                <w:sz w:val="24"/>
-                <w:szCs w:val="24"/>
-                <w:color w:val="000000"/>
-              </w:rPr>
-            </w:pPr>
-            <w:r>
-              <w:rPr>
-                <w:rFonts w:ascii="Roboto Condensed" w:hAnsi="Helvetica" w:eastAsia="Helvetica" w:cs="Roboto Condensed"/>
-                <w:i w:val="false"/>
-                <w:b w:val="false"/>
-                <w:u w:val="none"/>
+                <w:strike w:val="false"/>
+                <w:sz w:val="24"/>
+                <w:szCs w:val="24"/>
+                <w:color w:val="000000"/>
+              </w:rPr>
+            </w:pPr>
+            <w:r>
+              <w:rPr>
+                <w:rFonts w:ascii="Roboto Condensed" w:hAnsi="Helvetica" w:eastAsia="Helvetica" w:cs="Roboto Condensed"/>
+                <w:i w:val="false"/>
+                <w:b w:val="false"/>
+                <w:u w:val="none"/>
+                <w:strike w:val="false"/>
                 <w:sz w:val="24"/>
                 <w:szCs w:val="24"/>
                 <w:color w:val="000000"/>
@@ -800,7 +814,6 @@
           </w:tcPr>
           <w:p>
             <w:pPr>
-              <w:pStyle w:val="Normal"/>
               <w:jc w:val="right"/>
               <w:pBdr>
                 <w:bottom w:val="none" w:sz="0" w:space="0" w:color="000000"/>
@@ -815,17 +828,19 @@
                 <w:i w:val="false"/>
                 <w:b w:val="false"/>
                 <w:u w:val="none"/>
-                <w:sz w:val="24"/>
-                <w:szCs w:val="24"/>
-                <w:color w:val="000000"/>
-              </w:rPr>
-            </w:pPr>
-            <w:r>
-              <w:rPr>
-                <w:rFonts w:ascii="Roboto Condensed" w:hAnsi="Helvetica" w:eastAsia="Helvetica" w:cs="Roboto Condensed"/>
-                <w:i w:val="false"/>
-                <w:b w:val="false"/>
-                <w:u w:val="none"/>
+                <w:strike w:val="false"/>
+                <w:sz w:val="24"/>
+                <w:szCs w:val="24"/>
+                <w:color w:val="000000"/>
+              </w:rPr>
+            </w:pPr>
+            <w:r>
+              <w:rPr>
+                <w:rFonts w:ascii="Roboto Condensed" w:hAnsi="Helvetica" w:eastAsia="Helvetica" w:cs="Roboto Condensed"/>
+                <w:i w:val="false"/>
+                <w:b w:val="false"/>
+                <w:u w:val="none"/>
+                <w:strike w:val="false"/>
                 <w:sz w:val="24"/>
                 <w:szCs w:val="24"/>
                 <w:color w:val="000000"/>
@@ -853,7 +868,6 @@
           </w:tcPr>
           <w:p>
             <w:pPr>
-              <w:pStyle w:val="Normal"/>
               <w:jc w:val="right"/>
               <w:pBdr>
                 <w:bottom w:val="none" w:sz="0" w:space="0" w:color="000000"/>
@@ -868,17 +882,19 @@
                 <w:i w:val="false"/>
                 <w:b w:val="false"/>
                 <w:u w:val="none"/>
-                <w:sz w:val="24"/>
-                <w:szCs w:val="24"/>
-                <w:color w:val="000000"/>
-              </w:rPr>
-            </w:pPr>
-            <w:r>
-              <w:rPr>
-                <w:rFonts w:ascii="Roboto Condensed" w:hAnsi="Helvetica" w:eastAsia="Helvetica" w:cs="Roboto Condensed"/>
-                <w:i w:val="false"/>
-                <w:b w:val="false"/>
-                <w:u w:val="none"/>
+                <w:strike w:val="false"/>
+                <w:sz w:val="24"/>
+                <w:szCs w:val="24"/>
+                <w:color w:val="000000"/>
+              </w:rPr>
+            </w:pPr>
+            <w:r>
+              <w:rPr>
+                <w:rFonts w:ascii="Roboto Condensed" w:hAnsi="Helvetica" w:eastAsia="Helvetica" w:cs="Roboto Condensed"/>
+                <w:i w:val="false"/>
+                <w:b w:val="false"/>
+                <w:u w:val="none"/>
+                <w:strike w:val="false"/>
                 <w:sz w:val="24"/>
                 <w:szCs w:val="24"/>
                 <w:color w:val="000000"/>
@@ -906,7 +922,6 @@
           </w:tcPr>
           <w:p>
             <w:pPr>
-              <w:pStyle w:val="Normal"/>
               <w:jc w:val="right"/>
               <w:pBdr>
                 <w:bottom w:val="none" w:sz="0" w:space="0" w:color="000000"/>
@@ -921,17 +936,19 @@
                 <w:i w:val="false"/>
                 <w:b w:val="false"/>
                 <w:u w:val="none"/>
-                <w:sz w:val="24"/>
-                <w:szCs w:val="24"/>
-                <w:color w:val="000000"/>
-              </w:rPr>
-            </w:pPr>
-            <w:r>
-              <w:rPr>
-                <w:rFonts w:ascii="Roboto Condensed" w:hAnsi="Helvetica" w:eastAsia="Helvetica" w:cs="Roboto Condensed"/>
-                <w:i w:val="false"/>
-                <w:b w:val="false"/>
-                <w:u w:val="none"/>
+                <w:strike w:val="false"/>
+                <w:sz w:val="24"/>
+                <w:szCs w:val="24"/>
+                <w:color w:val="000000"/>
+              </w:rPr>
+            </w:pPr>
+            <w:r>
+              <w:rPr>
+                <w:rFonts w:ascii="Roboto Condensed" w:hAnsi="Helvetica" w:eastAsia="Helvetica" w:cs="Roboto Condensed"/>
+                <w:i w:val="false"/>
+                <w:b w:val="false"/>
+                <w:u w:val="none"/>
+                <w:strike w:val="false"/>
                 <w:sz w:val="24"/>
                 <w:szCs w:val="24"/>
                 <w:color w:val="000000"/>
@@ -959,7 +976,6 @@
           </w:tcPr>
           <w:p>
             <w:pPr>
-              <w:pStyle w:val="Normal"/>
               <w:jc w:val="right"/>
               <w:pBdr>
                 <w:bottom w:val="none" w:sz="0" w:space="0" w:color="000000"/>
@@ -974,17 +990,19 @@
                 <w:i w:val="false"/>
                 <w:b w:val="false"/>
                 <w:u w:val="none"/>
-                <w:sz w:val="24"/>
-                <w:szCs w:val="24"/>
-                <w:color w:val="000000"/>
-              </w:rPr>
-            </w:pPr>
-            <w:r>
-              <w:rPr>
-                <w:rFonts w:ascii="Roboto Condensed" w:hAnsi="Helvetica" w:eastAsia="Helvetica" w:cs="Roboto Condensed"/>
-                <w:i w:val="false"/>
-                <w:b w:val="false"/>
-                <w:u w:val="none"/>
+                <w:strike w:val="false"/>
+                <w:sz w:val="24"/>
+                <w:szCs w:val="24"/>
+                <w:color w:val="000000"/>
+              </w:rPr>
+            </w:pPr>
+            <w:r>
+              <w:rPr>
+                <w:rFonts w:ascii="Roboto Condensed" w:hAnsi="Helvetica" w:eastAsia="Helvetica" w:cs="Roboto Condensed"/>
+                <w:i w:val="false"/>
+                <w:b w:val="false"/>
+                <w:u w:val="none"/>
+                <w:strike w:val="false"/>
                 <w:sz w:val="24"/>
                 <w:szCs w:val="24"/>
                 <w:color w:val="000000"/>
@@ -1012,7 +1030,6 @@
           </w:tcPr>
           <w:p>
             <w:pPr>
-              <w:pStyle w:val="Normal"/>
               <w:jc w:val="right"/>
               <w:pBdr>
                 <w:bottom w:val="none" w:sz="0" w:space="0" w:color="000000"/>
@@ -1027,17 +1044,19 @@
                 <w:i w:val="false"/>
                 <w:b w:val="false"/>
                 <w:u w:val="none"/>
-                <w:sz w:val="24"/>
-                <w:szCs w:val="24"/>
-                <w:color w:val="000000"/>
-              </w:rPr>
-            </w:pPr>
-            <w:r>
-              <w:rPr>
-                <w:rFonts w:ascii="Roboto Condensed" w:hAnsi="Helvetica" w:eastAsia="Helvetica" w:cs="Roboto Condensed"/>
-                <w:i w:val="false"/>
-                <w:b w:val="false"/>
-                <w:u w:val="none"/>
+                <w:strike w:val="false"/>
+                <w:sz w:val="24"/>
+                <w:szCs w:val="24"/>
+                <w:color w:val="000000"/>
+              </w:rPr>
+            </w:pPr>
+            <w:r>
+              <w:rPr>
+                <w:rFonts w:ascii="Roboto Condensed" w:hAnsi="Helvetica" w:eastAsia="Helvetica" w:cs="Roboto Condensed"/>
+                <w:i w:val="false"/>
+                <w:b w:val="false"/>
+                <w:u w:val="none"/>
+                <w:strike w:val="false"/>
                 <w:sz w:val="24"/>
                 <w:szCs w:val="24"/>
                 <w:color w:val="000000"/>
@@ -1072,7 +1091,6 @@
           </w:tcPr>
           <w:p>
             <w:pPr>
-              <w:pStyle w:val="Normal"/>
               <w:jc w:val="left"/>
               <w:pBdr>
                 <w:bottom w:val="none" w:sz="0" w:space="0" w:color="000000"/>
@@ -1087,6 +1105,7 @@
                 <w:i w:val="false"/>
                 <w:b w:val="false"/>
                 <w:u w:val="none"/>
+                <w:strike w:val="false"/>
                 <w:sz w:val="24"/>
                 <w:szCs w:val="24"/>
                 <w:color w:val="000000"/>
@@ -1114,7 +1133,6 @@
           </w:tcPr>
           <w:p>
             <w:pPr>
-              <w:pStyle w:val="Normal"/>
               <w:jc w:val="left"/>
               <w:pBdr>
                 <w:bottom w:val="none" w:sz="0" w:space="0" w:color="000000"/>
@@ -1129,33 +1147,33 @@
                 <w:i w:val="false"/>
                 <w:b w:val="false"/>
                 <w:u w:val="none"/>
-                <w:sz w:val="24"/>
-                <w:szCs w:val="24"/>
-                <w:color w:val="000000"/>
-              </w:rPr>
-            </w:pPr>
-          </w:p>
-        </w:tc>
-        <w:tc>
-          <w:tcPr>
-            <w:tcBorders>
-              <w:bottom w:val="single" w:sz="4" w:space="0" w:color="A6A6A6"/>
-              <w:top w:val="single" w:sz="4" w:space="0" w:color="A6A6A6"/>
-              <w:left w:val="single" w:sz="4" w:space="0" w:color="A6A6A6"/>
-              <w:right w:val="single" w:sz="4" w:space="0" w:color="A6A6A6"/>
-            </w:tcBorders>
-            <w:shd w:val="clear" w:color="auto" w:fill="F2F2F2"/>
-            <w:tcMar>
-              <w:top w:w="0" w:type="dxa"/>
-              <w:bottom w:w="0" w:type="dxa"/>
-              <w:left w:w="0" w:type="dxa"/>
-              <w:right w:w="0" w:type="dxa"/>
-            </w:tcMar>
-            <w:vAlign w:val="center"/>
-          </w:tcPr>
-          <w:p>
-            <w:pPr>
-              <w:pStyle w:val="Normal"/>
+                <w:strike w:val="false"/>
+                <w:sz w:val="24"/>
+                <w:szCs w:val="24"/>
+                <w:color w:val="000000"/>
+              </w:rPr>
+            </w:pPr>
+          </w:p>
+        </w:tc>
+        <w:tc>
+          <w:tcPr>
+            <w:tcBorders>
+              <w:bottom w:val="single" w:sz="4" w:space="0" w:color="A6A6A6"/>
+              <w:top w:val="single" w:sz="4" w:space="0" w:color="A6A6A6"/>
+              <w:left w:val="single" w:sz="4" w:space="0" w:color="A6A6A6"/>
+              <w:right w:val="single" w:sz="4" w:space="0" w:color="A6A6A6"/>
+            </w:tcBorders>
+            <w:shd w:val="clear" w:color="auto" w:fill="F2F2F2"/>
+            <w:tcMar>
+              <w:top w:w="0" w:type="dxa"/>
+              <w:bottom w:w="0" w:type="dxa"/>
+              <w:left w:w="0" w:type="dxa"/>
+              <w:right w:w="0" w:type="dxa"/>
+            </w:tcMar>
+            <w:vAlign w:val="center"/>
+          </w:tcPr>
+          <w:p>
+            <w:pPr>
               <w:jc w:val="left"/>
               <w:pBdr>
                 <w:bottom w:val="none" w:sz="0" w:space="0" w:color="000000"/>
@@ -1170,17 +1188,19 @@
                 <w:i w:val="false"/>
                 <w:b w:val="false"/>
                 <w:u w:val="none"/>
-                <w:sz w:val="24"/>
-                <w:szCs w:val="24"/>
-                <w:color w:val="000000"/>
-              </w:rPr>
-            </w:pPr>
-            <w:r>
-              <w:rPr>
-                <w:rFonts w:ascii="Roboto Condensed" w:hAnsi="Helvetica" w:eastAsia="Helvetica" w:cs="Roboto Condensed"/>
-                <w:i w:val="false"/>
-                <w:b w:val="false"/>
-                <w:u w:val="none"/>
+                <w:strike w:val="false"/>
+                <w:sz w:val="24"/>
+                <w:szCs w:val="24"/>
+                <w:color w:val="000000"/>
+              </w:rPr>
+            </w:pPr>
+            <w:r>
+              <w:rPr>
+                <w:rFonts w:ascii="Roboto Condensed" w:hAnsi="Helvetica" w:eastAsia="Helvetica" w:cs="Roboto Condensed"/>
+                <w:i w:val="false"/>
+                <w:b w:val="false"/>
+                <w:u w:val="none"/>
+                <w:strike w:val="false"/>
                 <w:sz w:val="24"/>
                 <w:szCs w:val="24"/>
                 <w:color w:val="000000"/>
@@ -1208,7 +1228,6 @@
           </w:tcPr>
           <w:p>
             <w:pPr>
-              <w:pStyle w:val="Normal"/>
               <w:jc w:val="right"/>
               <w:pBdr>
                 <w:bottom w:val="none" w:sz="0" w:space="0" w:color="000000"/>
@@ -1223,17 +1242,19 @@
                 <w:i w:val="false"/>
                 <w:b w:val="false"/>
                 <w:u w:val="none"/>
-                <w:sz w:val="24"/>
-                <w:szCs w:val="24"/>
-                <w:color w:val="000000"/>
-              </w:rPr>
-            </w:pPr>
-            <w:r>
-              <w:rPr>
-                <w:rFonts w:ascii="Roboto Condensed" w:hAnsi="Helvetica" w:eastAsia="Helvetica" w:cs="Roboto Condensed"/>
-                <w:i w:val="false"/>
-                <w:b w:val="false"/>
-                <w:u w:val="none"/>
+                <w:strike w:val="false"/>
+                <w:sz w:val="24"/>
+                <w:szCs w:val="24"/>
+                <w:color w:val="000000"/>
+              </w:rPr>
+            </w:pPr>
+            <w:r>
+              <w:rPr>
+                <w:rFonts w:ascii="Roboto Condensed" w:hAnsi="Helvetica" w:eastAsia="Helvetica" w:cs="Roboto Condensed"/>
+                <w:i w:val="false"/>
+                <w:b w:val="false"/>
+                <w:u w:val="none"/>
+                <w:strike w:val="false"/>
                 <w:sz w:val="24"/>
                 <w:szCs w:val="24"/>
                 <w:color w:val="000000"/>
@@ -1261,7 +1282,6 @@
           </w:tcPr>
           <w:p>
             <w:pPr>
-              <w:pStyle w:val="Normal"/>
               <w:jc w:val="right"/>
               <w:pBdr>
                 <w:bottom w:val="none" w:sz="0" w:space="0" w:color="000000"/>
@@ -1276,17 +1296,19 @@
                 <w:i w:val="false"/>
                 <w:b w:val="false"/>
                 <w:u w:val="none"/>
-                <w:sz w:val="24"/>
-                <w:szCs w:val="24"/>
-                <w:color w:val="000000"/>
-              </w:rPr>
-            </w:pPr>
-            <w:r>
-              <w:rPr>
-                <w:rFonts w:ascii="Roboto Condensed" w:hAnsi="Helvetica" w:eastAsia="Helvetica" w:cs="Roboto Condensed"/>
-                <w:i w:val="false"/>
-                <w:b w:val="false"/>
-                <w:u w:val="none"/>
+                <w:strike w:val="false"/>
+                <w:sz w:val="24"/>
+                <w:szCs w:val="24"/>
+                <w:color w:val="000000"/>
+              </w:rPr>
+            </w:pPr>
+            <w:r>
+              <w:rPr>
+                <w:rFonts w:ascii="Roboto Condensed" w:hAnsi="Helvetica" w:eastAsia="Helvetica" w:cs="Roboto Condensed"/>
+                <w:i w:val="false"/>
+                <w:b w:val="false"/>
+                <w:u w:val="none"/>
+                <w:strike w:val="false"/>
                 <w:sz w:val="24"/>
                 <w:szCs w:val="24"/>
                 <w:color w:val="000000"/>
@@ -1314,7 +1336,6 @@
           </w:tcPr>
           <w:p>
             <w:pPr>
-              <w:pStyle w:val="Normal"/>
               <w:jc w:val="right"/>
               <w:pBdr>
                 <w:bottom w:val="none" w:sz="0" w:space="0" w:color="000000"/>
@@ -1329,17 +1350,19 @@
                 <w:i w:val="false"/>
                 <w:b w:val="false"/>
                 <w:u w:val="none"/>
-                <w:sz w:val="24"/>
-                <w:szCs w:val="24"/>
-                <w:color w:val="000000"/>
-              </w:rPr>
-            </w:pPr>
-            <w:r>
-              <w:rPr>
-                <w:rFonts w:ascii="Roboto Condensed" w:hAnsi="Helvetica" w:eastAsia="Helvetica" w:cs="Roboto Condensed"/>
-                <w:i w:val="false"/>
-                <w:b w:val="false"/>
-                <w:u w:val="none"/>
+                <w:strike w:val="false"/>
+                <w:sz w:val="24"/>
+                <w:szCs w:val="24"/>
+                <w:color w:val="000000"/>
+              </w:rPr>
+            </w:pPr>
+            <w:r>
+              <w:rPr>
+                <w:rFonts w:ascii="Roboto Condensed" w:hAnsi="Helvetica" w:eastAsia="Helvetica" w:cs="Roboto Condensed"/>
+                <w:i w:val="false"/>
+                <w:b w:val="false"/>
+                <w:u w:val="none"/>
+                <w:strike w:val="false"/>
                 <w:sz w:val="24"/>
                 <w:szCs w:val="24"/>
                 <w:color w:val="000000"/>
@@ -1367,7 +1390,6 @@
           </w:tcPr>
           <w:p>
             <w:pPr>
-              <w:pStyle w:val="Normal"/>
               <w:jc w:val="right"/>
               <w:pBdr>
                 <w:bottom w:val="none" w:sz="0" w:space="0" w:color="000000"/>
@@ -1382,17 +1404,19 @@
                 <w:i w:val="false"/>
                 <w:b w:val="false"/>
                 <w:u w:val="none"/>
-                <w:sz w:val="24"/>
-                <w:szCs w:val="24"/>
-                <w:color w:val="000000"/>
-              </w:rPr>
-            </w:pPr>
-            <w:r>
-              <w:rPr>
-                <w:rFonts w:ascii="Roboto Condensed" w:hAnsi="Helvetica" w:eastAsia="Helvetica" w:cs="Roboto Condensed"/>
-                <w:i w:val="false"/>
-                <w:b w:val="false"/>
-                <w:u w:val="none"/>
+                <w:strike w:val="false"/>
+                <w:sz w:val="24"/>
+                <w:szCs w:val="24"/>
+                <w:color w:val="000000"/>
+              </w:rPr>
+            </w:pPr>
+            <w:r>
+              <w:rPr>
+                <w:rFonts w:ascii="Roboto Condensed" w:hAnsi="Helvetica" w:eastAsia="Helvetica" w:cs="Roboto Condensed"/>
+                <w:i w:val="false"/>
+                <w:b w:val="false"/>
+                <w:u w:val="none"/>
+                <w:strike w:val="false"/>
                 <w:sz w:val="24"/>
                 <w:szCs w:val="24"/>
                 <w:color w:val="000000"/>
@@ -1420,7 +1444,6 @@
           </w:tcPr>
           <w:p>
             <w:pPr>
-              <w:pStyle w:val="Normal"/>
               <w:jc w:val="right"/>
               <w:pBdr>
                 <w:bottom w:val="none" w:sz="0" w:space="0" w:color="000000"/>
@@ -1435,17 +1458,19 @@
                 <w:i w:val="false"/>
                 <w:b w:val="false"/>
                 <w:u w:val="none"/>
-                <w:sz w:val="24"/>
-                <w:szCs w:val="24"/>
-                <w:color w:val="000000"/>
-              </w:rPr>
-            </w:pPr>
-            <w:r>
-              <w:rPr>
-                <w:rFonts w:ascii="Roboto Condensed" w:hAnsi="Helvetica" w:eastAsia="Helvetica" w:cs="Roboto Condensed"/>
-                <w:i w:val="false"/>
-                <w:b w:val="false"/>
-                <w:u w:val="none"/>
+                <w:strike w:val="false"/>
+                <w:sz w:val="24"/>
+                <w:szCs w:val="24"/>
+                <w:color w:val="000000"/>
+              </w:rPr>
+            </w:pPr>
+            <w:r>
+              <w:rPr>
+                <w:rFonts w:ascii="Roboto Condensed" w:hAnsi="Helvetica" w:eastAsia="Helvetica" w:cs="Roboto Condensed"/>
+                <w:i w:val="false"/>
+                <w:b w:val="false"/>
+                <w:u w:val="none"/>
+                <w:strike w:val="false"/>
                 <w:sz w:val="24"/>
                 <w:szCs w:val="24"/>
                 <w:color w:val="000000"/>
@@ -1473,7 +1498,6 @@
           </w:tcPr>
           <w:p>
             <w:pPr>
-              <w:pStyle w:val="Normal"/>
               <w:jc w:val="right"/>
               <w:pBdr>
                 <w:bottom w:val="none" w:sz="0" w:space="0" w:color="000000"/>
@@ -1488,17 +1512,19 @@
                 <w:i w:val="false"/>
                 <w:b w:val="false"/>
                 <w:u w:val="none"/>
-                <w:sz w:val="24"/>
-                <w:szCs w:val="24"/>
-                <w:color w:val="000000"/>
-              </w:rPr>
-            </w:pPr>
-            <w:r>
-              <w:rPr>
-                <w:rFonts w:ascii="Roboto Condensed" w:hAnsi="Helvetica" w:eastAsia="Helvetica" w:cs="Roboto Condensed"/>
-                <w:i w:val="false"/>
-                <w:b w:val="false"/>
-                <w:u w:val="none"/>
+                <w:strike w:val="false"/>
+                <w:sz w:val="24"/>
+                <w:szCs w:val="24"/>
+                <w:color w:val="000000"/>
+              </w:rPr>
+            </w:pPr>
+            <w:r>
+              <w:rPr>
+                <w:rFonts w:ascii="Roboto Condensed" w:hAnsi="Helvetica" w:eastAsia="Helvetica" w:cs="Roboto Condensed"/>
+                <w:i w:val="false"/>
+                <w:b w:val="false"/>
+                <w:u w:val="none"/>
+                <w:strike w:val="false"/>
                 <w:sz w:val="24"/>
                 <w:szCs w:val="24"/>
                 <w:color w:val="000000"/>
@@ -1533,7 +1559,6 @@
           </w:tcPr>
           <w:p>
             <w:pPr>
-              <w:pStyle w:val="Normal"/>
               <w:jc w:val="left"/>
               <w:pBdr>
                 <w:bottom w:val="none" w:sz="0" w:space="0" w:color="000000"/>
@@ -1548,6 +1573,7 @@
                 <w:i w:val="false"/>
                 <w:b w:val="false"/>
                 <w:u w:val="none"/>
+                <w:strike w:val="false"/>
                 <w:sz w:val="24"/>
                 <w:szCs w:val="24"/>
                 <w:color w:val="000000"/>
@@ -1575,7 +1601,6 @@
           </w:tcPr>
           <w:p>
             <w:pPr>
-              <w:pStyle w:val="Normal"/>
               <w:jc w:val="left"/>
               <w:pBdr>
                 <w:bottom w:val="none" w:sz="0" w:space="0" w:color="000000"/>
@@ -1590,33 +1615,33 @@
                 <w:i w:val="false"/>
                 <w:b w:val="false"/>
                 <w:u w:val="none"/>
-                <w:sz w:val="24"/>
-                <w:szCs w:val="24"/>
-                <w:color w:val="000000"/>
-              </w:rPr>
-            </w:pPr>
-          </w:p>
-        </w:tc>
-        <w:tc>
-          <w:tcPr>
-            <w:tcBorders>
-              <w:bottom w:val="single" w:sz="4" w:space="0" w:color="A6A6A6"/>
-              <w:top w:val="single" w:sz="4" w:space="0" w:color="A6A6A6"/>
-              <w:left w:val="single" w:sz="4" w:space="0" w:color="A6A6A6"/>
-              <w:right w:val="single" w:sz="4" w:space="0" w:color="A6A6A6"/>
-            </w:tcBorders>
-            <w:shd w:val="clear" w:color="auto" w:fill="F2F2F2"/>
-            <w:tcMar>
-              <w:top w:w="0" w:type="dxa"/>
-              <w:bottom w:w="0" w:type="dxa"/>
-              <w:left w:w="0" w:type="dxa"/>
-              <w:right w:w="0" w:type="dxa"/>
-            </w:tcMar>
-            <w:vAlign w:val="center"/>
-          </w:tcPr>
-          <w:p>
-            <w:pPr>
-              <w:pStyle w:val="Normal"/>
+                <w:strike w:val="false"/>
+                <w:sz w:val="24"/>
+                <w:szCs w:val="24"/>
+                <w:color w:val="000000"/>
+              </w:rPr>
+            </w:pPr>
+          </w:p>
+        </w:tc>
+        <w:tc>
+          <w:tcPr>
+            <w:tcBorders>
+              <w:bottom w:val="single" w:sz="4" w:space="0" w:color="A6A6A6"/>
+              <w:top w:val="single" w:sz="4" w:space="0" w:color="A6A6A6"/>
+              <w:left w:val="single" w:sz="4" w:space="0" w:color="A6A6A6"/>
+              <w:right w:val="single" w:sz="4" w:space="0" w:color="A6A6A6"/>
+            </w:tcBorders>
+            <w:shd w:val="clear" w:color="auto" w:fill="F2F2F2"/>
+            <w:tcMar>
+              <w:top w:w="0" w:type="dxa"/>
+              <w:bottom w:w="0" w:type="dxa"/>
+              <w:left w:w="0" w:type="dxa"/>
+              <w:right w:w="0" w:type="dxa"/>
+            </w:tcMar>
+            <w:vAlign w:val="center"/>
+          </w:tcPr>
+          <w:p>
+            <w:pPr>
               <w:jc w:val="left"/>
               <w:pBdr>
                 <w:bottom w:val="none" w:sz="0" w:space="0" w:color="000000"/>
@@ -1631,17 +1656,19 @@
                 <w:i w:val="false"/>
                 <w:b w:val="false"/>
                 <w:u w:val="none"/>
-                <w:sz w:val="24"/>
-                <w:szCs w:val="24"/>
-                <w:color w:val="000000"/>
-              </w:rPr>
-            </w:pPr>
-            <w:r>
-              <w:rPr>
-                <w:rFonts w:ascii="Roboto Condensed" w:hAnsi="Helvetica" w:eastAsia="Helvetica" w:cs="Roboto Condensed"/>
-                <w:i w:val="false"/>
-                <w:b w:val="false"/>
-                <w:u w:val="none"/>
+                <w:strike w:val="false"/>
+                <w:sz w:val="24"/>
+                <w:szCs w:val="24"/>
+                <w:color w:val="000000"/>
+              </w:rPr>
+            </w:pPr>
+            <w:r>
+              <w:rPr>
+                <w:rFonts w:ascii="Roboto Condensed" w:hAnsi="Helvetica" w:eastAsia="Helvetica" w:cs="Roboto Condensed"/>
+                <w:i w:val="false"/>
+                <w:b w:val="false"/>
+                <w:u w:val="none"/>
+                <w:strike w:val="false"/>
                 <w:sz w:val="24"/>
                 <w:szCs w:val="24"/>
                 <w:color w:val="000000"/>
@@ -1669,7 +1696,6 @@
           </w:tcPr>
           <w:p>
             <w:pPr>
-              <w:pStyle w:val="Normal"/>
               <w:jc w:val="right"/>
               <w:pBdr>
                 <w:bottom w:val="none" w:sz="0" w:space="0" w:color="000000"/>
@@ -1684,17 +1710,19 @@
                 <w:i w:val="false"/>
                 <w:b w:val="false"/>
                 <w:u w:val="none"/>
-                <w:sz w:val="24"/>
-                <w:szCs w:val="24"/>
-                <w:color w:val="000000"/>
-              </w:rPr>
-            </w:pPr>
-            <w:r>
-              <w:rPr>
-                <w:rFonts w:ascii="Roboto Condensed" w:hAnsi="Helvetica" w:eastAsia="Helvetica" w:cs="Roboto Condensed"/>
-                <w:i w:val="false"/>
-                <w:b w:val="false"/>
-                <w:u w:val="none"/>
+                <w:strike w:val="false"/>
+                <w:sz w:val="24"/>
+                <w:szCs w:val="24"/>
+                <w:color w:val="000000"/>
+              </w:rPr>
+            </w:pPr>
+            <w:r>
+              <w:rPr>
+                <w:rFonts w:ascii="Roboto Condensed" w:hAnsi="Helvetica" w:eastAsia="Helvetica" w:cs="Roboto Condensed"/>
+                <w:i w:val="false"/>
+                <w:b w:val="false"/>
+                <w:u w:val="none"/>
+                <w:strike w:val="false"/>
                 <w:sz w:val="24"/>
                 <w:szCs w:val="24"/>
                 <w:color w:val="000000"/>
@@ -1722,7 +1750,6 @@
           </w:tcPr>
           <w:p>
             <w:pPr>
-              <w:pStyle w:val="Normal"/>
               <w:jc w:val="right"/>
               <w:pBdr>
                 <w:bottom w:val="none" w:sz="0" w:space="0" w:color="000000"/>
@@ -1737,17 +1764,19 @@
                 <w:i w:val="false"/>
                 <w:b w:val="false"/>
                 <w:u w:val="none"/>
-                <w:sz w:val="24"/>
-                <w:szCs w:val="24"/>
-                <w:color w:val="000000"/>
-              </w:rPr>
-            </w:pPr>
-            <w:r>
-              <w:rPr>
-                <w:rFonts w:ascii="Roboto Condensed" w:hAnsi="Helvetica" w:eastAsia="Helvetica" w:cs="Roboto Condensed"/>
-                <w:i w:val="false"/>
-                <w:b w:val="false"/>
-                <w:u w:val="none"/>
+                <w:strike w:val="false"/>
+                <w:sz w:val="24"/>
+                <w:szCs w:val="24"/>
+                <w:color w:val="000000"/>
+              </w:rPr>
+            </w:pPr>
+            <w:r>
+              <w:rPr>
+                <w:rFonts w:ascii="Roboto Condensed" w:hAnsi="Helvetica" w:eastAsia="Helvetica" w:cs="Roboto Condensed"/>
+                <w:i w:val="false"/>
+                <w:b w:val="false"/>
+                <w:u w:val="none"/>
+                <w:strike w:val="false"/>
                 <w:sz w:val="24"/>
                 <w:szCs w:val="24"/>
                 <w:color w:val="000000"/>
@@ -1775,7 +1804,6 @@
           </w:tcPr>
           <w:p>
             <w:pPr>
-              <w:pStyle w:val="Normal"/>
               <w:jc w:val="right"/>
               <w:pBdr>
                 <w:bottom w:val="none" w:sz="0" w:space="0" w:color="000000"/>
@@ -1790,17 +1818,19 @@
                 <w:i w:val="false"/>
                 <w:b w:val="false"/>
                 <w:u w:val="none"/>
-                <w:sz w:val="24"/>
-                <w:szCs w:val="24"/>
-                <w:color w:val="000000"/>
-              </w:rPr>
-            </w:pPr>
-            <w:r>
-              <w:rPr>
-                <w:rFonts w:ascii="Roboto Condensed" w:hAnsi="Helvetica" w:eastAsia="Helvetica" w:cs="Roboto Condensed"/>
-                <w:i w:val="false"/>
-                <w:b w:val="false"/>
-                <w:u w:val="none"/>
+                <w:strike w:val="false"/>
+                <w:sz w:val="24"/>
+                <w:szCs w:val="24"/>
+                <w:color w:val="000000"/>
+              </w:rPr>
+            </w:pPr>
+            <w:r>
+              <w:rPr>
+                <w:rFonts w:ascii="Roboto Condensed" w:hAnsi="Helvetica" w:eastAsia="Helvetica" w:cs="Roboto Condensed"/>
+                <w:i w:val="false"/>
+                <w:b w:val="false"/>
+                <w:u w:val="none"/>
+                <w:strike w:val="false"/>
                 <w:sz w:val="24"/>
                 <w:szCs w:val="24"/>
                 <w:color w:val="000000"/>
@@ -1828,7 +1858,6 @@
           </w:tcPr>
           <w:p>
             <w:pPr>
-              <w:pStyle w:val="Normal"/>
               <w:jc w:val="right"/>
               <w:pBdr>
                 <w:bottom w:val="none" w:sz="0" w:space="0" w:color="000000"/>
@@ -1843,17 +1872,19 @@
                 <w:i w:val="false"/>
                 <w:b w:val="false"/>
                 <w:u w:val="none"/>
-                <w:sz w:val="24"/>
-                <w:szCs w:val="24"/>
-                <w:color w:val="000000"/>
-              </w:rPr>
-            </w:pPr>
-            <w:r>
-              <w:rPr>
-                <w:rFonts w:ascii="Roboto Condensed" w:hAnsi="Helvetica" w:eastAsia="Helvetica" w:cs="Roboto Condensed"/>
-                <w:i w:val="false"/>
-                <w:b w:val="false"/>
-                <w:u w:val="none"/>
+                <w:strike w:val="false"/>
+                <w:sz w:val="24"/>
+                <w:szCs w:val="24"/>
+                <w:color w:val="000000"/>
+              </w:rPr>
+            </w:pPr>
+            <w:r>
+              <w:rPr>
+                <w:rFonts w:ascii="Roboto Condensed" w:hAnsi="Helvetica" w:eastAsia="Helvetica" w:cs="Roboto Condensed"/>
+                <w:i w:val="false"/>
+                <w:b w:val="false"/>
+                <w:u w:val="none"/>
+                <w:strike w:val="false"/>
                 <w:sz w:val="24"/>
                 <w:szCs w:val="24"/>
                 <w:color w:val="000000"/>
@@ -1881,7 +1912,6 @@
           </w:tcPr>
           <w:p>
             <w:pPr>
-              <w:pStyle w:val="Normal"/>
               <w:jc w:val="right"/>
               <w:pBdr>
                 <w:bottom w:val="none" w:sz="0" w:space="0" w:color="000000"/>
@@ -1896,17 +1926,19 @@
                 <w:i w:val="false"/>
                 <w:b w:val="false"/>
                 <w:u w:val="none"/>
-                <w:sz w:val="24"/>
-                <w:szCs w:val="24"/>
-                <w:color w:val="000000"/>
-              </w:rPr>
-            </w:pPr>
-            <w:r>
-              <w:rPr>
-                <w:rFonts w:ascii="Roboto Condensed" w:hAnsi="Helvetica" w:eastAsia="Helvetica" w:cs="Roboto Condensed"/>
-                <w:i w:val="false"/>
-                <w:b w:val="false"/>
-                <w:u w:val="none"/>
+                <w:strike w:val="false"/>
+                <w:sz w:val="24"/>
+                <w:szCs w:val="24"/>
+                <w:color w:val="000000"/>
+              </w:rPr>
+            </w:pPr>
+            <w:r>
+              <w:rPr>
+                <w:rFonts w:ascii="Roboto Condensed" w:hAnsi="Helvetica" w:eastAsia="Helvetica" w:cs="Roboto Condensed"/>
+                <w:i w:val="false"/>
+                <w:b w:val="false"/>
+                <w:u w:val="none"/>
+                <w:strike w:val="false"/>
                 <w:sz w:val="24"/>
                 <w:szCs w:val="24"/>
                 <w:color w:val="000000"/>
@@ -1934,7 +1966,6 @@
           </w:tcPr>
           <w:p>
             <w:pPr>
-              <w:pStyle w:val="Normal"/>
               <w:jc w:val="right"/>
               <w:pBdr>
                 <w:bottom w:val="none" w:sz="0" w:space="0" w:color="000000"/>
@@ -1949,17 +1980,19 @@
                 <w:i w:val="false"/>
                 <w:b w:val="false"/>
                 <w:u w:val="none"/>
-                <w:sz w:val="24"/>
-                <w:szCs w:val="24"/>
-                <w:color w:val="000000"/>
-              </w:rPr>
-            </w:pPr>
-            <w:r>
-              <w:rPr>
-                <w:rFonts w:ascii="Roboto Condensed" w:hAnsi="Helvetica" w:eastAsia="Helvetica" w:cs="Roboto Condensed"/>
-                <w:i w:val="false"/>
-                <w:b w:val="false"/>
-                <w:u w:val="none"/>
+                <w:strike w:val="false"/>
+                <w:sz w:val="24"/>
+                <w:szCs w:val="24"/>
+                <w:color w:val="000000"/>
+              </w:rPr>
+            </w:pPr>
+            <w:r>
+              <w:rPr>
+                <w:rFonts w:ascii="Roboto Condensed" w:hAnsi="Helvetica" w:eastAsia="Helvetica" w:cs="Roboto Condensed"/>
+                <w:i w:val="false"/>
+                <w:b w:val="false"/>
+                <w:u w:val="none"/>
+                <w:strike w:val="false"/>
                 <w:sz w:val="24"/>
                 <w:szCs w:val="24"/>
                 <w:color w:val="000000"/>
@@ -1994,7 +2027,6 @@
           </w:tcPr>
           <w:p>
             <w:pPr>
-              <w:pStyle w:val="Normal"/>
               <w:jc w:val="left"/>
               <w:pBdr>
                 <w:bottom w:val="none" w:sz="0" w:space="0" w:color="000000"/>
@@ -2009,17 +2041,19 @@
                 <w:i w:val="false"/>
                 <w:b w:val="false"/>
                 <w:u w:val="none"/>
-                <w:sz w:val="24"/>
-                <w:szCs w:val="24"/>
-                <w:color w:val="000000"/>
-              </w:rPr>
-            </w:pPr>
-            <w:r>
-              <w:rPr>
-                <w:rFonts w:ascii="Roboto Condensed" w:hAnsi="Helvetica" w:eastAsia="Helvetica" w:cs="Roboto Condensed"/>
-                <w:i w:val="false"/>
-                <w:b w:val="false"/>
-                <w:u w:val="none"/>
+                <w:strike w:val="false"/>
+                <w:sz w:val="24"/>
+                <w:szCs w:val="24"/>
+                <w:color w:val="000000"/>
+              </w:rPr>
+            </w:pPr>
+            <w:r>
+              <w:rPr>
+                <w:rFonts w:ascii="Roboto Condensed" w:hAnsi="Helvetica" w:eastAsia="Helvetica" w:cs="Roboto Condensed"/>
+                <w:i w:val="false"/>
+                <w:b w:val="false"/>
+                <w:u w:val="none"/>
+                <w:strike w:val="false"/>
                 <w:sz w:val="24"/>
                 <w:szCs w:val="24"/>
                 <w:color w:val="000000"/>
@@ -2048,7 +2082,6 @@
           </w:tcPr>
           <w:p>
             <w:pPr>
-              <w:pStyle w:val="Normal"/>
               <w:jc w:val="left"/>
               <w:pBdr>
                 <w:bottom w:val="none" w:sz="0" w:space="0" w:color="000000"/>
@@ -2063,17 +2096,19 @@
                 <w:i w:val="false"/>
                 <w:b w:val="false"/>
                 <w:u w:val="none"/>
-                <w:sz w:val="24"/>
-                <w:szCs w:val="24"/>
-                <w:color w:val="000000"/>
-              </w:rPr>
-            </w:pPr>
-            <w:r>
-              <w:rPr>
-                <w:rFonts w:ascii="Roboto Condensed" w:hAnsi="Helvetica" w:eastAsia="Helvetica" w:cs="Roboto Condensed"/>
-                <w:i w:val="false"/>
-                <w:b w:val="false"/>
-                <w:u w:val="none"/>
+                <w:strike w:val="false"/>
+                <w:sz w:val="24"/>
+                <w:szCs w:val="24"/>
+                <w:color w:val="000000"/>
+              </w:rPr>
+            </w:pPr>
+            <w:r>
+              <w:rPr>
+                <w:rFonts w:ascii="Roboto Condensed" w:hAnsi="Helvetica" w:eastAsia="Helvetica" w:cs="Roboto Condensed"/>
+                <w:i w:val="false"/>
+                <w:b w:val="false"/>
+                <w:u w:val="none"/>
+                <w:strike w:val="false"/>
                 <w:sz w:val="24"/>
                 <w:szCs w:val="24"/>
                 <w:color w:val="000000"/>
@@ -2101,7 +2136,6 @@
           </w:tcPr>
           <w:p>
             <w:pPr>
-              <w:pStyle w:val="Normal"/>
               <w:jc w:val="left"/>
               <w:pBdr>
                 <w:bottom w:val="none" w:sz="0" w:space="0" w:color="000000"/>
@@ -2116,17 +2150,19 @@
                 <w:i w:val="false"/>
                 <w:b w:val="false"/>
                 <w:u w:val="none"/>
-                <w:sz w:val="24"/>
-                <w:szCs w:val="24"/>
-                <w:color w:val="000000"/>
-              </w:rPr>
-            </w:pPr>
-            <w:r>
-              <w:rPr>
-                <w:rFonts w:ascii="Roboto Condensed" w:hAnsi="Helvetica" w:eastAsia="Helvetica" w:cs="Roboto Condensed"/>
-                <w:i w:val="false"/>
-                <w:b w:val="false"/>
-                <w:u w:val="none"/>
+                <w:strike w:val="false"/>
+                <w:sz w:val="24"/>
+                <w:szCs w:val="24"/>
+                <w:color w:val="000000"/>
+              </w:rPr>
+            </w:pPr>
+            <w:r>
+              <w:rPr>
+                <w:rFonts w:ascii="Roboto Condensed" w:hAnsi="Helvetica" w:eastAsia="Helvetica" w:cs="Roboto Condensed"/>
+                <w:i w:val="false"/>
+                <w:b w:val="false"/>
+                <w:u w:val="none"/>
+                <w:strike w:val="false"/>
                 <w:sz w:val="24"/>
                 <w:szCs w:val="24"/>
                 <w:color w:val="000000"/>
@@ -2154,7 +2190,6 @@
           </w:tcPr>
           <w:p>
             <w:pPr>
-              <w:pStyle w:val="Normal"/>
               <w:jc w:val="right"/>
               <w:pBdr>
                 <w:bottom w:val="none" w:sz="0" w:space="0" w:color="000000"/>
@@ -2169,17 +2204,19 @@
                 <w:i w:val="false"/>
                 <w:b w:val="false"/>
                 <w:u w:val="none"/>
-                <w:sz w:val="24"/>
-                <w:szCs w:val="24"/>
-                <w:color w:val="000000"/>
-              </w:rPr>
-            </w:pPr>
-            <w:r>
-              <w:rPr>
-                <w:rFonts w:ascii="Roboto Condensed" w:hAnsi="Helvetica" w:eastAsia="Helvetica" w:cs="Roboto Condensed"/>
-                <w:i w:val="false"/>
-                <w:b w:val="false"/>
-                <w:u w:val="none"/>
+                <w:strike w:val="false"/>
+                <w:sz w:val="24"/>
+                <w:szCs w:val="24"/>
+                <w:color w:val="000000"/>
+              </w:rPr>
+            </w:pPr>
+            <w:r>
+              <w:rPr>
+                <w:rFonts w:ascii="Roboto Condensed" w:hAnsi="Helvetica" w:eastAsia="Helvetica" w:cs="Roboto Condensed"/>
+                <w:i w:val="false"/>
+                <w:b w:val="false"/>
+                <w:u w:val="none"/>
+                <w:strike w:val="false"/>
                 <w:sz w:val="24"/>
                 <w:szCs w:val="24"/>
                 <w:color w:val="000000"/>
@@ -2207,7 +2244,6 @@
           </w:tcPr>
           <w:p>
             <w:pPr>
-              <w:pStyle w:val="Normal"/>
               <w:jc w:val="right"/>
               <w:pBdr>
                 <w:bottom w:val="none" w:sz="0" w:space="0" w:color="000000"/>
@@ -2222,17 +2258,19 @@
                 <w:i w:val="false"/>
                 <w:b w:val="false"/>
                 <w:u w:val="none"/>
-                <w:sz w:val="24"/>
-                <w:szCs w:val="24"/>
-                <w:color w:val="000000"/>
-              </w:rPr>
-            </w:pPr>
-            <w:r>
-              <w:rPr>
-                <w:rFonts w:ascii="Roboto Condensed" w:hAnsi="Helvetica" w:eastAsia="Helvetica" w:cs="Roboto Condensed"/>
-                <w:i w:val="false"/>
-                <w:b w:val="false"/>
-                <w:u w:val="none"/>
+                <w:strike w:val="false"/>
+                <w:sz w:val="24"/>
+                <w:szCs w:val="24"/>
+                <w:color w:val="000000"/>
+              </w:rPr>
+            </w:pPr>
+            <w:r>
+              <w:rPr>
+                <w:rFonts w:ascii="Roboto Condensed" w:hAnsi="Helvetica" w:eastAsia="Helvetica" w:cs="Roboto Condensed"/>
+                <w:i w:val="false"/>
+                <w:b w:val="false"/>
+                <w:u w:val="none"/>
+                <w:strike w:val="false"/>
                 <w:sz w:val="24"/>
                 <w:szCs w:val="24"/>
                 <w:color w:val="000000"/>
@@ -2260,7 +2298,6 @@
           </w:tcPr>
           <w:p>
             <w:pPr>
-              <w:pStyle w:val="Normal"/>
               <w:jc w:val="right"/>
               <w:pBdr>
                 <w:bottom w:val="none" w:sz="0" w:space="0" w:color="000000"/>
@@ -2275,17 +2312,19 @@
                 <w:i w:val="false"/>
                 <w:b w:val="false"/>
                 <w:u w:val="none"/>
-                <w:sz w:val="24"/>
-                <w:szCs w:val="24"/>
-                <w:color w:val="000000"/>
-              </w:rPr>
-            </w:pPr>
-            <w:r>
-              <w:rPr>
-                <w:rFonts w:ascii="Roboto Condensed" w:hAnsi="Helvetica" w:eastAsia="Helvetica" w:cs="Roboto Condensed"/>
-                <w:i w:val="false"/>
-                <w:b w:val="false"/>
-                <w:u w:val="none"/>
+                <w:strike w:val="false"/>
+                <w:sz w:val="24"/>
+                <w:szCs w:val="24"/>
+                <w:color w:val="000000"/>
+              </w:rPr>
+            </w:pPr>
+            <w:r>
+              <w:rPr>
+                <w:rFonts w:ascii="Roboto Condensed" w:hAnsi="Helvetica" w:eastAsia="Helvetica" w:cs="Roboto Condensed"/>
+                <w:i w:val="false"/>
+                <w:b w:val="false"/>
+                <w:u w:val="none"/>
+                <w:strike w:val="false"/>
                 <w:sz w:val="24"/>
                 <w:szCs w:val="24"/>
                 <w:color w:val="000000"/>
@@ -2313,7 +2352,6 @@
           </w:tcPr>
           <w:p>
             <w:pPr>
-              <w:pStyle w:val="Normal"/>
               <w:jc w:val="right"/>
               <w:pBdr>
                 <w:bottom w:val="none" w:sz="0" w:space="0" w:color="000000"/>
@@ -2328,17 +2366,19 @@
                 <w:i w:val="false"/>
                 <w:b w:val="false"/>
                 <w:u w:val="none"/>
-                <w:sz w:val="24"/>
-                <w:szCs w:val="24"/>
-                <w:color w:val="000000"/>
-              </w:rPr>
-            </w:pPr>
-            <w:r>
-              <w:rPr>
-                <w:rFonts w:ascii="Roboto Condensed" w:hAnsi="Helvetica" w:eastAsia="Helvetica" w:cs="Roboto Condensed"/>
-                <w:i w:val="false"/>
-                <w:b w:val="false"/>
-                <w:u w:val="none"/>
+                <w:strike w:val="false"/>
+                <w:sz w:val="24"/>
+                <w:szCs w:val="24"/>
+                <w:color w:val="000000"/>
+              </w:rPr>
+            </w:pPr>
+            <w:r>
+              <w:rPr>
+                <w:rFonts w:ascii="Roboto Condensed" w:hAnsi="Helvetica" w:eastAsia="Helvetica" w:cs="Roboto Condensed"/>
+                <w:i w:val="false"/>
+                <w:b w:val="false"/>
+                <w:u w:val="none"/>
+                <w:strike w:val="false"/>
                 <w:sz w:val="24"/>
                 <w:szCs w:val="24"/>
                 <w:color w:val="000000"/>
@@ -2366,7 +2406,6 @@
           </w:tcPr>
           <w:p>
             <w:pPr>
-              <w:pStyle w:val="Normal"/>
               <w:jc w:val="right"/>
               <w:pBdr>
                 <w:bottom w:val="none" w:sz="0" w:space="0" w:color="000000"/>
@@ -2381,17 +2420,19 @@
                 <w:i w:val="false"/>
                 <w:b w:val="false"/>
                 <w:u w:val="none"/>
-                <w:sz w:val="24"/>
-                <w:szCs w:val="24"/>
-                <w:color w:val="000000"/>
-              </w:rPr>
-            </w:pPr>
-            <w:r>
-              <w:rPr>
-                <w:rFonts w:ascii="Roboto Condensed" w:hAnsi="Helvetica" w:eastAsia="Helvetica" w:cs="Roboto Condensed"/>
-                <w:i w:val="false"/>
-                <w:b w:val="false"/>
-                <w:u w:val="none"/>
+                <w:strike w:val="false"/>
+                <w:sz w:val="24"/>
+                <w:szCs w:val="24"/>
+                <w:color w:val="000000"/>
+              </w:rPr>
+            </w:pPr>
+            <w:r>
+              <w:rPr>
+                <w:rFonts w:ascii="Roboto Condensed" w:hAnsi="Helvetica" w:eastAsia="Helvetica" w:cs="Roboto Condensed"/>
+                <w:i w:val="false"/>
+                <w:b w:val="false"/>
+                <w:u w:val="none"/>
+                <w:strike w:val="false"/>
                 <w:sz w:val="24"/>
                 <w:szCs w:val="24"/>
                 <w:color w:val="000000"/>
@@ -2419,7 +2460,6 @@
           </w:tcPr>
           <w:p>
             <w:pPr>
-              <w:pStyle w:val="Normal"/>
               <w:jc w:val="right"/>
               <w:pBdr>
                 <w:bottom w:val="none" w:sz="0" w:space="0" w:color="000000"/>
@@ -2434,17 +2474,19 @@
                 <w:i w:val="false"/>
                 <w:b w:val="false"/>
                 <w:u w:val="none"/>
-                <w:sz w:val="24"/>
-                <w:szCs w:val="24"/>
-                <w:color w:val="000000"/>
-              </w:rPr>
-            </w:pPr>
-            <w:r>
-              <w:rPr>
-                <w:rFonts w:ascii="Roboto Condensed" w:hAnsi="Helvetica" w:eastAsia="Helvetica" w:cs="Roboto Condensed"/>
-                <w:i w:val="false"/>
-                <w:b w:val="false"/>
-                <w:u w:val="none"/>
+                <w:strike w:val="false"/>
+                <w:sz w:val="24"/>
+                <w:szCs w:val="24"/>
+                <w:color w:val="000000"/>
+              </w:rPr>
+            </w:pPr>
+            <w:r>
+              <w:rPr>
+                <w:rFonts w:ascii="Roboto Condensed" w:hAnsi="Helvetica" w:eastAsia="Helvetica" w:cs="Roboto Condensed"/>
+                <w:i w:val="false"/>
+                <w:b w:val="false"/>
+                <w:u w:val="none"/>
+                <w:strike w:val="false"/>
                 <w:sz w:val="24"/>
                 <w:szCs w:val="24"/>
                 <w:color w:val="000000"/>
@@ -2479,7 +2521,6 @@
           </w:tcPr>
           <w:p>
             <w:pPr>
-              <w:pStyle w:val="Normal"/>
               <w:jc w:val="left"/>
               <w:pBdr>
                 <w:bottom w:val="none" w:sz="0" w:space="0" w:color="000000"/>
@@ -2494,6 +2535,7 @@
                 <w:i w:val="false"/>
                 <w:b w:val="false"/>
                 <w:u w:val="none"/>
+                <w:strike w:val="false"/>
                 <w:sz w:val="24"/>
                 <w:szCs w:val="24"/>
                 <w:color w:val="000000"/>
@@ -2521,7 +2563,6 @@
           </w:tcPr>
           <w:p>
             <w:pPr>
-              <w:pStyle w:val="Normal"/>
               <w:jc w:val="left"/>
               <w:pBdr>
                 <w:bottom w:val="none" w:sz="0" w:space="0" w:color="000000"/>
@@ -2536,33 +2577,33 @@
                 <w:i w:val="false"/>
                 <w:b w:val="false"/>
                 <w:u w:val="none"/>
-                <w:sz w:val="24"/>
-                <w:szCs w:val="24"/>
-                <w:color w:val="000000"/>
-              </w:rPr>
-            </w:pPr>
-          </w:p>
-        </w:tc>
-        <w:tc>
-          <w:tcPr>
-            <w:tcBorders>
-              <w:bottom w:val="single" w:sz="4" w:space="0" w:color="A6A6A6"/>
-              <w:top w:val="single" w:sz="4" w:space="0" w:color="A6A6A6"/>
-              <w:left w:val="single" w:sz="4" w:space="0" w:color="A6A6A6"/>
-              <w:right w:val="single" w:sz="4" w:space="0" w:color="A6A6A6"/>
-            </w:tcBorders>
-            <w:shd w:val="clear" w:color="auto" w:fill="F2F2F2"/>
-            <w:tcMar>
-              <w:top w:w="0" w:type="dxa"/>
-              <w:bottom w:w="0" w:type="dxa"/>
-              <w:left w:w="0" w:type="dxa"/>
-              <w:right w:w="0" w:type="dxa"/>
-            </w:tcMar>
-            <w:vAlign w:val="center"/>
-          </w:tcPr>
-          <w:p>
-            <w:pPr>
-              <w:pStyle w:val="Normal"/>
+                <w:strike w:val="false"/>
+                <w:sz w:val="24"/>
+                <w:szCs w:val="24"/>
+                <w:color w:val="000000"/>
+              </w:rPr>
+            </w:pPr>
+          </w:p>
+        </w:tc>
+        <w:tc>
+          <w:tcPr>
+            <w:tcBorders>
+              <w:bottom w:val="single" w:sz="4" w:space="0" w:color="A6A6A6"/>
+              <w:top w:val="single" w:sz="4" w:space="0" w:color="A6A6A6"/>
+              <w:left w:val="single" w:sz="4" w:space="0" w:color="A6A6A6"/>
+              <w:right w:val="single" w:sz="4" w:space="0" w:color="A6A6A6"/>
+            </w:tcBorders>
+            <w:shd w:val="clear" w:color="auto" w:fill="F2F2F2"/>
+            <w:tcMar>
+              <w:top w:w="0" w:type="dxa"/>
+              <w:bottom w:w="0" w:type="dxa"/>
+              <w:left w:w="0" w:type="dxa"/>
+              <w:right w:w="0" w:type="dxa"/>
+            </w:tcMar>
+            <w:vAlign w:val="center"/>
+          </w:tcPr>
+          <w:p>
+            <w:pPr>
               <w:jc w:val="left"/>
               <w:pBdr>
                 <w:bottom w:val="none" w:sz="0" w:space="0" w:color="000000"/>
@@ -2577,17 +2618,19 @@
                 <w:i w:val="false"/>
                 <w:b w:val="false"/>
                 <w:u w:val="none"/>
-                <w:sz w:val="24"/>
-                <w:szCs w:val="24"/>
-                <w:color w:val="000000"/>
-              </w:rPr>
-            </w:pPr>
-            <w:r>
-              <w:rPr>
-                <w:rFonts w:ascii="Roboto Condensed" w:hAnsi="Helvetica" w:eastAsia="Helvetica" w:cs="Roboto Condensed"/>
-                <w:i w:val="false"/>
-                <w:b w:val="false"/>
-                <w:u w:val="none"/>
+                <w:strike w:val="false"/>
+                <w:sz w:val="24"/>
+                <w:szCs w:val="24"/>
+                <w:color w:val="000000"/>
+              </w:rPr>
+            </w:pPr>
+            <w:r>
+              <w:rPr>
+                <w:rFonts w:ascii="Roboto Condensed" w:hAnsi="Helvetica" w:eastAsia="Helvetica" w:cs="Roboto Condensed"/>
+                <w:i w:val="false"/>
+                <w:b w:val="false"/>
+                <w:u w:val="none"/>
+                <w:strike w:val="false"/>
                 <w:sz w:val="24"/>
                 <w:szCs w:val="24"/>
                 <w:color w:val="000000"/>
@@ -2615,7 +2658,6 @@
           </w:tcPr>
           <w:p>
             <w:pPr>
-              <w:pStyle w:val="Normal"/>
               <w:jc w:val="right"/>
               <w:pBdr>
                 <w:bottom w:val="none" w:sz="0" w:space="0" w:color="000000"/>
@@ -2630,17 +2672,19 @@
                 <w:i w:val="false"/>
                 <w:b w:val="false"/>
                 <w:u w:val="none"/>
-                <w:sz w:val="24"/>
-                <w:szCs w:val="24"/>
-                <w:color w:val="000000"/>
-              </w:rPr>
-            </w:pPr>
-            <w:r>
-              <w:rPr>
-                <w:rFonts w:ascii="Roboto Condensed" w:hAnsi="Helvetica" w:eastAsia="Helvetica" w:cs="Roboto Condensed"/>
-                <w:i w:val="false"/>
-                <w:b w:val="false"/>
-                <w:u w:val="none"/>
+                <w:strike w:val="false"/>
+                <w:sz w:val="24"/>
+                <w:szCs w:val="24"/>
+                <w:color w:val="000000"/>
+              </w:rPr>
+            </w:pPr>
+            <w:r>
+              <w:rPr>
+                <w:rFonts w:ascii="Roboto Condensed" w:hAnsi="Helvetica" w:eastAsia="Helvetica" w:cs="Roboto Condensed"/>
+                <w:i w:val="false"/>
+                <w:b w:val="false"/>
+                <w:u w:val="none"/>
+                <w:strike w:val="false"/>
                 <w:sz w:val="24"/>
                 <w:szCs w:val="24"/>
                 <w:color w:val="000000"/>
@@ -2668,7 +2712,6 @@
           </w:tcPr>
           <w:p>
             <w:pPr>
-              <w:pStyle w:val="Normal"/>
               <w:jc w:val="right"/>
               <w:pBdr>
                 <w:bottom w:val="none" w:sz="0" w:space="0" w:color="000000"/>
@@ -2683,17 +2726,19 @@
                 <w:i w:val="false"/>
                 <w:b w:val="false"/>
                 <w:u w:val="none"/>
-                <w:sz w:val="24"/>
-                <w:szCs w:val="24"/>
-                <w:color w:val="000000"/>
-              </w:rPr>
-            </w:pPr>
-            <w:r>
-              <w:rPr>
-                <w:rFonts w:ascii="Roboto Condensed" w:hAnsi="Helvetica" w:eastAsia="Helvetica" w:cs="Roboto Condensed"/>
-                <w:i w:val="false"/>
-                <w:b w:val="false"/>
-                <w:u w:val="none"/>
+                <w:strike w:val="false"/>
+                <w:sz w:val="24"/>
+                <w:szCs w:val="24"/>
+                <w:color w:val="000000"/>
+              </w:rPr>
+            </w:pPr>
+            <w:r>
+              <w:rPr>
+                <w:rFonts w:ascii="Roboto Condensed" w:hAnsi="Helvetica" w:eastAsia="Helvetica" w:cs="Roboto Condensed"/>
+                <w:i w:val="false"/>
+                <w:b w:val="false"/>
+                <w:u w:val="none"/>
+                <w:strike w:val="false"/>
                 <w:sz w:val="24"/>
                 <w:szCs w:val="24"/>
                 <w:color w:val="000000"/>
@@ -2721,7 +2766,6 @@
           </w:tcPr>
           <w:p>
             <w:pPr>
-              <w:pStyle w:val="Normal"/>
               <w:jc w:val="right"/>
               <w:pBdr>
                 <w:bottom w:val="none" w:sz="0" w:space="0" w:color="000000"/>
@@ -2736,17 +2780,19 @@
                 <w:i w:val="false"/>
                 <w:b w:val="false"/>
                 <w:u w:val="none"/>
-                <w:sz w:val="24"/>
-                <w:szCs w:val="24"/>
-                <w:color w:val="000000"/>
-              </w:rPr>
-            </w:pPr>
-            <w:r>
-              <w:rPr>
-                <w:rFonts w:ascii="Roboto Condensed" w:hAnsi="Helvetica" w:eastAsia="Helvetica" w:cs="Roboto Condensed"/>
-                <w:i w:val="false"/>
-                <w:b w:val="false"/>
-                <w:u w:val="none"/>
+                <w:strike w:val="false"/>
+                <w:sz w:val="24"/>
+                <w:szCs w:val="24"/>
+                <w:color w:val="000000"/>
+              </w:rPr>
+            </w:pPr>
+            <w:r>
+              <w:rPr>
+                <w:rFonts w:ascii="Roboto Condensed" w:hAnsi="Helvetica" w:eastAsia="Helvetica" w:cs="Roboto Condensed"/>
+                <w:i w:val="false"/>
+                <w:b w:val="false"/>
+                <w:u w:val="none"/>
+                <w:strike w:val="false"/>
                 <w:sz w:val="24"/>
                 <w:szCs w:val="24"/>
                 <w:color w:val="000000"/>
@@ -2774,7 +2820,6 @@
           </w:tcPr>
           <w:p>
             <w:pPr>
-              <w:pStyle w:val="Normal"/>
               <w:jc w:val="right"/>
               <w:pBdr>
                 <w:bottom w:val="none" w:sz="0" w:space="0" w:color="000000"/>
@@ -2789,17 +2834,19 @@
                 <w:i w:val="false"/>
                 <w:b w:val="false"/>
                 <w:u w:val="none"/>
-                <w:sz w:val="24"/>
-                <w:szCs w:val="24"/>
-                <w:color w:val="000000"/>
-              </w:rPr>
-            </w:pPr>
-            <w:r>
-              <w:rPr>
-                <w:rFonts w:ascii="Roboto Condensed" w:hAnsi="Helvetica" w:eastAsia="Helvetica" w:cs="Roboto Condensed"/>
-                <w:i w:val="false"/>
-                <w:b w:val="false"/>
-                <w:u w:val="none"/>
+                <w:strike w:val="false"/>
+                <w:sz w:val="24"/>
+                <w:szCs w:val="24"/>
+                <w:color w:val="000000"/>
+              </w:rPr>
+            </w:pPr>
+            <w:r>
+              <w:rPr>
+                <w:rFonts w:ascii="Roboto Condensed" w:hAnsi="Helvetica" w:eastAsia="Helvetica" w:cs="Roboto Condensed"/>
+                <w:i w:val="false"/>
+                <w:b w:val="false"/>
+                <w:u w:val="none"/>
+                <w:strike w:val="false"/>
                 <w:sz w:val="24"/>
                 <w:szCs w:val="24"/>
                 <w:color w:val="000000"/>
@@ -2827,7 +2874,6 @@
           </w:tcPr>
           <w:p>
             <w:pPr>
-              <w:pStyle w:val="Normal"/>
               <w:jc w:val="right"/>
               <w:pBdr>
                 <w:bottom w:val="none" w:sz="0" w:space="0" w:color="000000"/>
@@ -2842,17 +2888,19 @@
                 <w:i w:val="false"/>
                 <w:b w:val="false"/>
                 <w:u w:val="none"/>
-                <w:sz w:val="24"/>
-                <w:szCs w:val="24"/>
-                <w:color w:val="000000"/>
-              </w:rPr>
-            </w:pPr>
-            <w:r>
-              <w:rPr>
-                <w:rFonts w:ascii="Roboto Condensed" w:hAnsi="Helvetica" w:eastAsia="Helvetica" w:cs="Roboto Condensed"/>
-                <w:i w:val="false"/>
-                <w:b w:val="false"/>
-                <w:u w:val="none"/>
+                <w:strike w:val="false"/>
+                <w:sz w:val="24"/>
+                <w:szCs w:val="24"/>
+                <w:color w:val="000000"/>
+              </w:rPr>
+            </w:pPr>
+            <w:r>
+              <w:rPr>
+                <w:rFonts w:ascii="Roboto Condensed" w:hAnsi="Helvetica" w:eastAsia="Helvetica" w:cs="Roboto Condensed"/>
+                <w:i w:val="false"/>
+                <w:b w:val="false"/>
+                <w:u w:val="none"/>
+                <w:strike w:val="false"/>
                 <w:sz w:val="24"/>
                 <w:szCs w:val="24"/>
                 <w:color w:val="000000"/>
@@ -2880,7 +2928,6 @@
           </w:tcPr>
           <w:p>
             <w:pPr>
-              <w:pStyle w:val="Normal"/>
               <w:jc w:val="right"/>
               <w:pBdr>
                 <w:bottom w:val="none" w:sz="0" w:space="0" w:color="000000"/>
@@ -2895,17 +2942,19 @@
                 <w:i w:val="false"/>
                 <w:b w:val="false"/>
                 <w:u w:val="none"/>
-                <w:sz w:val="24"/>
-                <w:szCs w:val="24"/>
-                <w:color w:val="000000"/>
-              </w:rPr>
-            </w:pPr>
-            <w:r>
-              <w:rPr>
-                <w:rFonts w:ascii="Roboto Condensed" w:hAnsi="Helvetica" w:eastAsia="Helvetica" w:cs="Roboto Condensed"/>
-                <w:i w:val="false"/>
-                <w:b w:val="false"/>
-                <w:u w:val="none"/>
+                <w:strike w:val="false"/>
+                <w:sz w:val="24"/>
+                <w:szCs w:val="24"/>
+                <w:color w:val="000000"/>
+              </w:rPr>
+            </w:pPr>
+            <w:r>
+              <w:rPr>
+                <w:rFonts w:ascii="Roboto Condensed" w:hAnsi="Helvetica" w:eastAsia="Helvetica" w:cs="Roboto Condensed"/>
+                <w:i w:val="false"/>
+                <w:b w:val="false"/>
+                <w:u w:val="none"/>
+                <w:strike w:val="false"/>
                 <w:sz w:val="24"/>
                 <w:szCs w:val="24"/>
                 <w:color w:val="000000"/>
@@ -2940,7 +2989,6 @@
           </w:tcPr>
           <w:p>
             <w:pPr>
-              <w:pStyle w:val="Normal"/>
               <w:jc w:val="left"/>
               <w:pBdr>
                 <w:bottom w:val="none" w:sz="0" w:space="0" w:color="000000"/>
@@ -2955,6 +3003,7 @@
                 <w:i w:val="false"/>
                 <w:b w:val="false"/>
                 <w:u w:val="none"/>
+                <w:strike w:val="false"/>
                 <w:sz w:val="24"/>
                 <w:szCs w:val="24"/>
                 <w:color w:val="000000"/>
@@ -2982,7 +3031,6 @@
           </w:tcPr>
           <w:p>
             <w:pPr>
-              <w:pStyle w:val="Normal"/>
               <w:jc w:val="left"/>
               <w:pBdr>
                 <w:bottom w:val="none" w:sz="0" w:space="0" w:color="000000"/>
@@ -2997,33 +3045,33 @@
                 <w:i w:val="false"/>
                 <w:b w:val="false"/>
                 <w:u w:val="none"/>
-                <w:sz w:val="24"/>
-                <w:szCs w:val="24"/>
-                <w:color w:val="000000"/>
-              </w:rPr>
-            </w:pPr>
-          </w:p>
-        </w:tc>
-        <w:tc>
-          <w:tcPr>
-            <w:tcBorders>
-              <w:bottom w:val="single" w:sz="4" w:space="0" w:color="A6A6A6"/>
-              <w:top w:val="single" w:sz="4" w:space="0" w:color="A6A6A6"/>
-              <w:left w:val="single" w:sz="4" w:space="0" w:color="A6A6A6"/>
-              <w:right w:val="single" w:sz="4" w:space="0" w:color="A6A6A6"/>
-            </w:tcBorders>
-            <w:shd w:val="clear" w:color="auto" w:fill="F2F2F2"/>
-            <w:tcMar>
-              <w:top w:w="0" w:type="dxa"/>
-              <w:bottom w:w="0" w:type="dxa"/>
-              <w:left w:w="0" w:type="dxa"/>
-              <w:right w:w="0" w:type="dxa"/>
-            </w:tcMar>
-            <w:vAlign w:val="center"/>
-          </w:tcPr>
-          <w:p>
-            <w:pPr>
-              <w:pStyle w:val="Normal"/>
+                <w:strike w:val="false"/>
+                <w:sz w:val="24"/>
+                <w:szCs w:val="24"/>
+                <w:color w:val="000000"/>
+              </w:rPr>
+            </w:pPr>
+          </w:p>
+        </w:tc>
+        <w:tc>
+          <w:tcPr>
+            <w:tcBorders>
+              <w:bottom w:val="single" w:sz="4" w:space="0" w:color="A6A6A6"/>
+              <w:top w:val="single" w:sz="4" w:space="0" w:color="A6A6A6"/>
+              <w:left w:val="single" w:sz="4" w:space="0" w:color="A6A6A6"/>
+              <w:right w:val="single" w:sz="4" w:space="0" w:color="A6A6A6"/>
+            </w:tcBorders>
+            <w:shd w:val="clear" w:color="auto" w:fill="F2F2F2"/>
+            <w:tcMar>
+              <w:top w:w="0" w:type="dxa"/>
+              <w:bottom w:w="0" w:type="dxa"/>
+              <w:left w:w="0" w:type="dxa"/>
+              <w:right w:w="0" w:type="dxa"/>
+            </w:tcMar>
+            <w:vAlign w:val="center"/>
+          </w:tcPr>
+          <w:p>
+            <w:pPr>
               <w:jc w:val="left"/>
               <w:pBdr>
                 <w:bottom w:val="none" w:sz="0" w:space="0" w:color="000000"/>
@@ -3038,17 +3086,19 @@
                 <w:i w:val="false"/>
                 <w:b w:val="false"/>
                 <w:u w:val="none"/>
-                <w:sz w:val="24"/>
-                <w:szCs w:val="24"/>
-                <w:color w:val="000000"/>
-              </w:rPr>
-            </w:pPr>
-            <w:r>
-              <w:rPr>
-                <w:rFonts w:ascii="Roboto Condensed" w:hAnsi="Helvetica" w:eastAsia="Helvetica" w:cs="Roboto Condensed"/>
-                <w:i w:val="false"/>
-                <w:b w:val="false"/>
-                <w:u w:val="none"/>
+                <w:strike w:val="false"/>
+                <w:sz w:val="24"/>
+                <w:szCs w:val="24"/>
+                <w:color w:val="000000"/>
+              </w:rPr>
+            </w:pPr>
+            <w:r>
+              <w:rPr>
+                <w:rFonts w:ascii="Roboto Condensed" w:hAnsi="Helvetica" w:eastAsia="Helvetica" w:cs="Roboto Condensed"/>
+                <w:i w:val="false"/>
+                <w:b w:val="false"/>
+                <w:u w:val="none"/>
+                <w:strike w:val="false"/>
                 <w:sz w:val="24"/>
                 <w:szCs w:val="24"/>
                 <w:color w:val="000000"/>
@@ -3076,7 +3126,6 @@
           </w:tcPr>
           <w:p>
             <w:pPr>
-              <w:pStyle w:val="Normal"/>
               <w:jc w:val="right"/>
               <w:pBdr>
                 <w:bottom w:val="none" w:sz="0" w:space="0" w:color="000000"/>
@@ -3091,17 +3140,19 @@
                 <w:i w:val="false"/>
                 <w:b w:val="false"/>
                 <w:u w:val="none"/>
-                <w:sz w:val="24"/>
-                <w:szCs w:val="24"/>
-                <w:color w:val="000000"/>
-              </w:rPr>
-            </w:pPr>
-            <w:r>
-              <w:rPr>
-                <w:rFonts w:ascii="Roboto Condensed" w:hAnsi="Helvetica" w:eastAsia="Helvetica" w:cs="Roboto Condensed"/>
-                <w:i w:val="false"/>
-                <w:b w:val="false"/>
-                <w:u w:val="none"/>
+                <w:strike w:val="false"/>
+                <w:sz w:val="24"/>
+                <w:szCs w:val="24"/>
+                <w:color w:val="000000"/>
+              </w:rPr>
+            </w:pPr>
+            <w:r>
+              <w:rPr>
+                <w:rFonts w:ascii="Roboto Condensed" w:hAnsi="Helvetica" w:eastAsia="Helvetica" w:cs="Roboto Condensed"/>
+                <w:i w:val="false"/>
+                <w:b w:val="false"/>
+                <w:u w:val="none"/>
+                <w:strike w:val="false"/>
                 <w:sz w:val="24"/>
                 <w:szCs w:val="24"/>
                 <w:color w:val="000000"/>
@@ -3129,7 +3180,6 @@
           </w:tcPr>
           <w:p>
             <w:pPr>
-              <w:pStyle w:val="Normal"/>
               <w:jc w:val="right"/>
               <w:pBdr>
                 <w:bottom w:val="none" w:sz="0" w:space="0" w:color="000000"/>
@@ -3144,17 +3194,19 @@
                 <w:i w:val="false"/>
                 <w:b w:val="false"/>
                 <w:u w:val="none"/>
-                <w:sz w:val="24"/>
-                <w:szCs w:val="24"/>
-                <w:color w:val="000000"/>
-              </w:rPr>
-            </w:pPr>
-            <w:r>
-              <w:rPr>
-                <w:rFonts w:ascii="Roboto Condensed" w:hAnsi="Helvetica" w:eastAsia="Helvetica" w:cs="Roboto Condensed"/>
-                <w:i w:val="false"/>
-                <w:b w:val="false"/>
-                <w:u w:val="none"/>
+                <w:strike w:val="false"/>
+                <w:sz w:val="24"/>
+                <w:szCs w:val="24"/>
+                <w:color w:val="000000"/>
+              </w:rPr>
+            </w:pPr>
+            <w:r>
+              <w:rPr>
+                <w:rFonts w:ascii="Roboto Condensed" w:hAnsi="Helvetica" w:eastAsia="Helvetica" w:cs="Roboto Condensed"/>
+                <w:i w:val="false"/>
+                <w:b w:val="false"/>
+                <w:u w:val="none"/>
+                <w:strike w:val="false"/>
                 <w:sz w:val="24"/>
                 <w:szCs w:val="24"/>
                 <w:color w:val="000000"/>
@@ -3182,7 +3234,6 @@
           </w:tcPr>
           <w:p>
             <w:pPr>
-              <w:pStyle w:val="Normal"/>
               <w:jc w:val="right"/>
               <w:pBdr>
                 <w:bottom w:val="none" w:sz="0" w:space="0" w:color="000000"/>
@@ -3197,17 +3248,19 @@
                 <w:i w:val="false"/>
                 <w:b w:val="false"/>
                 <w:u w:val="none"/>
-                <w:sz w:val="24"/>
-                <w:szCs w:val="24"/>
-                <w:color w:val="000000"/>
-              </w:rPr>
-            </w:pPr>
-            <w:r>
-              <w:rPr>
-                <w:rFonts w:ascii="Roboto Condensed" w:hAnsi="Helvetica" w:eastAsia="Helvetica" w:cs="Roboto Condensed"/>
-                <w:i w:val="false"/>
-                <w:b w:val="false"/>
-                <w:u w:val="none"/>
+                <w:strike w:val="false"/>
+                <w:sz w:val="24"/>
+                <w:szCs w:val="24"/>
+                <w:color w:val="000000"/>
+              </w:rPr>
+            </w:pPr>
+            <w:r>
+              <w:rPr>
+                <w:rFonts w:ascii="Roboto Condensed" w:hAnsi="Helvetica" w:eastAsia="Helvetica" w:cs="Roboto Condensed"/>
+                <w:i w:val="false"/>
+                <w:b w:val="false"/>
+                <w:u w:val="none"/>
+                <w:strike w:val="false"/>
                 <w:sz w:val="24"/>
                 <w:szCs w:val="24"/>
                 <w:color w:val="000000"/>
@@ -3235,7 +3288,6 @@
           </w:tcPr>
           <w:p>
             <w:pPr>
-              <w:pStyle w:val="Normal"/>
               <w:jc w:val="right"/>
               <w:pBdr>
                 <w:bottom w:val="none" w:sz="0" w:space="0" w:color="000000"/>
@@ -3250,17 +3302,19 @@
                 <w:i w:val="false"/>
                 <w:b w:val="false"/>
                 <w:u w:val="none"/>
-                <w:sz w:val="24"/>
-                <w:szCs w:val="24"/>
-                <w:color w:val="000000"/>
-              </w:rPr>
-            </w:pPr>
-            <w:r>
-              <w:rPr>
-                <w:rFonts w:ascii="Roboto Condensed" w:hAnsi="Helvetica" w:eastAsia="Helvetica" w:cs="Roboto Condensed"/>
-                <w:i w:val="false"/>
-                <w:b w:val="false"/>
-                <w:u w:val="none"/>
+                <w:strike w:val="false"/>
+                <w:sz w:val="24"/>
+                <w:szCs w:val="24"/>
+                <w:color w:val="000000"/>
+              </w:rPr>
+            </w:pPr>
+            <w:r>
+              <w:rPr>
+                <w:rFonts w:ascii="Roboto Condensed" w:hAnsi="Helvetica" w:eastAsia="Helvetica" w:cs="Roboto Condensed"/>
+                <w:i w:val="false"/>
+                <w:b w:val="false"/>
+                <w:u w:val="none"/>
+                <w:strike w:val="false"/>
                 <w:sz w:val="24"/>
                 <w:szCs w:val="24"/>
                 <w:color w:val="000000"/>
@@ -3288,7 +3342,6 @@
           </w:tcPr>
           <w:p>
             <w:pPr>
-              <w:pStyle w:val="Normal"/>
               <w:jc w:val="right"/>
               <w:pBdr>
                 <w:bottom w:val="none" w:sz="0" w:space="0" w:color="000000"/>
@@ -3303,17 +3356,19 @@
                 <w:i w:val="false"/>
                 <w:b w:val="false"/>
                 <w:u w:val="none"/>
-                <w:sz w:val="24"/>
-                <w:szCs w:val="24"/>
-                <w:color w:val="000000"/>
-              </w:rPr>
-            </w:pPr>
-            <w:r>
-              <w:rPr>
-                <w:rFonts w:ascii="Roboto Condensed" w:hAnsi="Helvetica" w:eastAsia="Helvetica" w:cs="Roboto Condensed"/>
-                <w:i w:val="false"/>
-                <w:b w:val="false"/>
-                <w:u w:val="none"/>
+                <w:strike w:val="false"/>
+                <w:sz w:val="24"/>
+                <w:szCs w:val="24"/>
+                <w:color w:val="000000"/>
+              </w:rPr>
+            </w:pPr>
+            <w:r>
+              <w:rPr>
+                <w:rFonts w:ascii="Roboto Condensed" w:hAnsi="Helvetica" w:eastAsia="Helvetica" w:cs="Roboto Condensed"/>
+                <w:i w:val="false"/>
+                <w:b w:val="false"/>
+                <w:u w:val="none"/>
+                <w:strike w:val="false"/>
                 <w:sz w:val="24"/>
                 <w:szCs w:val="24"/>
                 <w:color w:val="000000"/>
@@ -3341,7 +3396,6 @@
           </w:tcPr>
           <w:p>
             <w:pPr>
-              <w:pStyle w:val="Normal"/>
               <w:jc w:val="right"/>
               <w:pBdr>
                 <w:bottom w:val="none" w:sz="0" w:space="0" w:color="000000"/>
@@ -3356,17 +3410,19 @@
                 <w:i w:val="false"/>
                 <w:b w:val="false"/>
                 <w:u w:val="none"/>
-                <w:sz w:val="24"/>
-                <w:szCs w:val="24"/>
-                <w:color w:val="000000"/>
-              </w:rPr>
-            </w:pPr>
-            <w:r>
-              <w:rPr>
-                <w:rFonts w:ascii="Roboto Condensed" w:hAnsi="Helvetica" w:eastAsia="Helvetica" w:cs="Roboto Condensed"/>
-                <w:i w:val="false"/>
-                <w:b w:val="false"/>
-                <w:u w:val="none"/>
+                <w:strike w:val="false"/>
+                <w:sz w:val="24"/>
+                <w:szCs w:val="24"/>
+                <w:color w:val="000000"/>
+              </w:rPr>
+            </w:pPr>
+            <w:r>
+              <w:rPr>
+                <w:rFonts w:ascii="Roboto Condensed" w:hAnsi="Helvetica" w:eastAsia="Helvetica" w:cs="Roboto Condensed"/>
+                <w:i w:val="false"/>
+                <w:b w:val="false"/>
+                <w:u w:val="none"/>
+                <w:strike w:val="false"/>
                 <w:sz w:val="24"/>
                 <w:szCs w:val="24"/>
                 <w:color w:val="000000"/>
@@ -3401,7 +3457,6 @@
           </w:tcPr>
           <w:p>
             <w:pPr>
-              <w:pStyle w:val="Normal"/>
               <w:jc w:val="left"/>
               <w:pBdr>
                 <w:bottom w:val="none" w:sz="0" w:space="0" w:color="000000"/>
@@ -3416,17 +3471,19 @@
                 <w:i w:val="false"/>
                 <w:b w:val="false"/>
                 <w:u w:val="none"/>
-                <w:sz w:val="24"/>
-                <w:szCs w:val="24"/>
-                <w:color w:val="000000"/>
-              </w:rPr>
-            </w:pPr>
-            <w:r>
-              <w:rPr>
-                <w:rFonts w:ascii="Roboto Condensed" w:hAnsi="Helvetica" w:eastAsia="Helvetica" w:cs="Roboto Condensed"/>
-                <w:i w:val="false"/>
-                <w:b w:val="false"/>
-                <w:u w:val="none"/>
+                <w:strike w:val="false"/>
+                <w:sz w:val="24"/>
+                <w:szCs w:val="24"/>
+                <w:color w:val="000000"/>
+              </w:rPr>
+            </w:pPr>
+            <w:r>
+              <w:rPr>
+                <w:rFonts w:ascii="Roboto Condensed" w:hAnsi="Helvetica" w:eastAsia="Helvetica" w:cs="Roboto Condensed"/>
+                <w:i w:val="false"/>
+                <w:b w:val="false"/>
+                <w:u w:val="none"/>
+                <w:strike w:val="false"/>
                 <w:sz w:val="24"/>
                 <w:szCs w:val="24"/>
                 <w:color w:val="000000"/>
@@ -3455,7 +3512,6 @@
           </w:tcPr>
           <w:p>
             <w:pPr>
-              <w:pStyle w:val="Normal"/>
               <w:jc w:val="left"/>
               <w:pBdr>
                 <w:bottom w:val="none" w:sz="0" w:space="0" w:color="000000"/>
@@ -3470,17 +3526,19 @@
                 <w:i w:val="false"/>
                 <w:b w:val="false"/>
                 <w:u w:val="none"/>
-                <w:sz w:val="24"/>
-                <w:szCs w:val="24"/>
-                <w:color w:val="000000"/>
-              </w:rPr>
-            </w:pPr>
-            <w:r>
-              <w:rPr>
-                <w:rFonts w:ascii="Roboto Condensed" w:hAnsi="Helvetica" w:eastAsia="Helvetica" w:cs="Roboto Condensed"/>
-                <w:i w:val="false"/>
-                <w:b w:val="false"/>
-                <w:u w:val="none"/>
+                <w:strike w:val="false"/>
+                <w:sz w:val="24"/>
+                <w:szCs w:val="24"/>
+                <w:color w:val="000000"/>
+              </w:rPr>
+            </w:pPr>
+            <w:r>
+              <w:rPr>
+                <w:rFonts w:ascii="Roboto Condensed" w:hAnsi="Helvetica" w:eastAsia="Helvetica" w:cs="Roboto Condensed"/>
+                <w:i w:val="false"/>
+                <w:b w:val="false"/>
+                <w:u w:val="none"/>
+                <w:strike w:val="false"/>
                 <w:sz w:val="24"/>
                 <w:szCs w:val="24"/>
                 <w:color w:val="000000"/>
@@ -3508,7 +3566,6 @@
           </w:tcPr>
           <w:p>
             <w:pPr>
-              <w:pStyle w:val="Normal"/>
               <w:jc w:val="left"/>
               <w:pBdr>
                 <w:bottom w:val="none" w:sz="0" w:space="0" w:color="000000"/>
@@ -3523,17 +3580,19 @@
                 <w:i w:val="false"/>
                 <w:b w:val="false"/>
                 <w:u w:val="none"/>
-                <w:sz w:val="24"/>
-                <w:szCs w:val="24"/>
-                <w:color w:val="000000"/>
-              </w:rPr>
-            </w:pPr>
-            <w:r>
-              <w:rPr>
-                <w:rFonts w:ascii="Roboto Condensed" w:hAnsi="Helvetica" w:eastAsia="Helvetica" w:cs="Roboto Condensed"/>
-                <w:i w:val="false"/>
-                <w:b w:val="false"/>
-                <w:u w:val="none"/>
+                <w:strike w:val="false"/>
+                <w:sz w:val="24"/>
+                <w:szCs w:val="24"/>
+                <w:color w:val="000000"/>
+              </w:rPr>
+            </w:pPr>
+            <w:r>
+              <w:rPr>
+                <w:rFonts w:ascii="Roboto Condensed" w:hAnsi="Helvetica" w:eastAsia="Helvetica" w:cs="Roboto Condensed"/>
+                <w:i w:val="false"/>
+                <w:b w:val="false"/>
+                <w:u w:val="none"/>
+                <w:strike w:val="false"/>
                 <w:sz w:val="24"/>
                 <w:szCs w:val="24"/>
                 <w:color w:val="000000"/>
@@ -3561,7 +3620,6 @@
           </w:tcPr>
           <w:p>
             <w:pPr>
-              <w:pStyle w:val="Normal"/>
               <w:jc w:val="right"/>
               <w:pBdr>
                 <w:bottom w:val="none" w:sz="0" w:space="0" w:color="000000"/>
@@ -3576,17 +3634,19 @@
                 <w:i w:val="false"/>
                 <w:b w:val="false"/>
                 <w:u w:val="none"/>
-                <w:sz w:val="24"/>
-                <w:szCs w:val="24"/>
-                <w:color w:val="000000"/>
-              </w:rPr>
-            </w:pPr>
-            <w:r>
-              <w:rPr>
-                <w:rFonts w:ascii="Roboto Condensed" w:hAnsi="Helvetica" w:eastAsia="Helvetica" w:cs="Roboto Condensed"/>
-                <w:i w:val="false"/>
-                <w:b w:val="false"/>
-                <w:u w:val="none"/>
+                <w:strike w:val="false"/>
+                <w:sz w:val="24"/>
+                <w:szCs w:val="24"/>
+                <w:color w:val="000000"/>
+              </w:rPr>
+            </w:pPr>
+            <w:r>
+              <w:rPr>
+                <w:rFonts w:ascii="Roboto Condensed" w:hAnsi="Helvetica" w:eastAsia="Helvetica" w:cs="Roboto Condensed"/>
+                <w:i w:val="false"/>
+                <w:b w:val="false"/>
+                <w:u w:val="none"/>
+                <w:strike w:val="false"/>
                 <w:sz w:val="24"/>
                 <w:szCs w:val="24"/>
                 <w:color w:val="000000"/>
@@ -3614,7 +3674,6 @@
           </w:tcPr>
           <w:p>
             <w:pPr>
-              <w:pStyle w:val="Normal"/>
               <w:jc w:val="right"/>
               <w:pBdr>
                 <w:bottom w:val="none" w:sz="0" w:space="0" w:color="000000"/>
@@ -3629,17 +3688,19 @@
                 <w:i w:val="false"/>
                 <w:b w:val="false"/>
                 <w:u w:val="none"/>
-                <w:sz w:val="24"/>
-                <w:szCs w:val="24"/>
-                <w:color w:val="000000"/>
-              </w:rPr>
-            </w:pPr>
-            <w:r>
-              <w:rPr>
-                <w:rFonts w:ascii="Roboto Condensed" w:hAnsi="Helvetica" w:eastAsia="Helvetica" w:cs="Roboto Condensed"/>
-                <w:i w:val="false"/>
-                <w:b w:val="false"/>
-                <w:u w:val="none"/>
+                <w:strike w:val="false"/>
+                <w:sz w:val="24"/>
+                <w:szCs w:val="24"/>
+                <w:color w:val="000000"/>
+              </w:rPr>
+            </w:pPr>
+            <w:r>
+              <w:rPr>
+                <w:rFonts w:ascii="Roboto Condensed" w:hAnsi="Helvetica" w:eastAsia="Helvetica" w:cs="Roboto Condensed"/>
+                <w:i w:val="false"/>
+                <w:b w:val="false"/>
+                <w:u w:val="none"/>
+                <w:strike w:val="false"/>
                 <w:sz w:val="24"/>
                 <w:szCs w:val="24"/>
                 <w:color w:val="000000"/>
@@ -3667,7 +3728,6 @@
           </w:tcPr>
           <w:p>
             <w:pPr>
-              <w:pStyle w:val="Normal"/>
               <w:jc w:val="right"/>
               <w:pBdr>
                 <w:bottom w:val="none" w:sz="0" w:space="0" w:color="000000"/>
@@ -3682,17 +3742,19 @@
                 <w:i w:val="false"/>
                 <w:b w:val="false"/>
                 <w:u w:val="none"/>
-                <w:sz w:val="24"/>
-                <w:szCs w:val="24"/>
-                <w:color w:val="000000"/>
-              </w:rPr>
-            </w:pPr>
-            <w:r>
-              <w:rPr>
-                <w:rFonts w:ascii="Roboto Condensed" w:hAnsi="Helvetica" w:eastAsia="Helvetica" w:cs="Roboto Condensed"/>
-                <w:i w:val="false"/>
-                <w:b w:val="false"/>
-                <w:u w:val="none"/>
+                <w:strike w:val="false"/>
+                <w:sz w:val="24"/>
+                <w:szCs w:val="24"/>
+                <w:color w:val="000000"/>
+              </w:rPr>
+            </w:pPr>
+            <w:r>
+              <w:rPr>
+                <w:rFonts w:ascii="Roboto Condensed" w:hAnsi="Helvetica" w:eastAsia="Helvetica" w:cs="Roboto Condensed"/>
+                <w:i w:val="false"/>
+                <w:b w:val="false"/>
+                <w:u w:val="none"/>
+                <w:strike w:val="false"/>
                 <w:sz w:val="24"/>
                 <w:szCs w:val="24"/>
                 <w:color w:val="000000"/>
@@ -3720,7 +3782,6 @@
           </w:tcPr>
           <w:p>
             <w:pPr>
-              <w:pStyle w:val="Normal"/>
               <w:jc w:val="right"/>
               <w:pBdr>
                 <w:bottom w:val="none" w:sz="0" w:space="0" w:color="000000"/>
@@ -3735,17 +3796,19 @@
                 <w:i w:val="false"/>
                 <w:b w:val="false"/>
                 <w:u w:val="none"/>
-                <w:sz w:val="24"/>
-                <w:szCs w:val="24"/>
-                <w:color w:val="000000"/>
-              </w:rPr>
-            </w:pPr>
-            <w:r>
-              <w:rPr>
-                <w:rFonts w:ascii="Roboto Condensed" w:hAnsi="Helvetica" w:eastAsia="Helvetica" w:cs="Roboto Condensed"/>
-                <w:i w:val="false"/>
-                <w:b w:val="false"/>
-                <w:u w:val="none"/>
+                <w:strike w:val="false"/>
+                <w:sz w:val="24"/>
+                <w:szCs w:val="24"/>
+                <w:color w:val="000000"/>
+              </w:rPr>
+            </w:pPr>
+            <w:r>
+              <w:rPr>
+                <w:rFonts w:ascii="Roboto Condensed" w:hAnsi="Helvetica" w:eastAsia="Helvetica" w:cs="Roboto Condensed"/>
+                <w:i w:val="false"/>
+                <w:b w:val="false"/>
+                <w:u w:val="none"/>
+                <w:strike w:val="false"/>
                 <w:sz w:val="24"/>
                 <w:szCs w:val="24"/>
                 <w:color w:val="000000"/>
@@ -3773,7 +3836,6 @@
           </w:tcPr>
           <w:p>
             <w:pPr>
-              <w:pStyle w:val="Normal"/>
               <w:jc w:val="right"/>
               <w:pBdr>
                 <w:bottom w:val="none" w:sz="0" w:space="0" w:color="000000"/>
@@ -3788,17 +3850,19 @@
                 <w:i w:val="false"/>
                 <w:b w:val="false"/>
                 <w:u w:val="none"/>
-                <w:sz w:val="24"/>
-                <w:szCs w:val="24"/>
-                <w:color w:val="000000"/>
-              </w:rPr>
-            </w:pPr>
-            <w:r>
-              <w:rPr>
-                <w:rFonts w:ascii="Roboto Condensed" w:hAnsi="Helvetica" w:eastAsia="Helvetica" w:cs="Roboto Condensed"/>
-                <w:i w:val="false"/>
-                <w:b w:val="false"/>
-                <w:u w:val="none"/>
+                <w:strike w:val="false"/>
+                <w:sz w:val="24"/>
+                <w:szCs w:val="24"/>
+                <w:color w:val="000000"/>
+              </w:rPr>
+            </w:pPr>
+            <w:r>
+              <w:rPr>
+                <w:rFonts w:ascii="Roboto Condensed" w:hAnsi="Helvetica" w:eastAsia="Helvetica" w:cs="Roboto Condensed"/>
+                <w:i w:val="false"/>
+                <w:b w:val="false"/>
+                <w:u w:val="none"/>
+                <w:strike w:val="false"/>
                 <w:sz w:val="24"/>
                 <w:szCs w:val="24"/>
                 <w:color w:val="000000"/>
@@ -3826,7 +3890,6 @@
           </w:tcPr>
           <w:p>
             <w:pPr>
-              <w:pStyle w:val="Normal"/>
               <w:jc w:val="right"/>
               <w:pBdr>
                 <w:bottom w:val="none" w:sz="0" w:space="0" w:color="000000"/>
@@ -3841,17 +3904,19 @@
                 <w:i w:val="false"/>
                 <w:b w:val="false"/>
                 <w:u w:val="none"/>
-                <w:sz w:val="24"/>
-                <w:szCs w:val="24"/>
-                <w:color w:val="000000"/>
-              </w:rPr>
-            </w:pPr>
-            <w:r>
-              <w:rPr>
-                <w:rFonts w:ascii="Roboto Condensed" w:hAnsi="Helvetica" w:eastAsia="Helvetica" w:cs="Roboto Condensed"/>
-                <w:i w:val="false"/>
-                <w:b w:val="false"/>
-                <w:u w:val="none"/>
+                <w:strike w:val="false"/>
+                <w:sz w:val="24"/>
+                <w:szCs w:val="24"/>
+                <w:color w:val="000000"/>
+              </w:rPr>
+            </w:pPr>
+            <w:r>
+              <w:rPr>
+                <w:rFonts w:ascii="Roboto Condensed" w:hAnsi="Helvetica" w:eastAsia="Helvetica" w:cs="Roboto Condensed"/>
+                <w:i w:val="false"/>
+                <w:b w:val="false"/>
+                <w:u w:val="none"/>
+                <w:strike w:val="false"/>
                 <w:sz w:val="24"/>
                 <w:szCs w:val="24"/>
                 <w:color w:val="000000"/>
@@ -3886,7 +3951,6 @@
           </w:tcPr>
           <w:p>
             <w:pPr>
-              <w:pStyle w:val="Normal"/>
               <w:jc w:val="left"/>
               <w:pBdr>
                 <w:bottom w:val="none" w:sz="0" w:space="0" w:color="000000"/>
@@ -3901,6 +3965,7 @@
                 <w:i w:val="false"/>
                 <w:b w:val="false"/>
                 <w:u w:val="none"/>
+                <w:strike w:val="false"/>
                 <w:sz w:val="24"/>
                 <w:szCs w:val="24"/>
                 <w:color w:val="000000"/>
@@ -3928,7 +3993,6 @@
           </w:tcPr>
           <w:p>
             <w:pPr>
-              <w:pStyle w:val="Normal"/>
               <w:jc w:val="left"/>
               <w:pBdr>
                 <w:bottom w:val="none" w:sz="0" w:space="0" w:color="000000"/>
@@ -3943,33 +4007,33 @@
                 <w:i w:val="false"/>
                 <w:b w:val="false"/>
                 <w:u w:val="none"/>
-                <w:sz w:val="24"/>
-                <w:szCs w:val="24"/>
-                <w:color w:val="000000"/>
-              </w:rPr>
-            </w:pPr>
-          </w:p>
-        </w:tc>
-        <w:tc>
-          <w:tcPr>
-            <w:tcBorders>
-              <w:bottom w:val="single" w:sz="4" w:space="0" w:color="A6A6A6"/>
-              <w:top w:val="single" w:sz="4" w:space="0" w:color="A6A6A6"/>
-              <w:left w:val="single" w:sz="4" w:space="0" w:color="A6A6A6"/>
-              <w:right w:val="single" w:sz="4" w:space="0" w:color="A6A6A6"/>
-            </w:tcBorders>
-            <w:shd w:val="clear" w:color="auto" w:fill="F2F2F2"/>
-            <w:tcMar>
-              <w:top w:w="0" w:type="dxa"/>
-              <w:bottom w:w="0" w:type="dxa"/>
-              <w:left w:w="0" w:type="dxa"/>
-              <w:right w:w="0" w:type="dxa"/>
-            </w:tcMar>
-            <w:vAlign w:val="center"/>
-          </w:tcPr>
-          <w:p>
-            <w:pPr>
-              <w:pStyle w:val="Normal"/>
+                <w:strike w:val="false"/>
+                <w:sz w:val="24"/>
+                <w:szCs w:val="24"/>
+                <w:color w:val="000000"/>
+              </w:rPr>
+            </w:pPr>
+          </w:p>
+        </w:tc>
+        <w:tc>
+          <w:tcPr>
+            <w:tcBorders>
+              <w:bottom w:val="single" w:sz="4" w:space="0" w:color="A6A6A6"/>
+              <w:top w:val="single" w:sz="4" w:space="0" w:color="A6A6A6"/>
+              <w:left w:val="single" w:sz="4" w:space="0" w:color="A6A6A6"/>
+              <w:right w:val="single" w:sz="4" w:space="0" w:color="A6A6A6"/>
+            </w:tcBorders>
+            <w:shd w:val="clear" w:color="auto" w:fill="F2F2F2"/>
+            <w:tcMar>
+              <w:top w:w="0" w:type="dxa"/>
+              <w:bottom w:w="0" w:type="dxa"/>
+              <w:left w:w="0" w:type="dxa"/>
+              <w:right w:w="0" w:type="dxa"/>
+            </w:tcMar>
+            <w:vAlign w:val="center"/>
+          </w:tcPr>
+          <w:p>
+            <w:pPr>
               <w:jc w:val="left"/>
               <w:pBdr>
                 <w:bottom w:val="none" w:sz="0" w:space="0" w:color="000000"/>
@@ -3984,17 +4048,19 @@
                 <w:i w:val="false"/>
                 <w:b w:val="false"/>
                 <w:u w:val="none"/>
-                <w:sz w:val="24"/>
-                <w:szCs w:val="24"/>
-                <w:color w:val="000000"/>
-              </w:rPr>
-            </w:pPr>
-            <w:r>
-              <w:rPr>
-                <w:rFonts w:ascii="Roboto Condensed" w:hAnsi="Helvetica" w:eastAsia="Helvetica" w:cs="Roboto Condensed"/>
-                <w:i w:val="false"/>
-                <w:b w:val="false"/>
-                <w:u w:val="none"/>
+                <w:strike w:val="false"/>
+                <w:sz w:val="24"/>
+                <w:szCs w:val="24"/>
+                <w:color w:val="000000"/>
+              </w:rPr>
+            </w:pPr>
+            <w:r>
+              <w:rPr>
+                <w:rFonts w:ascii="Roboto Condensed" w:hAnsi="Helvetica" w:eastAsia="Helvetica" w:cs="Roboto Condensed"/>
+                <w:i w:val="false"/>
+                <w:b w:val="false"/>
+                <w:u w:val="none"/>
+                <w:strike w:val="false"/>
                 <w:sz w:val="24"/>
                 <w:szCs w:val="24"/>
                 <w:color w:val="000000"/>
@@ -4022,7 +4088,6 @@
           </w:tcPr>
           <w:p>
             <w:pPr>
-              <w:pStyle w:val="Normal"/>
               <w:jc w:val="right"/>
               <w:pBdr>
                 <w:bottom w:val="none" w:sz="0" w:space="0" w:color="000000"/>
@@ -4037,17 +4102,19 @@
                 <w:i w:val="false"/>
                 <w:b w:val="false"/>
                 <w:u w:val="none"/>
-                <w:sz w:val="24"/>
-                <w:szCs w:val="24"/>
-                <w:color w:val="000000"/>
-              </w:rPr>
-            </w:pPr>
-            <w:r>
-              <w:rPr>
-                <w:rFonts w:ascii="Roboto Condensed" w:hAnsi="Helvetica" w:eastAsia="Helvetica" w:cs="Roboto Condensed"/>
-                <w:i w:val="false"/>
-                <w:b w:val="false"/>
-                <w:u w:val="none"/>
+                <w:strike w:val="false"/>
+                <w:sz w:val="24"/>
+                <w:szCs w:val="24"/>
+                <w:color w:val="000000"/>
+              </w:rPr>
+            </w:pPr>
+            <w:r>
+              <w:rPr>
+                <w:rFonts w:ascii="Roboto Condensed" w:hAnsi="Helvetica" w:eastAsia="Helvetica" w:cs="Roboto Condensed"/>
+                <w:i w:val="false"/>
+                <w:b w:val="false"/>
+                <w:u w:val="none"/>
+                <w:strike w:val="false"/>
                 <w:sz w:val="24"/>
                 <w:szCs w:val="24"/>
                 <w:color w:val="000000"/>
@@ -4075,7 +4142,6 @@
           </w:tcPr>
           <w:p>
             <w:pPr>
-              <w:pStyle w:val="Normal"/>
               <w:jc w:val="right"/>
               <w:pBdr>
                 <w:bottom w:val="none" w:sz="0" w:space="0" w:color="000000"/>
@@ -4090,17 +4156,19 @@
                 <w:i w:val="false"/>
                 <w:b w:val="false"/>
                 <w:u w:val="none"/>
-                <w:sz w:val="24"/>
-                <w:szCs w:val="24"/>
-                <w:color w:val="000000"/>
-              </w:rPr>
-            </w:pPr>
-            <w:r>
-              <w:rPr>
-                <w:rFonts w:ascii="Roboto Condensed" w:hAnsi="Helvetica" w:eastAsia="Helvetica" w:cs="Roboto Condensed"/>
-                <w:i w:val="false"/>
-                <w:b w:val="false"/>
-                <w:u w:val="none"/>
+                <w:strike w:val="false"/>
+                <w:sz w:val="24"/>
+                <w:szCs w:val="24"/>
+                <w:color w:val="000000"/>
+              </w:rPr>
+            </w:pPr>
+            <w:r>
+              <w:rPr>
+                <w:rFonts w:ascii="Roboto Condensed" w:hAnsi="Helvetica" w:eastAsia="Helvetica" w:cs="Roboto Condensed"/>
+                <w:i w:val="false"/>
+                <w:b w:val="false"/>
+                <w:u w:val="none"/>
+                <w:strike w:val="false"/>
                 <w:sz w:val="24"/>
                 <w:szCs w:val="24"/>
                 <w:color w:val="000000"/>
@@ -4128,7 +4196,6 @@
           </w:tcPr>
           <w:p>
             <w:pPr>
-              <w:pStyle w:val="Normal"/>
               <w:jc w:val="right"/>
               <w:pBdr>
                 <w:bottom w:val="none" w:sz="0" w:space="0" w:color="000000"/>
@@ -4143,17 +4210,19 @@
                 <w:i w:val="false"/>
                 <w:b w:val="false"/>
                 <w:u w:val="none"/>
-                <w:sz w:val="24"/>
-                <w:szCs w:val="24"/>
-                <w:color w:val="000000"/>
-              </w:rPr>
-            </w:pPr>
-            <w:r>
-              <w:rPr>
-                <w:rFonts w:ascii="Roboto Condensed" w:hAnsi="Helvetica" w:eastAsia="Helvetica" w:cs="Roboto Condensed"/>
-                <w:i w:val="false"/>
-                <w:b w:val="false"/>
-                <w:u w:val="none"/>
+                <w:strike w:val="false"/>
+                <w:sz w:val="24"/>
+                <w:szCs w:val="24"/>
+                <w:color w:val="000000"/>
+              </w:rPr>
+            </w:pPr>
+            <w:r>
+              <w:rPr>
+                <w:rFonts w:ascii="Roboto Condensed" w:hAnsi="Helvetica" w:eastAsia="Helvetica" w:cs="Roboto Condensed"/>
+                <w:i w:val="false"/>
+                <w:b w:val="false"/>
+                <w:u w:val="none"/>
+                <w:strike w:val="false"/>
                 <w:sz w:val="24"/>
                 <w:szCs w:val="24"/>
                 <w:color w:val="000000"/>
@@ -4181,7 +4250,6 @@
           </w:tcPr>
           <w:p>
             <w:pPr>
-              <w:pStyle w:val="Normal"/>
               <w:jc w:val="right"/>
               <w:pBdr>
                 <w:bottom w:val="none" w:sz="0" w:space="0" w:color="000000"/>
@@ -4196,17 +4264,19 @@
                 <w:i w:val="false"/>
                 <w:b w:val="false"/>
                 <w:u w:val="none"/>
-                <w:sz w:val="24"/>
-                <w:szCs w:val="24"/>
-                <w:color w:val="000000"/>
-              </w:rPr>
-            </w:pPr>
-            <w:r>
-              <w:rPr>
-                <w:rFonts w:ascii="Roboto Condensed" w:hAnsi="Helvetica" w:eastAsia="Helvetica" w:cs="Roboto Condensed"/>
-                <w:i w:val="false"/>
-                <w:b w:val="false"/>
-                <w:u w:val="none"/>
+                <w:strike w:val="false"/>
+                <w:sz w:val="24"/>
+                <w:szCs w:val="24"/>
+                <w:color w:val="000000"/>
+              </w:rPr>
+            </w:pPr>
+            <w:r>
+              <w:rPr>
+                <w:rFonts w:ascii="Roboto Condensed" w:hAnsi="Helvetica" w:eastAsia="Helvetica" w:cs="Roboto Condensed"/>
+                <w:i w:val="false"/>
+                <w:b w:val="false"/>
+                <w:u w:val="none"/>
+                <w:strike w:val="false"/>
                 <w:sz w:val="24"/>
                 <w:szCs w:val="24"/>
                 <w:color w:val="000000"/>
@@ -4234,7 +4304,6 @@
           </w:tcPr>
           <w:p>
             <w:pPr>
-              <w:pStyle w:val="Normal"/>
               <w:jc w:val="right"/>
               <w:pBdr>
                 <w:bottom w:val="none" w:sz="0" w:space="0" w:color="000000"/>
@@ -4249,17 +4318,19 @@
                 <w:i w:val="false"/>
                 <w:b w:val="false"/>
                 <w:u w:val="none"/>
-                <w:sz w:val="24"/>
-                <w:szCs w:val="24"/>
-                <w:color w:val="000000"/>
-              </w:rPr>
-            </w:pPr>
-            <w:r>
-              <w:rPr>
-                <w:rFonts w:ascii="Roboto Condensed" w:hAnsi="Helvetica" w:eastAsia="Helvetica" w:cs="Roboto Condensed"/>
-                <w:i w:val="false"/>
-                <w:b w:val="false"/>
-                <w:u w:val="none"/>
+                <w:strike w:val="false"/>
+                <w:sz w:val="24"/>
+                <w:szCs w:val="24"/>
+                <w:color w:val="000000"/>
+              </w:rPr>
+            </w:pPr>
+            <w:r>
+              <w:rPr>
+                <w:rFonts w:ascii="Roboto Condensed" w:hAnsi="Helvetica" w:eastAsia="Helvetica" w:cs="Roboto Condensed"/>
+                <w:i w:val="false"/>
+                <w:b w:val="false"/>
+                <w:u w:val="none"/>
+                <w:strike w:val="false"/>
                 <w:sz w:val="24"/>
                 <w:szCs w:val="24"/>
                 <w:color w:val="000000"/>
@@ -4287,7 +4358,6 @@
           </w:tcPr>
           <w:p>
             <w:pPr>
-              <w:pStyle w:val="Normal"/>
               <w:jc w:val="right"/>
               <w:pBdr>
                 <w:bottom w:val="none" w:sz="0" w:space="0" w:color="000000"/>
@@ -4302,17 +4372,19 @@
                 <w:i w:val="false"/>
                 <w:b w:val="false"/>
                 <w:u w:val="none"/>
-                <w:sz w:val="24"/>
-                <w:szCs w:val="24"/>
-                <w:color w:val="000000"/>
-              </w:rPr>
-            </w:pPr>
-            <w:r>
-              <w:rPr>
-                <w:rFonts w:ascii="Roboto Condensed" w:hAnsi="Helvetica" w:eastAsia="Helvetica" w:cs="Roboto Condensed"/>
-                <w:i w:val="false"/>
-                <w:b w:val="false"/>
-                <w:u w:val="none"/>
+                <w:strike w:val="false"/>
+                <w:sz w:val="24"/>
+                <w:szCs w:val="24"/>
+                <w:color w:val="000000"/>
+              </w:rPr>
+            </w:pPr>
+            <w:r>
+              <w:rPr>
+                <w:rFonts w:ascii="Roboto Condensed" w:hAnsi="Helvetica" w:eastAsia="Helvetica" w:cs="Roboto Condensed"/>
+                <w:i w:val="false"/>
+                <w:b w:val="false"/>
+                <w:u w:val="none"/>
+                <w:strike w:val="false"/>
                 <w:sz w:val="24"/>
                 <w:szCs w:val="24"/>
                 <w:color w:val="000000"/>
@@ -4347,7 +4419,6 @@
           </w:tcPr>
           <w:p>
             <w:pPr>
-              <w:pStyle w:val="Normal"/>
               <w:jc w:val="left"/>
               <w:pBdr>
                 <w:bottom w:val="none" w:sz="0" w:space="0" w:color="000000"/>
@@ -4362,6 +4433,7 @@
                 <w:i w:val="false"/>
                 <w:b w:val="false"/>
                 <w:u w:val="none"/>
+                <w:strike w:val="false"/>
                 <w:sz w:val="24"/>
                 <w:szCs w:val="24"/>
                 <w:color w:val="000000"/>
@@ -4389,7 +4461,6 @@
           </w:tcPr>
           <w:p>
             <w:pPr>
-              <w:pStyle w:val="Normal"/>
               <w:jc w:val="left"/>
               <w:pBdr>
                 <w:bottom w:val="none" w:sz="0" w:space="0" w:color="000000"/>
@@ -4404,33 +4475,33 @@
                 <w:i w:val="false"/>
                 <w:b w:val="false"/>
                 <w:u w:val="none"/>
-                <w:sz w:val="24"/>
-                <w:szCs w:val="24"/>
-                <w:color w:val="000000"/>
-              </w:rPr>
-            </w:pPr>
-          </w:p>
-        </w:tc>
-        <w:tc>
-          <w:tcPr>
-            <w:tcBorders>
-              <w:bottom w:val="single" w:sz="4" w:space="0" w:color="A6A6A6"/>
-              <w:top w:val="single" w:sz="4" w:space="0" w:color="A6A6A6"/>
-              <w:left w:val="single" w:sz="4" w:space="0" w:color="A6A6A6"/>
-              <w:right w:val="single" w:sz="4" w:space="0" w:color="A6A6A6"/>
-            </w:tcBorders>
-            <w:shd w:val="clear" w:color="auto" w:fill="F2F2F2"/>
-            <w:tcMar>
-              <w:top w:w="0" w:type="dxa"/>
-              <w:bottom w:w="0" w:type="dxa"/>
-              <w:left w:w="0" w:type="dxa"/>
-              <w:right w:w="0" w:type="dxa"/>
-            </w:tcMar>
-            <w:vAlign w:val="center"/>
-          </w:tcPr>
-          <w:p>
-            <w:pPr>
-              <w:pStyle w:val="Normal"/>
+                <w:strike w:val="false"/>
+                <w:sz w:val="24"/>
+                <w:szCs w:val="24"/>
+                <w:color w:val="000000"/>
+              </w:rPr>
+            </w:pPr>
+          </w:p>
+        </w:tc>
+        <w:tc>
+          <w:tcPr>
+            <w:tcBorders>
+              <w:bottom w:val="single" w:sz="4" w:space="0" w:color="A6A6A6"/>
+              <w:top w:val="single" w:sz="4" w:space="0" w:color="A6A6A6"/>
+              <w:left w:val="single" w:sz="4" w:space="0" w:color="A6A6A6"/>
+              <w:right w:val="single" w:sz="4" w:space="0" w:color="A6A6A6"/>
+            </w:tcBorders>
+            <w:shd w:val="clear" w:color="auto" w:fill="F2F2F2"/>
+            <w:tcMar>
+              <w:top w:w="0" w:type="dxa"/>
+              <w:bottom w:w="0" w:type="dxa"/>
+              <w:left w:w="0" w:type="dxa"/>
+              <w:right w:w="0" w:type="dxa"/>
+            </w:tcMar>
+            <w:vAlign w:val="center"/>
+          </w:tcPr>
+          <w:p>
+            <w:pPr>
               <w:jc w:val="left"/>
               <w:pBdr>
                 <w:bottom w:val="none" w:sz="0" w:space="0" w:color="000000"/>
@@ -4445,17 +4516,19 @@
                 <w:i w:val="false"/>
                 <w:b w:val="false"/>
                 <w:u w:val="none"/>
-                <w:sz w:val="24"/>
-                <w:szCs w:val="24"/>
-                <w:color w:val="000000"/>
-              </w:rPr>
-            </w:pPr>
-            <w:r>
-              <w:rPr>
-                <w:rFonts w:ascii="Roboto Condensed" w:hAnsi="Helvetica" w:eastAsia="Helvetica" w:cs="Roboto Condensed"/>
-                <w:i w:val="false"/>
-                <w:b w:val="false"/>
-                <w:u w:val="none"/>
+                <w:strike w:val="false"/>
+                <w:sz w:val="24"/>
+                <w:szCs w:val="24"/>
+                <w:color w:val="000000"/>
+              </w:rPr>
+            </w:pPr>
+            <w:r>
+              <w:rPr>
+                <w:rFonts w:ascii="Roboto Condensed" w:hAnsi="Helvetica" w:eastAsia="Helvetica" w:cs="Roboto Condensed"/>
+                <w:i w:val="false"/>
+                <w:b w:val="false"/>
+                <w:u w:val="none"/>
+                <w:strike w:val="false"/>
                 <w:sz w:val="24"/>
                 <w:szCs w:val="24"/>
                 <w:color w:val="000000"/>
@@ -4483,7 +4556,6 @@
           </w:tcPr>
           <w:p>
             <w:pPr>
-              <w:pStyle w:val="Normal"/>
               <w:jc w:val="right"/>
               <w:pBdr>
                 <w:bottom w:val="none" w:sz="0" w:space="0" w:color="000000"/>
@@ -4498,17 +4570,19 @@
                 <w:i w:val="false"/>
                 <w:b w:val="false"/>
                 <w:u w:val="none"/>
-                <w:sz w:val="24"/>
-                <w:szCs w:val="24"/>
-                <w:color w:val="000000"/>
-              </w:rPr>
-            </w:pPr>
-            <w:r>
-              <w:rPr>
-                <w:rFonts w:ascii="Roboto Condensed" w:hAnsi="Helvetica" w:eastAsia="Helvetica" w:cs="Roboto Condensed"/>
-                <w:i w:val="false"/>
-                <w:b w:val="false"/>
-                <w:u w:val="none"/>
+                <w:strike w:val="false"/>
+                <w:sz w:val="24"/>
+                <w:szCs w:val="24"/>
+                <w:color w:val="000000"/>
+              </w:rPr>
+            </w:pPr>
+            <w:r>
+              <w:rPr>
+                <w:rFonts w:ascii="Roboto Condensed" w:hAnsi="Helvetica" w:eastAsia="Helvetica" w:cs="Roboto Condensed"/>
+                <w:i w:val="false"/>
+                <w:b w:val="false"/>
+                <w:u w:val="none"/>
+                <w:strike w:val="false"/>
                 <w:sz w:val="24"/>
                 <w:szCs w:val="24"/>
                 <w:color w:val="000000"/>
@@ -4536,7 +4610,6 @@
           </w:tcPr>
           <w:p>
             <w:pPr>
-              <w:pStyle w:val="Normal"/>
               <w:jc w:val="right"/>
               <w:pBdr>
                 <w:bottom w:val="none" w:sz="0" w:space="0" w:color="000000"/>
@@ -4551,17 +4624,19 @@
                 <w:i w:val="false"/>
                 <w:b w:val="false"/>
                 <w:u w:val="none"/>
-                <w:sz w:val="24"/>
-                <w:szCs w:val="24"/>
-                <w:color w:val="000000"/>
-              </w:rPr>
-            </w:pPr>
-            <w:r>
-              <w:rPr>
-                <w:rFonts w:ascii="Roboto Condensed" w:hAnsi="Helvetica" w:eastAsia="Helvetica" w:cs="Roboto Condensed"/>
-                <w:i w:val="false"/>
-                <w:b w:val="false"/>
-                <w:u w:val="none"/>
+                <w:strike w:val="false"/>
+                <w:sz w:val="24"/>
+                <w:szCs w:val="24"/>
+                <w:color w:val="000000"/>
+              </w:rPr>
+            </w:pPr>
+            <w:r>
+              <w:rPr>
+                <w:rFonts w:ascii="Roboto Condensed" w:hAnsi="Helvetica" w:eastAsia="Helvetica" w:cs="Roboto Condensed"/>
+                <w:i w:val="false"/>
+                <w:b w:val="false"/>
+                <w:u w:val="none"/>
+                <w:strike w:val="false"/>
                 <w:sz w:val="24"/>
                 <w:szCs w:val="24"/>
                 <w:color w:val="000000"/>
@@ -4589,7 +4664,6 @@
           </w:tcPr>
           <w:p>
             <w:pPr>
-              <w:pStyle w:val="Normal"/>
               <w:jc w:val="right"/>
               <w:pBdr>
                 <w:bottom w:val="none" w:sz="0" w:space="0" w:color="000000"/>
@@ -4604,17 +4678,19 @@
                 <w:i w:val="false"/>
                 <w:b w:val="false"/>
                 <w:u w:val="none"/>
-                <w:sz w:val="24"/>
-                <w:szCs w:val="24"/>
-                <w:color w:val="000000"/>
-              </w:rPr>
-            </w:pPr>
-            <w:r>
-              <w:rPr>
-                <w:rFonts w:ascii="Roboto Condensed" w:hAnsi="Helvetica" w:eastAsia="Helvetica" w:cs="Roboto Condensed"/>
-                <w:i w:val="false"/>
-                <w:b w:val="false"/>
-                <w:u w:val="none"/>
+                <w:strike w:val="false"/>
+                <w:sz w:val="24"/>
+                <w:szCs w:val="24"/>
+                <w:color w:val="000000"/>
+              </w:rPr>
+            </w:pPr>
+            <w:r>
+              <w:rPr>
+                <w:rFonts w:ascii="Roboto Condensed" w:hAnsi="Helvetica" w:eastAsia="Helvetica" w:cs="Roboto Condensed"/>
+                <w:i w:val="false"/>
+                <w:b w:val="false"/>
+                <w:u w:val="none"/>
+                <w:strike w:val="false"/>
                 <w:sz w:val="24"/>
                 <w:szCs w:val="24"/>
                 <w:color w:val="000000"/>
@@ -4642,7 +4718,6 @@
           </w:tcPr>
           <w:p>
             <w:pPr>
-              <w:pStyle w:val="Normal"/>
               <w:jc w:val="right"/>
               <w:pBdr>
                 <w:bottom w:val="none" w:sz="0" w:space="0" w:color="000000"/>
@@ -4657,17 +4732,19 @@
                 <w:i w:val="false"/>
                 <w:b w:val="false"/>
                 <w:u w:val="none"/>
-                <w:sz w:val="24"/>
-                <w:szCs w:val="24"/>
-                <w:color w:val="000000"/>
-              </w:rPr>
-            </w:pPr>
-            <w:r>
-              <w:rPr>
-                <w:rFonts w:ascii="Roboto Condensed" w:hAnsi="Helvetica" w:eastAsia="Helvetica" w:cs="Roboto Condensed"/>
-                <w:i w:val="false"/>
-                <w:b w:val="false"/>
-                <w:u w:val="none"/>
+                <w:strike w:val="false"/>
+                <w:sz w:val="24"/>
+                <w:szCs w:val="24"/>
+                <w:color w:val="000000"/>
+              </w:rPr>
+            </w:pPr>
+            <w:r>
+              <w:rPr>
+                <w:rFonts w:ascii="Roboto Condensed" w:hAnsi="Helvetica" w:eastAsia="Helvetica" w:cs="Roboto Condensed"/>
+                <w:i w:val="false"/>
+                <w:b w:val="false"/>
+                <w:u w:val="none"/>
+                <w:strike w:val="false"/>
                 <w:sz w:val="24"/>
                 <w:szCs w:val="24"/>
                 <w:color w:val="000000"/>
@@ -4695,7 +4772,6 @@
           </w:tcPr>
           <w:p>
             <w:pPr>
-              <w:pStyle w:val="Normal"/>
               <w:jc w:val="right"/>
               <w:pBdr>
                 <w:bottom w:val="none" w:sz="0" w:space="0" w:color="000000"/>
@@ -4710,17 +4786,19 @@
                 <w:i w:val="false"/>
                 <w:b w:val="false"/>
                 <w:u w:val="none"/>
-                <w:sz w:val="24"/>
-                <w:szCs w:val="24"/>
-                <w:color w:val="000000"/>
-              </w:rPr>
-            </w:pPr>
-            <w:r>
-              <w:rPr>
-                <w:rFonts w:ascii="Roboto Condensed" w:hAnsi="Helvetica" w:eastAsia="Helvetica" w:cs="Roboto Condensed"/>
-                <w:i w:val="false"/>
-                <w:b w:val="false"/>
-                <w:u w:val="none"/>
+                <w:strike w:val="false"/>
+                <w:sz w:val="24"/>
+                <w:szCs w:val="24"/>
+                <w:color w:val="000000"/>
+              </w:rPr>
+            </w:pPr>
+            <w:r>
+              <w:rPr>
+                <w:rFonts w:ascii="Roboto Condensed" w:hAnsi="Helvetica" w:eastAsia="Helvetica" w:cs="Roboto Condensed"/>
+                <w:i w:val="false"/>
+                <w:b w:val="false"/>
+                <w:u w:val="none"/>
+                <w:strike w:val="false"/>
                 <w:sz w:val="24"/>
                 <w:szCs w:val="24"/>
                 <w:color w:val="000000"/>
@@ -4748,7 +4826,6 @@
           </w:tcPr>
           <w:p>
             <w:pPr>
-              <w:pStyle w:val="Normal"/>
               <w:jc w:val="right"/>
               <w:pBdr>
                 <w:bottom w:val="none" w:sz="0" w:space="0" w:color="000000"/>
@@ -4763,17 +4840,19 @@
                 <w:i w:val="false"/>
                 <w:b w:val="false"/>
                 <w:u w:val="none"/>
-                <w:sz w:val="24"/>
-                <w:szCs w:val="24"/>
-                <w:color w:val="000000"/>
-              </w:rPr>
-            </w:pPr>
-            <w:r>
-              <w:rPr>
-                <w:rFonts w:ascii="Roboto Condensed" w:hAnsi="Helvetica" w:eastAsia="Helvetica" w:cs="Roboto Condensed"/>
-                <w:i w:val="false"/>
-                <w:b w:val="false"/>
-                <w:u w:val="none"/>
+                <w:strike w:val="false"/>
+                <w:sz w:val="24"/>
+                <w:szCs w:val="24"/>
+                <w:color w:val="000000"/>
+              </w:rPr>
+            </w:pPr>
+            <w:r>
+              <w:rPr>
+                <w:rFonts w:ascii="Roboto Condensed" w:hAnsi="Helvetica" w:eastAsia="Helvetica" w:cs="Roboto Condensed"/>
+                <w:i w:val="false"/>
+                <w:b w:val="false"/>
+                <w:u w:val="none"/>
+                <w:strike w:val="false"/>
                 <w:sz w:val="24"/>
                 <w:szCs w:val="24"/>
                 <w:color w:val="000000"/>
@@ -4808,7 +4887,6 @@
           </w:tcPr>
           <w:p>
             <w:pPr>
-              <w:pStyle w:val="Normal"/>
               <w:jc w:val="left"/>
               <w:pBdr>
                 <w:bottom w:val="none" w:sz="0" w:space="0" w:color="000000"/>
@@ -4823,17 +4901,19 @@
                 <w:i w:val="false"/>
                 <w:b w:val="false"/>
                 <w:u w:val="none"/>
-                <w:sz w:val="24"/>
-                <w:szCs w:val="24"/>
-                <w:color w:val="000000"/>
-              </w:rPr>
-            </w:pPr>
-            <w:r>
-              <w:rPr>
-                <w:rFonts w:ascii="Roboto Condensed" w:hAnsi="Helvetica" w:eastAsia="Helvetica" w:cs="Roboto Condensed"/>
-                <w:i w:val="false"/>
-                <w:b w:val="false"/>
-                <w:u w:val="none"/>
+                <w:strike w:val="false"/>
+                <w:sz w:val="24"/>
+                <w:szCs w:val="24"/>
+                <w:color w:val="000000"/>
+              </w:rPr>
+            </w:pPr>
+            <w:r>
+              <w:rPr>
+                <w:rFonts w:ascii="Roboto Condensed" w:hAnsi="Helvetica" w:eastAsia="Helvetica" w:cs="Roboto Condensed"/>
+                <w:i w:val="false"/>
+                <w:b w:val="false"/>
+                <w:u w:val="none"/>
+                <w:strike w:val="false"/>
                 <w:sz w:val="24"/>
                 <w:szCs w:val="24"/>
                 <w:color w:val="000000"/>
@@ -4862,7 +4942,6 @@
           </w:tcPr>
           <w:p>
             <w:pPr>
-              <w:pStyle w:val="Normal"/>
               <w:jc w:val="left"/>
               <w:pBdr>
                 <w:bottom w:val="none" w:sz="0" w:space="0" w:color="000000"/>
@@ -4877,17 +4956,19 @@
                 <w:i w:val="false"/>
                 <w:b w:val="false"/>
                 <w:u w:val="none"/>
-                <w:sz w:val="24"/>
-                <w:szCs w:val="24"/>
-                <w:color w:val="000000"/>
-              </w:rPr>
-            </w:pPr>
-            <w:r>
-              <w:rPr>
-                <w:rFonts w:ascii="Roboto Condensed" w:hAnsi="Helvetica" w:eastAsia="Helvetica" w:cs="Roboto Condensed"/>
-                <w:i w:val="false"/>
-                <w:b w:val="false"/>
-                <w:u w:val="none"/>
+                <w:strike w:val="false"/>
+                <w:sz w:val="24"/>
+                <w:szCs w:val="24"/>
+                <w:color w:val="000000"/>
+              </w:rPr>
+            </w:pPr>
+            <w:r>
+              <w:rPr>
+                <w:rFonts w:ascii="Roboto Condensed" w:hAnsi="Helvetica" w:eastAsia="Helvetica" w:cs="Roboto Condensed"/>
+                <w:i w:val="false"/>
+                <w:b w:val="false"/>
+                <w:u w:val="none"/>
+                <w:strike w:val="false"/>
                 <w:sz w:val="24"/>
                 <w:szCs w:val="24"/>
                 <w:color w:val="000000"/>
@@ -4915,7 +4996,6 @@
           </w:tcPr>
           <w:p>
             <w:pPr>
-              <w:pStyle w:val="Normal"/>
               <w:jc w:val="left"/>
               <w:pBdr>
                 <w:bottom w:val="none" w:sz="0" w:space="0" w:color="000000"/>
@@ -4930,17 +5010,19 @@
                 <w:i w:val="false"/>
                 <w:b w:val="false"/>
                 <w:u w:val="none"/>
-                <w:sz w:val="24"/>
-                <w:szCs w:val="24"/>
-                <w:color w:val="000000"/>
-              </w:rPr>
-            </w:pPr>
-            <w:r>
-              <w:rPr>
-                <w:rFonts w:ascii="Roboto Condensed" w:hAnsi="Helvetica" w:eastAsia="Helvetica" w:cs="Roboto Condensed"/>
-                <w:i w:val="false"/>
-                <w:b w:val="false"/>
-                <w:u w:val="none"/>
+                <w:strike w:val="false"/>
+                <w:sz w:val="24"/>
+                <w:szCs w:val="24"/>
+                <w:color w:val="000000"/>
+              </w:rPr>
+            </w:pPr>
+            <w:r>
+              <w:rPr>
+                <w:rFonts w:ascii="Roboto Condensed" w:hAnsi="Helvetica" w:eastAsia="Helvetica" w:cs="Roboto Condensed"/>
+                <w:i w:val="false"/>
+                <w:b w:val="false"/>
+                <w:u w:val="none"/>
+                <w:strike w:val="false"/>
                 <w:sz w:val="24"/>
                 <w:szCs w:val="24"/>
                 <w:color w:val="000000"/>
@@ -4968,7 +5050,6 @@
           </w:tcPr>
           <w:p>
             <w:pPr>
-              <w:pStyle w:val="Normal"/>
               <w:jc w:val="right"/>
               <w:pBdr>
                 <w:bottom w:val="none" w:sz="0" w:space="0" w:color="000000"/>
@@ -4983,17 +5064,19 @@
                 <w:i w:val="false"/>
                 <w:b w:val="false"/>
                 <w:u w:val="none"/>
-                <w:sz w:val="24"/>
-                <w:szCs w:val="24"/>
-                <w:color w:val="000000"/>
-              </w:rPr>
-            </w:pPr>
-            <w:r>
-              <w:rPr>
-                <w:rFonts w:ascii="Roboto Condensed" w:hAnsi="Helvetica" w:eastAsia="Helvetica" w:cs="Roboto Condensed"/>
-                <w:i w:val="false"/>
-                <w:b w:val="false"/>
-                <w:u w:val="none"/>
+                <w:strike w:val="false"/>
+                <w:sz w:val="24"/>
+                <w:szCs w:val="24"/>
+                <w:color w:val="000000"/>
+              </w:rPr>
+            </w:pPr>
+            <w:r>
+              <w:rPr>
+                <w:rFonts w:ascii="Roboto Condensed" w:hAnsi="Helvetica" w:eastAsia="Helvetica" w:cs="Roboto Condensed"/>
+                <w:i w:val="false"/>
+                <w:b w:val="false"/>
+                <w:u w:val="none"/>
+                <w:strike w:val="false"/>
                 <w:sz w:val="24"/>
                 <w:szCs w:val="24"/>
                 <w:color w:val="000000"/>
@@ -5021,7 +5104,6 @@
           </w:tcPr>
           <w:p>
             <w:pPr>
-              <w:pStyle w:val="Normal"/>
               <w:jc w:val="right"/>
               <w:pBdr>
                 <w:bottom w:val="none" w:sz="0" w:space="0" w:color="000000"/>
@@ -5036,17 +5118,19 @@
                 <w:i w:val="false"/>
                 <w:b w:val="false"/>
                 <w:u w:val="none"/>
-                <w:sz w:val="24"/>
-                <w:szCs w:val="24"/>
-                <w:color w:val="000000"/>
-              </w:rPr>
-            </w:pPr>
-            <w:r>
-              <w:rPr>
-                <w:rFonts w:ascii="Roboto Condensed" w:hAnsi="Helvetica" w:eastAsia="Helvetica" w:cs="Roboto Condensed"/>
-                <w:i w:val="false"/>
-                <w:b w:val="false"/>
-                <w:u w:val="none"/>
+                <w:strike w:val="false"/>
+                <w:sz w:val="24"/>
+                <w:szCs w:val="24"/>
+                <w:color w:val="000000"/>
+              </w:rPr>
+            </w:pPr>
+            <w:r>
+              <w:rPr>
+                <w:rFonts w:ascii="Roboto Condensed" w:hAnsi="Helvetica" w:eastAsia="Helvetica" w:cs="Roboto Condensed"/>
+                <w:i w:val="false"/>
+                <w:b w:val="false"/>
+                <w:u w:val="none"/>
+                <w:strike w:val="false"/>
                 <w:sz w:val="24"/>
                 <w:szCs w:val="24"/>
                 <w:color w:val="000000"/>
@@ -5074,7 +5158,6 @@
           </w:tcPr>
           <w:p>
             <w:pPr>
-              <w:pStyle w:val="Normal"/>
               <w:jc w:val="right"/>
               <w:pBdr>
                 <w:bottom w:val="none" w:sz="0" w:space="0" w:color="000000"/>
@@ -5089,17 +5172,19 @@
                 <w:i w:val="false"/>
                 <w:b w:val="false"/>
                 <w:u w:val="none"/>
-                <w:sz w:val="24"/>
-                <w:szCs w:val="24"/>
-                <w:color w:val="000000"/>
-              </w:rPr>
-            </w:pPr>
-            <w:r>
-              <w:rPr>
-                <w:rFonts w:ascii="Roboto Condensed" w:hAnsi="Helvetica" w:eastAsia="Helvetica" w:cs="Roboto Condensed"/>
-                <w:i w:val="false"/>
-                <w:b w:val="false"/>
-                <w:u w:val="none"/>
+                <w:strike w:val="false"/>
+                <w:sz w:val="24"/>
+                <w:szCs w:val="24"/>
+                <w:color w:val="000000"/>
+              </w:rPr>
+            </w:pPr>
+            <w:r>
+              <w:rPr>
+                <w:rFonts w:ascii="Roboto Condensed" w:hAnsi="Helvetica" w:eastAsia="Helvetica" w:cs="Roboto Condensed"/>
+                <w:i w:val="false"/>
+                <w:b w:val="false"/>
+                <w:u w:val="none"/>
+                <w:strike w:val="false"/>
                 <w:sz w:val="24"/>
                 <w:szCs w:val="24"/>
                 <w:color w:val="000000"/>
@@ -5127,7 +5212,6 @@
           </w:tcPr>
           <w:p>
             <w:pPr>
-              <w:pStyle w:val="Normal"/>
               <w:jc w:val="right"/>
               <w:pBdr>
                 <w:bottom w:val="none" w:sz="0" w:space="0" w:color="000000"/>
@@ -5142,17 +5226,19 @@
                 <w:i w:val="false"/>
                 <w:b w:val="false"/>
                 <w:u w:val="none"/>
-                <w:sz w:val="24"/>
-                <w:szCs w:val="24"/>
-                <w:color w:val="000000"/>
-              </w:rPr>
-            </w:pPr>
-            <w:r>
-              <w:rPr>
-                <w:rFonts w:ascii="Roboto Condensed" w:hAnsi="Helvetica" w:eastAsia="Helvetica" w:cs="Roboto Condensed"/>
-                <w:i w:val="false"/>
-                <w:b w:val="false"/>
-                <w:u w:val="none"/>
+                <w:strike w:val="false"/>
+                <w:sz w:val="24"/>
+                <w:szCs w:val="24"/>
+                <w:color w:val="000000"/>
+              </w:rPr>
+            </w:pPr>
+            <w:r>
+              <w:rPr>
+                <w:rFonts w:ascii="Roboto Condensed" w:hAnsi="Helvetica" w:eastAsia="Helvetica" w:cs="Roboto Condensed"/>
+                <w:i w:val="false"/>
+                <w:b w:val="false"/>
+                <w:u w:val="none"/>
+                <w:strike w:val="false"/>
                 <w:sz w:val="24"/>
                 <w:szCs w:val="24"/>
                 <w:color w:val="000000"/>
@@ -5180,7 +5266,6 @@
           </w:tcPr>
           <w:p>
             <w:pPr>
-              <w:pStyle w:val="Normal"/>
               <w:jc w:val="right"/>
               <w:pBdr>
                 <w:bottom w:val="none" w:sz="0" w:space="0" w:color="000000"/>
@@ -5195,17 +5280,19 @@
                 <w:i w:val="false"/>
                 <w:b w:val="false"/>
                 <w:u w:val="none"/>
-                <w:sz w:val="24"/>
-                <w:szCs w:val="24"/>
-                <w:color w:val="000000"/>
-              </w:rPr>
-            </w:pPr>
-            <w:r>
-              <w:rPr>
-                <w:rFonts w:ascii="Roboto Condensed" w:hAnsi="Helvetica" w:eastAsia="Helvetica" w:cs="Roboto Condensed"/>
-                <w:i w:val="false"/>
-                <w:b w:val="false"/>
-                <w:u w:val="none"/>
+                <w:strike w:val="false"/>
+                <w:sz w:val="24"/>
+                <w:szCs w:val="24"/>
+                <w:color w:val="000000"/>
+              </w:rPr>
+            </w:pPr>
+            <w:r>
+              <w:rPr>
+                <w:rFonts w:ascii="Roboto Condensed" w:hAnsi="Helvetica" w:eastAsia="Helvetica" w:cs="Roboto Condensed"/>
+                <w:i w:val="false"/>
+                <w:b w:val="false"/>
+                <w:u w:val="none"/>
+                <w:strike w:val="false"/>
                 <w:sz w:val="24"/>
                 <w:szCs w:val="24"/>
                 <w:color w:val="000000"/>
@@ -5233,7 +5320,6 @@
           </w:tcPr>
           <w:p>
             <w:pPr>
-              <w:pStyle w:val="Normal"/>
               <w:jc w:val="right"/>
               <w:pBdr>
                 <w:bottom w:val="none" w:sz="0" w:space="0" w:color="000000"/>
@@ -5248,17 +5334,19 @@
                 <w:i w:val="false"/>
                 <w:b w:val="false"/>
                 <w:u w:val="none"/>
-                <w:sz w:val="24"/>
-                <w:szCs w:val="24"/>
-                <w:color w:val="000000"/>
-              </w:rPr>
-            </w:pPr>
-            <w:r>
-              <w:rPr>
-                <w:rFonts w:ascii="Roboto Condensed" w:hAnsi="Helvetica" w:eastAsia="Helvetica" w:cs="Roboto Condensed"/>
-                <w:i w:val="false"/>
-                <w:b w:val="false"/>
-                <w:u w:val="none"/>
+                <w:strike w:val="false"/>
+                <w:sz w:val="24"/>
+                <w:szCs w:val="24"/>
+                <w:color w:val="000000"/>
+              </w:rPr>
+            </w:pPr>
+            <w:r>
+              <w:rPr>
+                <w:rFonts w:ascii="Roboto Condensed" w:hAnsi="Helvetica" w:eastAsia="Helvetica" w:cs="Roboto Condensed"/>
+                <w:i w:val="false"/>
+                <w:b w:val="false"/>
+                <w:u w:val="none"/>
+                <w:strike w:val="false"/>
                 <w:sz w:val="24"/>
                 <w:szCs w:val="24"/>
                 <w:color w:val="000000"/>
@@ -5293,7 +5381,6 @@
           </w:tcPr>
           <w:p>
             <w:pPr>
-              <w:pStyle w:val="Normal"/>
               <w:jc w:val="left"/>
               <w:pBdr>
                 <w:bottom w:val="none" w:sz="0" w:space="0" w:color="000000"/>
@@ -5308,6 +5395,7 @@
                 <w:i w:val="false"/>
                 <w:b w:val="false"/>
                 <w:u w:val="none"/>
+                <w:strike w:val="false"/>
                 <w:sz w:val="24"/>
                 <w:szCs w:val="24"/>
                 <w:color w:val="000000"/>
@@ -5335,7 +5423,6 @@
           </w:tcPr>
           <w:p>
             <w:pPr>
-              <w:pStyle w:val="Normal"/>
               <w:jc w:val="left"/>
               <w:pBdr>
                 <w:bottom w:val="none" w:sz="0" w:space="0" w:color="000000"/>
@@ -5350,33 +5437,33 @@
                 <w:i w:val="false"/>
                 <w:b w:val="false"/>
                 <w:u w:val="none"/>
-                <w:sz w:val="24"/>
-                <w:szCs w:val="24"/>
-                <w:color w:val="000000"/>
-              </w:rPr>
-            </w:pPr>
-          </w:p>
-        </w:tc>
-        <w:tc>
-          <w:tcPr>
-            <w:tcBorders>
-              <w:bottom w:val="single" w:sz="4" w:space="0" w:color="A6A6A6"/>
-              <w:top w:val="single" w:sz="4" w:space="0" w:color="A6A6A6"/>
-              <w:left w:val="single" w:sz="4" w:space="0" w:color="A6A6A6"/>
-              <w:right w:val="single" w:sz="4" w:space="0" w:color="A6A6A6"/>
-            </w:tcBorders>
-            <w:shd w:val="clear" w:color="auto" w:fill="F2F2F2"/>
-            <w:tcMar>
-              <w:top w:w="0" w:type="dxa"/>
-              <w:bottom w:w="0" w:type="dxa"/>
-              <w:left w:w="0" w:type="dxa"/>
-              <w:right w:w="0" w:type="dxa"/>
-            </w:tcMar>
-            <w:vAlign w:val="center"/>
-          </w:tcPr>
-          <w:p>
-            <w:pPr>
-              <w:pStyle w:val="Normal"/>
+                <w:strike w:val="false"/>
+                <w:sz w:val="24"/>
+                <w:szCs w:val="24"/>
+                <w:color w:val="000000"/>
+              </w:rPr>
+            </w:pPr>
+          </w:p>
+        </w:tc>
+        <w:tc>
+          <w:tcPr>
+            <w:tcBorders>
+              <w:bottom w:val="single" w:sz="4" w:space="0" w:color="A6A6A6"/>
+              <w:top w:val="single" w:sz="4" w:space="0" w:color="A6A6A6"/>
+              <w:left w:val="single" w:sz="4" w:space="0" w:color="A6A6A6"/>
+              <w:right w:val="single" w:sz="4" w:space="0" w:color="A6A6A6"/>
+            </w:tcBorders>
+            <w:shd w:val="clear" w:color="auto" w:fill="F2F2F2"/>
+            <w:tcMar>
+              <w:top w:w="0" w:type="dxa"/>
+              <w:bottom w:w="0" w:type="dxa"/>
+              <w:left w:w="0" w:type="dxa"/>
+              <w:right w:w="0" w:type="dxa"/>
+            </w:tcMar>
+            <w:vAlign w:val="center"/>
+          </w:tcPr>
+          <w:p>
+            <w:pPr>
               <w:jc w:val="left"/>
               <w:pBdr>
                 <w:bottom w:val="none" w:sz="0" w:space="0" w:color="000000"/>
@@ -5391,17 +5478,19 @@
                 <w:i w:val="false"/>
                 <w:b w:val="false"/>
                 <w:u w:val="none"/>
-                <w:sz w:val="24"/>
-                <w:szCs w:val="24"/>
-                <w:color w:val="000000"/>
-              </w:rPr>
-            </w:pPr>
-            <w:r>
-              <w:rPr>
-                <w:rFonts w:ascii="Roboto Condensed" w:hAnsi="Helvetica" w:eastAsia="Helvetica" w:cs="Roboto Condensed"/>
-                <w:i w:val="false"/>
-                <w:b w:val="false"/>
-                <w:u w:val="none"/>
+                <w:strike w:val="false"/>
+                <w:sz w:val="24"/>
+                <w:szCs w:val="24"/>
+                <w:color w:val="000000"/>
+              </w:rPr>
+            </w:pPr>
+            <w:r>
+              <w:rPr>
+                <w:rFonts w:ascii="Roboto Condensed" w:hAnsi="Helvetica" w:eastAsia="Helvetica" w:cs="Roboto Condensed"/>
+                <w:i w:val="false"/>
+                <w:b w:val="false"/>
+                <w:u w:val="none"/>
+                <w:strike w:val="false"/>
                 <w:sz w:val="24"/>
                 <w:szCs w:val="24"/>
                 <w:color w:val="000000"/>
@@ -5429,7 +5518,6 @@
           </w:tcPr>
           <w:p>
             <w:pPr>
-              <w:pStyle w:val="Normal"/>
               <w:jc w:val="right"/>
               <w:pBdr>
                 <w:bottom w:val="none" w:sz="0" w:space="0" w:color="000000"/>
@@ -5444,17 +5532,19 @@
                 <w:i w:val="false"/>
                 <w:b w:val="false"/>
                 <w:u w:val="none"/>
-                <w:sz w:val="24"/>
-                <w:szCs w:val="24"/>
-                <w:color w:val="000000"/>
-              </w:rPr>
-            </w:pPr>
-            <w:r>
-              <w:rPr>
-                <w:rFonts w:ascii="Roboto Condensed" w:hAnsi="Helvetica" w:eastAsia="Helvetica" w:cs="Roboto Condensed"/>
-                <w:i w:val="false"/>
-                <w:b w:val="false"/>
-                <w:u w:val="none"/>
+                <w:strike w:val="false"/>
+                <w:sz w:val="24"/>
+                <w:szCs w:val="24"/>
+                <w:color w:val="000000"/>
+              </w:rPr>
+            </w:pPr>
+            <w:r>
+              <w:rPr>
+                <w:rFonts w:ascii="Roboto Condensed" w:hAnsi="Helvetica" w:eastAsia="Helvetica" w:cs="Roboto Condensed"/>
+                <w:i w:val="false"/>
+                <w:b w:val="false"/>
+                <w:u w:val="none"/>
+                <w:strike w:val="false"/>
                 <w:sz w:val="24"/>
                 <w:szCs w:val="24"/>
                 <w:color w:val="000000"/>
@@ -5482,7 +5572,6 @@
           </w:tcPr>
           <w:p>
             <w:pPr>
-              <w:pStyle w:val="Normal"/>
               <w:jc w:val="right"/>
               <w:pBdr>
                 <w:bottom w:val="none" w:sz="0" w:space="0" w:color="000000"/>
@@ -5497,17 +5586,19 @@
                 <w:i w:val="false"/>
                 <w:b w:val="false"/>
                 <w:u w:val="none"/>
-                <w:sz w:val="24"/>
-                <w:szCs w:val="24"/>
-                <w:color w:val="000000"/>
-              </w:rPr>
-            </w:pPr>
-            <w:r>
-              <w:rPr>
-                <w:rFonts w:ascii="Roboto Condensed" w:hAnsi="Helvetica" w:eastAsia="Helvetica" w:cs="Roboto Condensed"/>
-                <w:i w:val="false"/>
-                <w:b w:val="false"/>
-                <w:u w:val="none"/>
+                <w:strike w:val="false"/>
+                <w:sz w:val="24"/>
+                <w:szCs w:val="24"/>
+                <w:color w:val="000000"/>
+              </w:rPr>
+            </w:pPr>
+            <w:r>
+              <w:rPr>
+                <w:rFonts w:ascii="Roboto Condensed" w:hAnsi="Helvetica" w:eastAsia="Helvetica" w:cs="Roboto Condensed"/>
+                <w:i w:val="false"/>
+                <w:b w:val="false"/>
+                <w:u w:val="none"/>
+                <w:strike w:val="false"/>
                 <w:sz w:val="24"/>
                 <w:szCs w:val="24"/>
                 <w:color w:val="000000"/>
@@ -5535,7 +5626,6 @@
           </w:tcPr>
           <w:p>
             <w:pPr>
-              <w:pStyle w:val="Normal"/>
               <w:jc w:val="right"/>
               <w:pBdr>
                 <w:bottom w:val="none" w:sz="0" w:space="0" w:color="000000"/>
@@ -5550,17 +5640,19 @@
                 <w:i w:val="false"/>
                 <w:b w:val="false"/>
                 <w:u w:val="none"/>
-                <w:sz w:val="24"/>
-                <w:szCs w:val="24"/>
-                <w:color w:val="000000"/>
-              </w:rPr>
-            </w:pPr>
-            <w:r>
-              <w:rPr>
-                <w:rFonts w:ascii="Roboto Condensed" w:hAnsi="Helvetica" w:eastAsia="Helvetica" w:cs="Roboto Condensed"/>
-                <w:i w:val="false"/>
-                <w:b w:val="false"/>
-                <w:u w:val="none"/>
+                <w:strike w:val="false"/>
+                <w:sz w:val="24"/>
+                <w:szCs w:val="24"/>
+                <w:color w:val="000000"/>
+              </w:rPr>
+            </w:pPr>
+            <w:r>
+              <w:rPr>
+                <w:rFonts w:ascii="Roboto Condensed" w:hAnsi="Helvetica" w:eastAsia="Helvetica" w:cs="Roboto Condensed"/>
+                <w:i w:val="false"/>
+                <w:b w:val="false"/>
+                <w:u w:val="none"/>
+                <w:strike w:val="false"/>
                 <w:sz w:val="24"/>
                 <w:szCs w:val="24"/>
                 <w:color w:val="000000"/>
@@ -5588,7 +5680,6 @@
           </w:tcPr>
           <w:p>
             <w:pPr>
-              <w:pStyle w:val="Normal"/>
               <w:jc w:val="right"/>
               <w:pBdr>
                 <w:bottom w:val="none" w:sz="0" w:space="0" w:color="000000"/>
@@ -5603,17 +5694,19 @@
                 <w:i w:val="false"/>
                 <w:b w:val="false"/>
                 <w:u w:val="none"/>
-                <w:sz w:val="24"/>
-                <w:szCs w:val="24"/>
-                <w:color w:val="000000"/>
-              </w:rPr>
-            </w:pPr>
-            <w:r>
-              <w:rPr>
-                <w:rFonts w:ascii="Roboto Condensed" w:hAnsi="Helvetica" w:eastAsia="Helvetica" w:cs="Roboto Condensed"/>
-                <w:i w:val="false"/>
-                <w:b w:val="false"/>
-                <w:u w:val="none"/>
+                <w:strike w:val="false"/>
+                <w:sz w:val="24"/>
+                <w:szCs w:val="24"/>
+                <w:color w:val="000000"/>
+              </w:rPr>
+            </w:pPr>
+            <w:r>
+              <w:rPr>
+                <w:rFonts w:ascii="Roboto Condensed" w:hAnsi="Helvetica" w:eastAsia="Helvetica" w:cs="Roboto Condensed"/>
+                <w:i w:val="false"/>
+                <w:b w:val="false"/>
+                <w:u w:val="none"/>
+                <w:strike w:val="false"/>
                 <w:sz w:val="24"/>
                 <w:szCs w:val="24"/>
                 <w:color w:val="000000"/>
@@ -5641,7 +5734,6 @@
           </w:tcPr>
           <w:p>
             <w:pPr>
-              <w:pStyle w:val="Normal"/>
               <w:jc w:val="right"/>
               <w:pBdr>
                 <w:bottom w:val="none" w:sz="0" w:space="0" w:color="000000"/>
@@ -5656,17 +5748,19 @@
                 <w:i w:val="false"/>
                 <w:b w:val="false"/>
                 <w:u w:val="none"/>
-                <w:sz w:val="24"/>
-                <w:szCs w:val="24"/>
-                <w:color w:val="000000"/>
-              </w:rPr>
-            </w:pPr>
-            <w:r>
-              <w:rPr>
-                <w:rFonts w:ascii="Roboto Condensed" w:hAnsi="Helvetica" w:eastAsia="Helvetica" w:cs="Roboto Condensed"/>
-                <w:i w:val="false"/>
-                <w:b w:val="false"/>
-                <w:u w:val="none"/>
+                <w:strike w:val="false"/>
+                <w:sz w:val="24"/>
+                <w:szCs w:val="24"/>
+                <w:color w:val="000000"/>
+              </w:rPr>
+            </w:pPr>
+            <w:r>
+              <w:rPr>
+                <w:rFonts w:ascii="Roboto Condensed" w:hAnsi="Helvetica" w:eastAsia="Helvetica" w:cs="Roboto Condensed"/>
+                <w:i w:val="false"/>
+                <w:b w:val="false"/>
+                <w:u w:val="none"/>
+                <w:strike w:val="false"/>
                 <w:sz w:val="24"/>
                 <w:szCs w:val="24"/>
                 <w:color w:val="000000"/>
@@ -5694,7 +5788,6 @@
           </w:tcPr>
           <w:p>
             <w:pPr>
-              <w:pStyle w:val="Normal"/>
               <w:jc w:val="right"/>
               <w:pBdr>
                 <w:bottom w:val="none" w:sz="0" w:space="0" w:color="000000"/>
@@ -5709,17 +5802,19 @@
                 <w:i w:val="false"/>
                 <w:b w:val="false"/>
                 <w:u w:val="none"/>
-                <w:sz w:val="24"/>
-                <w:szCs w:val="24"/>
-                <w:color w:val="000000"/>
-              </w:rPr>
-            </w:pPr>
-            <w:r>
-              <w:rPr>
-                <w:rFonts w:ascii="Roboto Condensed" w:hAnsi="Helvetica" w:eastAsia="Helvetica" w:cs="Roboto Condensed"/>
-                <w:i w:val="false"/>
-                <w:b w:val="false"/>
-                <w:u w:val="none"/>
+                <w:strike w:val="false"/>
+                <w:sz w:val="24"/>
+                <w:szCs w:val="24"/>
+                <w:color w:val="000000"/>
+              </w:rPr>
+            </w:pPr>
+            <w:r>
+              <w:rPr>
+                <w:rFonts w:ascii="Roboto Condensed" w:hAnsi="Helvetica" w:eastAsia="Helvetica" w:cs="Roboto Condensed"/>
+                <w:i w:val="false"/>
+                <w:b w:val="false"/>
+                <w:u w:val="none"/>
+                <w:strike w:val="false"/>
                 <w:sz w:val="24"/>
                 <w:szCs w:val="24"/>
                 <w:color w:val="000000"/>
@@ -5754,7 +5849,6 @@
           </w:tcPr>
           <w:p>
             <w:pPr>
-              <w:pStyle w:val="Normal"/>
               <w:jc w:val="left"/>
               <w:pBdr>
                 <w:bottom w:val="none" w:sz="0" w:space="0" w:color="000000"/>
@@ -5769,6 +5863,7 @@
                 <w:i w:val="false"/>
                 <w:b w:val="false"/>
                 <w:u w:val="none"/>
+                <w:strike w:val="false"/>
                 <w:sz w:val="24"/>
                 <w:szCs w:val="24"/>
                 <w:color w:val="000000"/>
@@ -5796,7 +5891,6 @@
           </w:tcPr>
           <w:p>
             <w:pPr>
-              <w:pStyle w:val="Normal"/>
               <w:jc w:val="left"/>
               <w:pBdr>
                 <w:bottom w:val="none" w:sz="0" w:space="0" w:color="000000"/>
@@ -5811,33 +5905,33 @@
                 <w:i w:val="false"/>
                 <w:b w:val="false"/>
                 <w:u w:val="none"/>
-                <w:sz w:val="24"/>
-                <w:szCs w:val="24"/>
-                <w:color w:val="000000"/>
-              </w:rPr>
-            </w:pPr>
-          </w:p>
-        </w:tc>
-        <w:tc>
-          <w:tcPr>
-            <w:tcBorders>
-              <w:bottom w:val="single" w:sz="4" w:space="0" w:color="A6A6A6"/>
-              <w:top w:val="single" w:sz="4" w:space="0" w:color="A6A6A6"/>
-              <w:left w:val="single" w:sz="4" w:space="0" w:color="A6A6A6"/>
-              <w:right w:val="single" w:sz="4" w:space="0" w:color="A6A6A6"/>
-            </w:tcBorders>
-            <w:shd w:val="clear" w:color="auto" w:fill="F2F2F2"/>
-            <w:tcMar>
-              <w:top w:w="0" w:type="dxa"/>
-              <w:bottom w:w="0" w:type="dxa"/>
-              <w:left w:w="0" w:type="dxa"/>
-              <w:right w:w="0" w:type="dxa"/>
-            </w:tcMar>
-            <w:vAlign w:val="center"/>
-          </w:tcPr>
-          <w:p>
-            <w:pPr>
-              <w:pStyle w:val="Normal"/>
+                <w:strike w:val="false"/>
+                <w:sz w:val="24"/>
+                <w:szCs w:val="24"/>
+                <w:color w:val="000000"/>
+              </w:rPr>
+            </w:pPr>
+          </w:p>
+        </w:tc>
+        <w:tc>
+          <w:tcPr>
+            <w:tcBorders>
+              <w:bottom w:val="single" w:sz="4" w:space="0" w:color="A6A6A6"/>
+              <w:top w:val="single" w:sz="4" w:space="0" w:color="A6A6A6"/>
+              <w:left w:val="single" w:sz="4" w:space="0" w:color="A6A6A6"/>
+              <w:right w:val="single" w:sz="4" w:space="0" w:color="A6A6A6"/>
+            </w:tcBorders>
+            <w:shd w:val="clear" w:color="auto" w:fill="F2F2F2"/>
+            <w:tcMar>
+              <w:top w:w="0" w:type="dxa"/>
+              <w:bottom w:w="0" w:type="dxa"/>
+              <w:left w:w="0" w:type="dxa"/>
+              <w:right w:w="0" w:type="dxa"/>
+            </w:tcMar>
+            <w:vAlign w:val="center"/>
+          </w:tcPr>
+          <w:p>
+            <w:pPr>
               <w:jc w:val="left"/>
               <w:pBdr>
                 <w:bottom w:val="none" w:sz="0" w:space="0" w:color="000000"/>
@@ -5852,17 +5946,19 @@
                 <w:i w:val="false"/>
                 <w:b w:val="false"/>
                 <w:u w:val="none"/>
-                <w:sz w:val="24"/>
-                <w:szCs w:val="24"/>
-                <w:color w:val="000000"/>
-              </w:rPr>
-            </w:pPr>
-            <w:r>
-              <w:rPr>
-                <w:rFonts w:ascii="Roboto Condensed" w:hAnsi="Helvetica" w:eastAsia="Helvetica" w:cs="Roboto Condensed"/>
-                <w:i w:val="false"/>
-                <w:b w:val="false"/>
-                <w:u w:val="none"/>
+                <w:strike w:val="false"/>
+                <w:sz w:val="24"/>
+                <w:szCs w:val="24"/>
+                <w:color w:val="000000"/>
+              </w:rPr>
+            </w:pPr>
+            <w:r>
+              <w:rPr>
+                <w:rFonts w:ascii="Roboto Condensed" w:hAnsi="Helvetica" w:eastAsia="Helvetica" w:cs="Roboto Condensed"/>
+                <w:i w:val="false"/>
+                <w:b w:val="false"/>
+                <w:u w:val="none"/>
+                <w:strike w:val="false"/>
                 <w:sz w:val="24"/>
                 <w:szCs w:val="24"/>
                 <w:color w:val="000000"/>
@@ -5890,7 +5986,6 @@
           </w:tcPr>
           <w:p>
             <w:pPr>
-              <w:pStyle w:val="Normal"/>
               <w:jc w:val="right"/>
               <w:pBdr>
                 <w:bottom w:val="none" w:sz="0" w:space="0" w:color="000000"/>
@@ -5905,17 +6000,19 @@
                 <w:i w:val="false"/>
                 <w:b w:val="false"/>
                 <w:u w:val="none"/>
-                <w:sz w:val="24"/>
-                <w:szCs w:val="24"/>
-                <w:color w:val="000000"/>
-              </w:rPr>
-            </w:pPr>
-            <w:r>
-              <w:rPr>
-                <w:rFonts w:ascii="Roboto Condensed" w:hAnsi="Helvetica" w:eastAsia="Helvetica" w:cs="Roboto Condensed"/>
-                <w:i w:val="false"/>
-                <w:b w:val="false"/>
-                <w:u w:val="none"/>
+                <w:strike w:val="false"/>
+                <w:sz w:val="24"/>
+                <w:szCs w:val="24"/>
+                <w:color w:val="000000"/>
+              </w:rPr>
+            </w:pPr>
+            <w:r>
+              <w:rPr>
+                <w:rFonts w:ascii="Roboto Condensed" w:hAnsi="Helvetica" w:eastAsia="Helvetica" w:cs="Roboto Condensed"/>
+                <w:i w:val="false"/>
+                <w:b w:val="false"/>
+                <w:u w:val="none"/>
+                <w:strike w:val="false"/>
                 <w:sz w:val="24"/>
                 <w:szCs w:val="24"/>
                 <w:color w:val="000000"/>
@@ -5943,7 +6040,6 @@
           </w:tcPr>
           <w:p>
             <w:pPr>
-              <w:pStyle w:val="Normal"/>
               <w:jc w:val="right"/>
               <w:pBdr>
                 <w:bottom w:val="none" w:sz="0" w:space="0" w:color="000000"/>
@@ -5958,17 +6054,19 @@
                 <w:i w:val="false"/>
                 <w:b w:val="false"/>
                 <w:u w:val="none"/>
-                <w:sz w:val="24"/>
-                <w:szCs w:val="24"/>
-                <w:color w:val="000000"/>
-              </w:rPr>
-            </w:pPr>
-            <w:r>
-              <w:rPr>
-                <w:rFonts w:ascii="Roboto Condensed" w:hAnsi="Helvetica" w:eastAsia="Helvetica" w:cs="Roboto Condensed"/>
-                <w:i w:val="false"/>
-                <w:b w:val="false"/>
-                <w:u w:val="none"/>
+                <w:strike w:val="false"/>
+                <w:sz w:val="24"/>
+                <w:szCs w:val="24"/>
+                <w:color w:val="000000"/>
+              </w:rPr>
+            </w:pPr>
+            <w:r>
+              <w:rPr>
+                <w:rFonts w:ascii="Roboto Condensed" w:hAnsi="Helvetica" w:eastAsia="Helvetica" w:cs="Roboto Condensed"/>
+                <w:i w:val="false"/>
+                <w:b w:val="false"/>
+                <w:u w:val="none"/>
+                <w:strike w:val="false"/>
                 <w:sz w:val="24"/>
                 <w:szCs w:val="24"/>
                 <w:color w:val="000000"/>
@@ -5996,7 +6094,6 @@
           </w:tcPr>
           <w:p>
             <w:pPr>
-              <w:pStyle w:val="Normal"/>
               <w:jc w:val="right"/>
               <w:pBdr>
                 <w:bottom w:val="none" w:sz="0" w:space="0" w:color="000000"/>
@@ -6011,17 +6108,19 @@
                 <w:i w:val="false"/>
                 <w:b w:val="false"/>
                 <w:u w:val="none"/>
-                <w:sz w:val="24"/>
-                <w:szCs w:val="24"/>
-                <w:color w:val="000000"/>
-              </w:rPr>
-            </w:pPr>
-            <w:r>
-              <w:rPr>
-                <w:rFonts w:ascii="Roboto Condensed" w:hAnsi="Helvetica" w:eastAsia="Helvetica" w:cs="Roboto Condensed"/>
-                <w:i w:val="false"/>
-                <w:b w:val="false"/>
-                <w:u w:val="none"/>
+                <w:strike w:val="false"/>
+                <w:sz w:val="24"/>
+                <w:szCs w:val="24"/>
+                <w:color w:val="000000"/>
+              </w:rPr>
+            </w:pPr>
+            <w:r>
+              <w:rPr>
+                <w:rFonts w:ascii="Roboto Condensed" w:hAnsi="Helvetica" w:eastAsia="Helvetica" w:cs="Roboto Condensed"/>
+                <w:i w:val="false"/>
+                <w:b w:val="false"/>
+                <w:u w:val="none"/>
+                <w:strike w:val="false"/>
                 <w:sz w:val="24"/>
                 <w:szCs w:val="24"/>
                 <w:color w:val="000000"/>
@@ -6049,7 +6148,6 @@
           </w:tcPr>
           <w:p>
             <w:pPr>
-              <w:pStyle w:val="Normal"/>
               <w:jc w:val="right"/>
               <w:pBdr>
                 <w:bottom w:val="none" w:sz="0" w:space="0" w:color="000000"/>
@@ -6064,17 +6162,19 @@
                 <w:i w:val="false"/>
                 <w:b w:val="false"/>
                 <w:u w:val="none"/>
-                <w:sz w:val="24"/>
-                <w:szCs w:val="24"/>
-                <w:color w:val="000000"/>
-              </w:rPr>
-            </w:pPr>
-            <w:r>
-              <w:rPr>
-                <w:rFonts w:ascii="Roboto Condensed" w:hAnsi="Helvetica" w:eastAsia="Helvetica" w:cs="Roboto Condensed"/>
-                <w:i w:val="false"/>
-                <w:b w:val="false"/>
-                <w:u w:val="none"/>
+                <w:strike w:val="false"/>
+                <w:sz w:val="24"/>
+                <w:szCs w:val="24"/>
+                <w:color w:val="000000"/>
+              </w:rPr>
+            </w:pPr>
+            <w:r>
+              <w:rPr>
+                <w:rFonts w:ascii="Roboto Condensed" w:hAnsi="Helvetica" w:eastAsia="Helvetica" w:cs="Roboto Condensed"/>
+                <w:i w:val="false"/>
+                <w:b w:val="false"/>
+                <w:u w:val="none"/>
+                <w:strike w:val="false"/>
                 <w:sz w:val="24"/>
                 <w:szCs w:val="24"/>
                 <w:color w:val="000000"/>
@@ -6102,7 +6202,6 @@
           </w:tcPr>
           <w:p>
             <w:pPr>
-              <w:pStyle w:val="Normal"/>
               <w:jc w:val="right"/>
               <w:pBdr>
                 <w:bottom w:val="none" w:sz="0" w:space="0" w:color="000000"/>
@@ -6117,17 +6216,19 @@
                 <w:i w:val="false"/>
                 <w:b w:val="false"/>
                 <w:u w:val="none"/>
-                <w:sz w:val="24"/>
-                <w:szCs w:val="24"/>
-                <w:color w:val="000000"/>
-              </w:rPr>
-            </w:pPr>
-            <w:r>
-              <w:rPr>
-                <w:rFonts w:ascii="Roboto Condensed" w:hAnsi="Helvetica" w:eastAsia="Helvetica" w:cs="Roboto Condensed"/>
-                <w:i w:val="false"/>
-                <w:b w:val="false"/>
-                <w:u w:val="none"/>
+                <w:strike w:val="false"/>
+                <w:sz w:val="24"/>
+                <w:szCs w:val="24"/>
+                <w:color w:val="000000"/>
+              </w:rPr>
+            </w:pPr>
+            <w:r>
+              <w:rPr>
+                <w:rFonts w:ascii="Roboto Condensed" w:hAnsi="Helvetica" w:eastAsia="Helvetica" w:cs="Roboto Condensed"/>
+                <w:i w:val="false"/>
+                <w:b w:val="false"/>
+                <w:u w:val="none"/>
+                <w:strike w:val="false"/>
                 <w:sz w:val="24"/>
                 <w:szCs w:val="24"/>
                 <w:color w:val="000000"/>
@@ -6155,7 +6256,6 @@
           </w:tcPr>
           <w:p>
             <w:pPr>
-              <w:pStyle w:val="Normal"/>
               <w:jc w:val="right"/>
               <w:pBdr>
                 <w:bottom w:val="none" w:sz="0" w:space="0" w:color="000000"/>
@@ -6170,17 +6270,19 @@
                 <w:i w:val="false"/>
                 <w:b w:val="false"/>
                 <w:u w:val="none"/>
-                <w:sz w:val="24"/>
-                <w:szCs w:val="24"/>
-                <w:color w:val="000000"/>
-              </w:rPr>
-            </w:pPr>
-            <w:r>
-              <w:rPr>
-                <w:rFonts w:ascii="Roboto Condensed" w:hAnsi="Helvetica" w:eastAsia="Helvetica" w:cs="Roboto Condensed"/>
-                <w:i w:val="false"/>
-                <w:b w:val="false"/>
-                <w:u w:val="none"/>
+                <w:strike w:val="false"/>
+                <w:sz w:val="24"/>
+                <w:szCs w:val="24"/>
+                <w:color w:val="000000"/>
+              </w:rPr>
+            </w:pPr>
+            <w:r>
+              <w:rPr>
+                <w:rFonts w:ascii="Roboto Condensed" w:hAnsi="Helvetica" w:eastAsia="Helvetica" w:cs="Roboto Condensed"/>
+                <w:i w:val="false"/>
+                <w:b w:val="false"/>
+                <w:u w:val="none"/>
+                <w:strike w:val="false"/>
                 <w:sz w:val="24"/>
                 <w:szCs w:val="24"/>
                 <w:color w:val="000000"/>
@@ -6215,7 +6317,6 @@
           </w:tcPr>
           <w:p>
             <w:pPr>
-              <w:pStyle w:val="Normal"/>
               <w:jc w:val="left"/>
               <w:pBdr>
                 <w:bottom w:val="none" w:sz="0" w:space="0" w:color="000000"/>
@@ -6230,6 +6331,7 @@
                 <w:i w:val="true"/>
                 <w:b w:val="false"/>
                 <w:u w:val="none"/>
+                <w:strike w:val="false"/>
                 <w:sz w:val="18"/>
                 <w:szCs w:val="18"/>
                 <w:color w:val="808080"/>
@@ -6241,6 +6343,7 @@
                 <w:i w:val="true"/>
                 <w:b w:val="false"/>
                 <w:u w:val="none"/>
+                <w:strike w:val="false"/>
                 <w:sz w:val="18"/>
                 <w:szCs w:val="18"/>
                 <w:color w:val="808080"/>
@@ -6251,9 +6354,9 @@
         </w:tc>
       </w:tr>
     </w:tbl>
-    <w:sectPr w:officer="true">
-      <w:pgMar w:header="720" w:bottom="1440" w:top="1440" w:right="1440" w:left="1440" w:footer="720" w:gutter="720"/>
-      <w:pgSz w:h="16848" w:w="11952" w:orient="portrait"/>
+    <w:sectPr>
+      <w:pgMar w:header="708" w:bottom="1417" w:top="1417" w:right="1417" w:left="1417" w:footer="708" w:gutter="0"/>
+      <w:pgSz w:h="16838" w:w="11906" w:orient="portrait"/>
       <w:type w:val="continuous"/>
       <w:cols/>
     </w:sectPr>

--- a/data_out/bes_2003_2023/bes_ambiente2_tbl.docx
+++ b/data_out/bes_2003_2023/bes_ambiente2_tbl.docx
@@ -22,7 +22,6 @@
           <w:trHeight w:val="360" w:hRule="auto"/>
           <w:tblHeader/>
         </w:trPr>
-        header 1
         <w:tc>
           <w:tcPr>
             <w:gridSpan w:val="9"/>
@@ -43,6 +42,7 @@
           </w:tcPr>
           <w:p>
             <w:pPr>
+              <w:pStyle w:val="Normal"/>
               <w:jc w:val="center"/>
               <w:pBdr>
                 <w:bottom w:val="none" w:sz="0" w:space="0" w:color="000000"/>
@@ -84,26 +84,26 @@
           <w:trHeight w:val="360" w:hRule="auto"/>
           <w:tblHeader/>
         </w:trPr>
-        header 2
-        <w:tc>
-          <w:tcPr>
-            <w:tcBorders>
-              <w:bottom w:val="single" w:sz="4" w:space="0" w:color="A6A6A6"/>
-              <w:top w:val="single" w:sz="4" w:space="0" w:color="A6A6A6"/>
-              <w:left w:val="single" w:sz="4" w:space="0" w:color="A6A6A6"/>
-              <w:right w:val="single" w:sz="4" w:space="0" w:color="A6A6A6"/>
-            </w:tcBorders>
-            <w:shd w:val="clear" w:color="auto" w:fill="F2F2F2"/>
-            <w:tcMar>
-              <w:top w:w="0" w:type="dxa"/>
-              <w:bottom w:w="0" w:type="dxa"/>
-              <w:left w:w="0" w:type="dxa"/>
-              <w:right w:w="0" w:type="dxa"/>
-            </w:tcMar>
-            <w:vAlign w:val="center"/>
-          </w:tcPr>
-          <w:p>
-            <w:pPr>
+        <w:tc>
+          <w:tcPr>
+            <w:tcBorders>
+              <w:bottom w:val="single" w:sz="4" w:space="0" w:color="A6A6A6"/>
+              <w:top w:val="single" w:sz="4" w:space="0" w:color="A6A6A6"/>
+              <w:left w:val="single" w:sz="4" w:space="0" w:color="A6A6A6"/>
+              <w:right w:val="single" w:sz="4" w:space="0" w:color="A6A6A6"/>
+            </w:tcBorders>
+            <w:shd w:val="clear" w:color="auto" w:fill="F2F2F2"/>
+            <w:tcMar>
+              <w:top w:w="0" w:type="dxa"/>
+              <w:bottom w:w="0" w:type="dxa"/>
+              <w:left w:w="0" w:type="dxa"/>
+              <w:right w:w="0" w:type="dxa"/>
+            </w:tcMar>
+            <w:vAlign w:val="center"/>
+          </w:tcPr>
+          <w:p>
+            <w:pPr>
+              <w:pStyle w:val="Normal"/>
               <w:jc w:val="left"/>
               <w:pBdr>
                 <w:bottom w:val="none" w:sz="0" w:space="0" w:color="000000"/>
@@ -158,6 +158,7 @@
           </w:tcPr>
           <w:p>
             <w:pPr>
+              <w:pStyle w:val="Normal"/>
               <w:jc w:val="left"/>
               <w:pBdr>
                 <w:bottom w:val="none" w:sz="0" w:space="0" w:color="000000"/>
@@ -212,6 +213,7 @@
           </w:tcPr>
           <w:p>
             <w:pPr>
+              <w:pStyle w:val="Normal"/>
               <w:jc w:val="left"/>
               <w:pBdr>
                 <w:bottom w:val="none" w:sz="0" w:space="0" w:color="000000"/>
@@ -266,6 +268,7 @@
           </w:tcPr>
           <w:p>
             <w:pPr>
+              <w:pStyle w:val="Normal"/>
               <w:jc w:val="left"/>
               <w:pBdr>
                 <w:bottom w:val="none" w:sz="0" w:space="0" w:color="000000"/>
@@ -320,6 +323,7 @@
           </w:tcPr>
           <w:p>
             <w:pPr>
+              <w:pStyle w:val="Normal"/>
               <w:jc w:val="left"/>
               <w:pBdr>
                 <w:bottom w:val="none" w:sz="0" w:space="0" w:color="000000"/>
@@ -374,6 +378,7 @@
           </w:tcPr>
           <w:p>
             <w:pPr>
+              <w:pStyle w:val="Normal"/>
               <w:jc w:val="left"/>
               <w:pBdr>
                 <w:bottom w:val="none" w:sz="0" w:space="0" w:color="000000"/>
@@ -428,6 +433,7 @@
           </w:tcPr>
           <w:p>
             <w:pPr>
+              <w:pStyle w:val="Normal"/>
               <w:jc w:val="left"/>
               <w:pBdr>
                 <w:bottom w:val="none" w:sz="0" w:space="0" w:color="000000"/>
@@ -482,6 +488,7 @@
           </w:tcPr>
           <w:p>
             <w:pPr>
+              <w:pStyle w:val="Normal"/>
               <w:jc w:val="left"/>
               <w:pBdr>
                 <w:bottom w:val="none" w:sz="0" w:space="0" w:color="000000"/>
@@ -536,6 +543,7 @@
           </w:tcPr>
           <w:p>
             <w:pPr>
+              <w:pStyle w:val="Normal"/>
               <w:jc w:val="left"/>
               <w:pBdr>
                 <w:bottom w:val="none" w:sz="0" w:space="0" w:color="000000"/>
@@ -576,7 +584,6 @@
         <w:trPr>
           <w:trHeight w:val="360" w:hRule="auto"/>
         </w:trPr>
-        body 1
         <w:tc>
           <w:tcPr>
             <w:vMerge w:val="restart"/>
@@ -597,6 +604,7 @@
           </w:tcPr>
           <w:p>
             <w:pPr>
+              <w:pStyle w:val="Normal"/>
               <w:jc w:val="left"/>
               <w:pBdr>
                 <w:bottom w:val="none" w:sz="0" w:space="0" w:color="000000"/>
@@ -652,6 +660,7 @@
           </w:tcPr>
           <w:p>
             <w:pPr>
+              <w:pStyle w:val="Normal"/>
               <w:jc w:val="left"/>
               <w:pBdr>
                 <w:bottom w:val="none" w:sz="0" w:space="0" w:color="000000"/>
@@ -706,6 +715,7 @@
           </w:tcPr>
           <w:p>
             <w:pPr>
+              <w:pStyle w:val="Normal"/>
               <w:jc w:val="left"/>
               <w:pBdr>
                 <w:bottom w:val="none" w:sz="0" w:space="0" w:color="000000"/>
@@ -760,6 +770,7 @@
           </w:tcPr>
           <w:p>
             <w:pPr>
+              <w:pStyle w:val="Normal"/>
               <w:jc w:val="right"/>
               <w:pBdr>
                 <w:bottom w:val="none" w:sz="0" w:space="0" w:color="000000"/>
@@ -814,6 +825,7 @@
           </w:tcPr>
           <w:p>
             <w:pPr>
+              <w:pStyle w:val="Normal"/>
               <w:jc w:val="right"/>
               <w:pBdr>
                 <w:bottom w:val="none" w:sz="0" w:space="0" w:color="000000"/>
@@ -868,6 +880,7 @@
           </w:tcPr>
           <w:p>
             <w:pPr>
+              <w:pStyle w:val="Normal"/>
               <w:jc w:val="right"/>
               <w:pBdr>
                 <w:bottom w:val="none" w:sz="0" w:space="0" w:color="000000"/>
@@ -922,6 +935,7 @@
           </w:tcPr>
           <w:p>
             <w:pPr>
+              <w:pStyle w:val="Normal"/>
               <w:jc w:val="right"/>
               <w:pBdr>
                 <w:bottom w:val="none" w:sz="0" w:space="0" w:color="000000"/>
@@ -976,6 +990,7 @@
           </w:tcPr>
           <w:p>
             <w:pPr>
+              <w:pStyle w:val="Normal"/>
               <w:jc w:val="right"/>
               <w:pBdr>
                 <w:bottom w:val="none" w:sz="0" w:space="0" w:color="000000"/>
@@ -1030,6 +1045,7 @@
           </w:tcPr>
           <w:p>
             <w:pPr>
+              <w:pStyle w:val="Normal"/>
               <w:jc w:val="right"/>
               <w:pBdr>
                 <w:bottom w:val="none" w:sz="0" w:space="0" w:color="000000"/>
@@ -1070,7 +1086,6 @@
         <w:trPr>
           <w:trHeight w:val="360" w:hRule="auto"/>
         </w:trPr>
-        body 2
         <w:tc>
           <w:tcPr>
             <w:vMerge/>
@@ -1091,6 +1106,7 @@
           </w:tcPr>
           <w:p>
             <w:pPr>
+              <w:pStyle w:val="Normal"/>
               <w:jc w:val="left"/>
               <w:pBdr>
                 <w:bottom w:val="none" w:sz="0" w:space="0" w:color="000000"/>
@@ -1133,6 +1149,7 @@
           </w:tcPr>
           <w:p>
             <w:pPr>
+              <w:pStyle w:val="Normal"/>
               <w:jc w:val="left"/>
               <w:pBdr>
                 <w:bottom w:val="none" w:sz="0" w:space="0" w:color="000000"/>
@@ -1174,6 +1191,7 @@
           </w:tcPr>
           <w:p>
             <w:pPr>
+              <w:pStyle w:val="Normal"/>
               <w:jc w:val="left"/>
               <w:pBdr>
                 <w:bottom w:val="none" w:sz="0" w:space="0" w:color="000000"/>
@@ -1228,6 +1246,7 @@
           </w:tcPr>
           <w:p>
             <w:pPr>
+              <w:pStyle w:val="Normal"/>
               <w:jc w:val="right"/>
               <w:pBdr>
                 <w:bottom w:val="none" w:sz="0" w:space="0" w:color="000000"/>
@@ -1282,6 +1301,7 @@
           </w:tcPr>
           <w:p>
             <w:pPr>
+              <w:pStyle w:val="Normal"/>
               <w:jc w:val="right"/>
               <w:pBdr>
                 <w:bottom w:val="none" w:sz="0" w:space="0" w:color="000000"/>
@@ -1336,6 +1356,7 @@
           </w:tcPr>
           <w:p>
             <w:pPr>
+              <w:pStyle w:val="Normal"/>
               <w:jc w:val="right"/>
               <w:pBdr>
                 <w:bottom w:val="none" w:sz="0" w:space="0" w:color="000000"/>
@@ -1390,6 +1411,7 @@
           </w:tcPr>
           <w:p>
             <w:pPr>
+              <w:pStyle w:val="Normal"/>
               <w:jc w:val="right"/>
               <w:pBdr>
                 <w:bottom w:val="none" w:sz="0" w:space="0" w:color="000000"/>
@@ -1444,6 +1466,7 @@
           </w:tcPr>
           <w:p>
             <w:pPr>
+              <w:pStyle w:val="Normal"/>
               <w:jc w:val="right"/>
               <w:pBdr>
                 <w:bottom w:val="none" w:sz="0" w:space="0" w:color="000000"/>
@@ -1498,6 +1521,7 @@
           </w:tcPr>
           <w:p>
             <w:pPr>
+              <w:pStyle w:val="Normal"/>
               <w:jc w:val="right"/>
               <w:pBdr>
                 <w:bottom w:val="none" w:sz="0" w:space="0" w:color="000000"/>
@@ -1538,7 +1562,6 @@
         <w:trPr>
           <w:trHeight w:val="360" w:hRule="auto"/>
         </w:trPr>
-        body 3
         <w:tc>
           <w:tcPr>
             <w:vMerge/>
@@ -1559,6 +1582,7 @@
           </w:tcPr>
           <w:p>
             <w:pPr>
+              <w:pStyle w:val="Normal"/>
               <w:jc w:val="left"/>
               <w:pBdr>
                 <w:bottom w:val="none" w:sz="0" w:space="0" w:color="000000"/>
@@ -1601,6 +1625,7 @@
           </w:tcPr>
           <w:p>
             <w:pPr>
+              <w:pStyle w:val="Normal"/>
               <w:jc w:val="left"/>
               <w:pBdr>
                 <w:bottom w:val="none" w:sz="0" w:space="0" w:color="000000"/>
@@ -1642,6 +1667,7 @@
           </w:tcPr>
           <w:p>
             <w:pPr>
+              <w:pStyle w:val="Normal"/>
               <w:jc w:val="left"/>
               <w:pBdr>
                 <w:bottom w:val="none" w:sz="0" w:space="0" w:color="000000"/>
@@ -1696,6 +1722,7 @@
           </w:tcPr>
           <w:p>
             <w:pPr>
+              <w:pStyle w:val="Normal"/>
               <w:jc w:val="right"/>
               <w:pBdr>
                 <w:bottom w:val="none" w:sz="0" w:space="0" w:color="000000"/>
@@ -1750,6 +1777,7 @@
           </w:tcPr>
           <w:p>
             <w:pPr>
+              <w:pStyle w:val="Normal"/>
               <w:jc w:val="right"/>
               <w:pBdr>
                 <w:bottom w:val="none" w:sz="0" w:space="0" w:color="000000"/>
@@ -1804,6 +1832,7 @@
           </w:tcPr>
           <w:p>
             <w:pPr>
+              <w:pStyle w:val="Normal"/>
               <w:jc w:val="right"/>
               <w:pBdr>
                 <w:bottom w:val="none" w:sz="0" w:space="0" w:color="000000"/>
@@ -1858,6 +1887,7 @@
           </w:tcPr>
           <w:p>
             <w:pPr>
+              <w:pStyle w:val="Normal"/>
               <w:jc w:val="right"/>
               <w:pBdr>
                 <w:bottom w:val="none" w:sz="0" w:space="0" w:color="000000"/>
@@ -1912,6 +1942,7 @@
           </w:tcPr>
           <w:p>
             <w:pPr>
+              <w:pStyle w:val="Normal"/>
               <w:jc w:val="right"/>
               <w:pBdr>
                 <w:bottom w:val="none" w:sz="0" w:space="0" w:color="000000"/>
@@ -1966,6 +1997,7 @@
           </w:tcPr>
           <w:p>
             <w:pPr>
+              <w:pStyle w:val="Normal"/>
               <w:jc w:val="right"/>
               <w:pBdr>
                 <w:bottom w:val="none" w:sz="0" w:space="0" w:color="000000"/>
@@ -2006,7 +2038,6 @@
         <w:trPr>
           <w:trHeight w:val="360" w:hRule="auto"/>
         </w:trPr>
-        body 4
         <w:tc>
           <w:tcPr>
             <w:vMerge w:val="restart"/>
@@ -2027,6 +2058,7 @@
           </w:tcPr>
           <w:p>
             <w:pPr>
+              <w:pStyle w:val="Normal"/>
               <w:jc w:val="left"/>
               <w:pBdr>
                 <w:bottom w:val="none" w:sz="0" w:space="0" w:color="000000"/>
@@ -2082,6 +2114,7 @@
           </w:tcPr>
           <w:p>
             <w:pPr>
+              <w:pStyle w:val="Normal"/>
               <w:jc w:val="left"/>
               <w:pBdr>
                 <w:bottom w:val="none" w:sz="0" w:space="0" w:color="000000"/>
@@ -2136,6 +2169,7 @@
           </w:tcPr>
           <w:p>
             <w:pPr>
+              <w:pStyle w:val="Normal"/>
               <w:jc w:val="left"/>
               <w:pBdr>
                 <w:bottom w:val="none" w:sz="0" w:space="0" w:color="000000"/>
@@ -2190,6 +2224,7 @@
           </w:tcPr>
           <w:p>
             <w:pPr>
+              <w:pStyle w:val="Normal"/>
               <w:jc w:val="right"/>
               <w:pBdr>
                 <w:bottom w:val="none" w:sz="0" w:space="0" w:color="000000"/>
@@ -2244,6 +2279,7 @@
           </w:tcPr>
           <w:p>
             <w:pPr>
+              <w:pStyle w:val="Normal"/>
               <w:jc w:val="right"/>
               <w:pBdr>
                 <w:bottom w:val="none" w:sz="0" w:space="0" w:color="000000"/>
@@ -2298,6 +2334,7 @@
           </w:tcPr>
           <w:p>
             <w:pPr>
+              <w:pStyle w:val="Normal"/>
               <w:jc w:val="right"/>
               <w:pBdr>
                 <w:bottom w:val="none" w:sz="0" w:space="0" w:color="000000"/>
@@ -2352,6 +2389,7 @@
           </w:tcPr>
           <w:p>
             <w:pPr>
+              <w:pStyle w:val="Normal"/>
               <w:jc w:val="right"/>
               <w:pBdr>
                 <w:bottom w:val="none" w:sz="0" w:space="0" w:color="000000"/>
@@ -2406,6 +2444,7 @@
           </w:tcPr>
           <w:p>
             <w:pPr>
+              <w:pStyle w:val="Normal"/>
               <w:jc w:val="right"/>
               <w:pBdr>
                 <w:bottom w:val="none" w:sz="0" w:space="0" w:color="000000"/>
@@ -2460,6 +2499,7 @@
           </w:tcPr>
           <w:p>
             <w:pPr>
+              <w:pStyle w:val="Normal"/>
               <w:jc w:val="right"/>
               <w:pBdr>
                 <w:bottom w:val="none" w:sz="0" w:space="0" w:color="000000"/>
@@ -2500,7 +2540,6 @@
         <w:trPr>
           <w:trHeight w:val="360" w:hRule="auto"/>
         </w:trPr>
-        body 5
         <w:tc>
           <w:tcPr>
             <w:vMerge/>
@@ -2521,6 +2560,7 @@
           </w:tcPr>
           <w:p>
             <w:pPr>
+              <w:pStyle w:val="Normal"/>
               <w:jc w:val="left"/>
               <w:pBdr>
                 <w:bottom w:val="none" w:sz="0" w:space="0" w:color="000000"/>
@@ -2563,6 +2603,7 @@
           </w:tcPr>
           <w:p>
             <w:pPr>
+              <w:pStyle w:val="Normal"/>
               <w:jc w:val="left"/>
               <w:pBdr>
                 <w:bottom w:val="none" w:sz="0" w:space="0" w:color="000000"/>
@@ -2604,6 +2645,7 @@
           </w:tcPr>
           <w:p>
             <w:pPr>
+              <w:pStyle w:val="Normal"/>
               <w:jc w:val="left"/>
               <w:pBdr>
                 <w:bottom w:val="none" w:sz="0" w:space="0" w:color="000000"/>
@@ -2658,6 +2700,7 @@
           </w:tcPr>
           <w:p>
             <w:pPr>
+              <w:pStyle w:val="Normal"/>
               <w:jc w:val="right"/>
               <w:pBdr>
                 <w:bottom w:val="none" w:sz="0" w:space="0" w:color="000000"/>
@@ -2712,6 +2755,7 @@
           </w:tcPr>
           <w:p>
             <w:pPr>
+              <w:pStyle w:val="Normal"/>
               <w:jc w:val="right"/>
               <w:pBdr>
                 <w:bottom w:val="none" w:sz="0" w:space="0" w:color="000000"/>
@@ -2766,6 +2810,7 @@
           </w:tcPr>
           <w:p>
             <w:pPr>
+              <w:pStyle w:val="Normal"/>
               <w:jc w:val="right"/>
               <w:pBdr>
                 <w:bottom w:val="none" w:sz="0" w:space="0" w:color="000000"/>
@@ -2820,6 +2865,7 @@
           </w:tcPr>
           <w:p>
             <w:pPr>
+              <w:pStyle w:val="Normal"/>
               <w:jc w:val="right"/>
               <w:pBdr>
                 <w:bottom w:val="none" w:sz="0" w:space="0" w:color="000000"/>
@@ -2874,6 +2920,7 @@
           </w:tcPr>
           <w:p>
             <w:pPr>
+              <w:pStyle w:val="Normal"/>
               <w:jc w:val="right"/>
               <w:pBdr>
                 <w:bottom w:val="none" w:sz="0" w:space="0" w:color="000000"/>
@@ -2928,6 +2975,7 @@
           </w:tcPr>
           <w:p>
             <w:pPr>
+              <w:pStyle w:val="Normal"/>
               <w:jc w:val="right"/>
               <w:pBdr>
                 <w:bottom w:val="none" w:sz="0" w:space="0" w:color="000000"/>
@@ -2968,7 +3016,6 @@
         <w:trPr>
           <w:trHeight w:val="360" w:hRule="auto"/>
         </w:trPr>
-        body 6
         <w:tc>
           <w:tcPr>
             <w:vMerge/>
@@ -2989,6 +3036,7 @@
           </w:tcPr>
           <w:p>
             <w:pPr>
+              <w:pStyle w:val="Normal"/>
               <w:jc w:val="left"/>
               <w:pBdr>
                 <w:bottom w:val="none" w:sz="0" w:space="0" w:color="000000"/>
@@ -3031,6 +3079,7 @@
           </w:tcPr>
           <w:p>
             <w:pPr>
+              <w:pStyle w:val="Normal"/>
               <w:jc w:val="left"/>
               <w:pBdr>
                 <w:bottom w:val="none" w:sz="0" w:space="0" w:color="000000"/>
@@ -3072,6 +3121,7 @@
           </w:tcPr>
           <w:p>
             <w:pPr>
+              <w:pStyle w:val="Normal"/>
               <w:jc w:val="left"/>
               <w:pBdr>
                 <w:bottom w:val="none" w:sz="0" w:space="0" w:color="000000"/>
@@ -3126,6 +3176,7 @@
           </w:tcPr>
           <w:p>
             <w:pPr>
+              <w:pStyle w:val="Normal"/>
               <w:jc w:val="right"/>
               <w:pBdr>
                 <w:bottom w:val="none" w:sz="0" w:space="0" w:color="000000"/>
@@ -3180,6 +3231,7 @@
           </w:tcPr>
           <w:p>
             <w:pPr>
+              <w:pStyle w:val="Normal"/>
               <w:jc w:val="right"/>
               <w:pBdr>
                 <w:bottom w:val="none" w:sz="0" w:space="0" w:color="000000"/>
@@ -3234,6 +3286,7 @@
           </w:tcPr>
           <w:p>
             <w:pPr>
+              <w:pStyle w:val="Normal"/>
               <w:jc w:val="right"/>
               <w:pBdr>
                 <w:bottom w:val="none" w:sz="0" w:space="0" w:color="000000"/>
@@ -3288,6 +3341,7 @@
           </w:tcPr>
           <w:p>
             <w:pPr>
+              <w:pStyle w:val="Normal"/>
               <w:jc w:val="right"/>
               <w:pBdr>
                 <w:bottom w:val="none" w:sz="0" w:space="0" w:color="000000"/>
@@ -3342,6 +3396,7 @@
           </w:tcPr>
           <w:p>
             <w:pPr>
+              <w:pStyle w:val="Normal"/>
               <w:jc w:val="right"/>
               <w:pBdr>
                 <w:bottom w:val="none" w:sz="0" w:space="0" w:color="000000"/>
@@ -3396,6 +3451,7 @@
           </w:tcPr>
           <w:p>
             <w:pPr>
+              <w:pStyle w:val="Normal"/>
               <w:jc w:val="right"/>
               <w:pBdr>
                 <w:bottom w:val="none" w:sz="0" w:space="0" w:color="000000"/>
@@ -3436,7 +3492,6 @@
         <w:trPr>
           <w:trHeight w:val="360" w:hRule="auto"/>
         </w:trPr>
-        body 7
         <w:tc>
           <w:tcPr>
             <w:vMerge w:val="restart"/>
@@ -3457,6 +3512,7 @@
           </w:tcPr>
           <w:p>
             <w:pPr>
+              <w:pStyle w:val="Normal"/>
               <w:jc w:val="left"/>
               <w:pBdr>
                 <w:bottom w:val="none" w:sz="0" w:space="0" w:color="000000"/>
@@ -3512,6 +3568,7 @@
           </w:tcPr>
           <w:p>
             <w:pPr>
+              <w:pStyle w:val="Normal"/>
               <w:jc w:val="left"/>
               <w:pBdr>
                 <w:bottom w:val="none" w:sz="0" w:space="0" w:color="000000"/>
@@ -3566,6 +3623,7 @@
           </w:tcPr>
           <w:p>
             <w:pPr>
+              <w:pStyle w:val="Normal"/>
               <w:jc w:val="left"/>
               <w:pBdr>
                 <w:bottom w:val="none" w:sz="0" w:space="0" w:color="000000"/>
@@ -3620,6 +3678,7 @@
           </w:tcPr>
           <w:p>
             <w:pPr>
+              <w:pStyle w:val="Normal"/>
               <w:jc w:val="right"/>
               <w:pBdr>
                 <w:bottom w:val="none" w:sz="0" w:space="0" w:color="000000"/>
@@ -3674,6 +3733,7 @@
           </w:tcPr>
           <w:p>
             <w:pPr>
+              <w:pStyle w:val="Normal"/>
               <w:jc w:val="right"/>
               <w:pBdr>
                 <w:bottom w:val="none" w:sz="0" w:space="0" w:color="000000"/>
@@ -3728,6 +3788,7 @@
           </w:tcPr>
           <w:p>
             <w:pPr>
+              <w:pStyle w:val="Normal"/>
               <w:jc w:val="right"/>
               <w:pBdr>
                 <w:bottom w:val="none" w:sz="0" w:space="0" w:color="000000"/>
@@ -3782,6 +3843,7 @@
           </w:tcPr>
           <w:p>
             <w:pPr>
+              <w:pStyle w:val="Normal"/>
               <w:jc w:val="right"/>
               <w:pBdr>
                 <w:bottom w:val="none" w:sz="0" w:space="0" w:color="000000"/>
@@ -3836,6 +3898,7 @@
           </w:tcPr>
           <w:p>
             <w:pPr>
+              <w:pStyle w:val="Normal"/>
               <w:jc w:val="right"/>
               <w:pBdr>
                 <w:bottom w:val="none" w:sz="0" w:space="0" w:color="000000"/>
@@ -3890,6 +3953,7 @@
           </w:tcPr>
           <w:p>
             <w:pPr>
+              <w:pStyle w:val="Normal"/>
               <w:jc w:val="right"/>
               <w:pBdr>
                 <w:bottom w:val="none" w:sz="0" w:space="0" w:color="000000"/>
@@ -3930,7 +3994,6 @@
         <w:trPr>
           <w:trHeight w:val="360" w:hRule="auto"/>
         </w:trPr>
-        body 8
         <w:tc>
           <w:tcPr>
             <w:vMerge/>
@@ -3951,6 +4014,7 @@
           </w:tcPr>
           <w:p>
             <w:pPr>
+              <w:pStyle w:val="Normal"/>
               <w:jc w:val="left"/>
               <w:pBdr>
                 <w:bottom w:val="none" w:sz="0" w:space="0" w:color="000000"/>
@@ -3993,6 +4057,7 @@
           </w:tcPr>
           <w:p>
             <w:pPr>
+              <w:pStyle w:val="Normal"/>
               <w:jc w:val="left"/>
               <w:pBdr>
                 <w:bottom w:val="none" w:sz="0" w:space="0" w:color="000000"/>
@@ -4034,6 +4099,7 @@
           </w:tcPr>
           <w:p>
             <w:pPr>
+              <w:pStyle w:val="Normal"/>
               <w:jc w:val="left"/>
               <w:pBdr>
                 <w:bottom w:val="none" w:sz="0" w:space="0" w:color="000000"/>
@@ -4088,6 +4154,7 @@
           </w:tcPr>
           <w:p>
             <w:pPr>
+              <w:pStyle w:val="Normal"/>
               <w:jc w:val="right"/>
               <w:pBdr>
                 <w:bottom w:val="none" w:sz="0" w:space="0" w:color="000000"/>
@@ -4142,6 +4209,7 @@
           </w:tcPr>
           <w:p>
             <w:pPr>
+              <w:pStyle w:val="Normal"/>
               <w:jc w:val="right"/>
               <w:pBdr>
                 <w:bottom w:val="none" w:sz="0" w:space="0" w:color="000000"/>
@@ -4196,6 +4264,7 @@
           </w:tcPr>
           <w:p>
             <w:pPr>
+              <w:pStyle w:val="Normal"/>
               <w:jc w:val="right"/>
               <w:pBdr>
                 <w:bottom w:val="none" w:sz="0" w:space="0" w:color="000000"/>
@@ -4250,6 +4319,7 @@
           </w:tcPr>
           <w:p>
             <w:pPr>
+              <w:pStyle w:val="Normal"/>
               <w:jc w:val="right"/>
               <w:pBdr>
                 <w:bottom w:val="none" w:sz="0" w:space="0" w:color="000000"/>
@@ -4304,6 +4374,7 @@
           </w:tcPr>
           <w:p>
             <w:pPr>
+              <w:pStyle w:val="Normal"/>
               <w:jc w:val="right"/>
               <w:pBdr>
                 <w:bottom w:val="none" w:sz="0" w:space="0" w:color="000000"/>
@@ -4358,6 +4429,7 @@
           </w:tcPr>
           <w:p>
             <w:pPr>
+              <w:pStyle w:val="Normal"/>
               <w:jc w:val="right"/>
               <w:pBdr>
                 <w:bottom w:val="none" w:sz="0" w:space="0" w:color="000000"/>
@@ -4398,7 +4470,6 @@
         <w:trPr>
           <w:trHeight w:val="360" w:hRule="auto"/>
         </w:trPr>
-        body 9
         <w:tc>
           <w:tcPr>
             <w:vMerge/>
@@ -4419,6 +4490,7 @@
           </w:tcPr>
           <w:p>
             <w:pPr>
+              <w:pStyle w:val="Normal"/>
               <w:jc w:val="left"/>
               <w:pBdr>
                 <w:bottom w:val="none" w:sz="0" w:space="0" w:color="000000"/>
@@ -4461,6 +4533,7 @@
           </w:tcPr>
           <w:p>
             <w:pPr>
+              <w:pStyle w:val="Normal"/>
               <w:jc w:val="left"/>
               <w:pBdr>
                 <w:bottom w:val="none" w:sz="0" w:space="0" w:color="000000"/>
@@ -4502,6 +4575,7 @@
           </w:tcPr>
           <w:p>
             <w:pPr>
+              <w:pStyle w:val="Normal"/>
               <w:jc w:val="left"/>
               <w:pBdr>
                 <w:bottom w:val="none" w:sz="0" w:space="0" w:color="000000"/>
@@ -4556,6 +4630,7 @@
           </w:tcPr>
           <w:p>
             <w:pPr>
+              <w:pStyle w:val="Normal"/>
               <w:jc w:val="right"/>
               <w:pBdr>
                 <w:bottom w:val="none" w:sz="0" w:space="0" w:color="000000"/>
@@ -4610,6 +4685,7 @@
           </w:tcPr>
           <w:p>
             <w:pPr>
+              <w:pStyle w:val="Normal"/>
               <w:jc w:val="right"/>
               <w:pBdr>
                 <w:bottom w:val="none" w:sz="0" w:space="0" w:color="000000"/>
@@ -4664,6 +4740,7 @@
           </w:tcPr>
           <w:p>
             <w:pPr>
+              <w:pStyle w:val="Normal"/>
               <w:jc w:val="right"/>
               <w:pBdr>
                 <w:bottom w:val="none" w:sz="0" w:space="0" w:color="000000"/>
@@ -4718,6 +4795,7 @@
           </w:tcPr>
           <w:p>
             <w:pPr>
+              <w:pStyle w:val="Normal"/>
               <w:jc w:val="right"/>
               <w:pBdr>
                 <w:bottom w:val="none" w:sz="0" w:space="0" w:color="000000"/>
@@ -4772,6 +4850,7 @@
           </w:tcPr>
           <w:p>
             <w:pPr>
+              <w:pStyle w:val="Normal"/>
               <w:jc w:val="right"/>
               <w:pBdr>
                 <w:bottom w:val="none" w:sz="0" w:space="0" w:color="000000"/>
@@ -4826,6 +4905,7 @@
           </w:tcPr>
           <w:p>
             <w:pPr>
+              <w:pStyle w:val="Normal"/>
               <w:jc w:val="right"/>
               <w:pBdr>
                 <w:bottom w:val="none" w:sz="0" w:space="0" w:color="000000"/>
@@ -4866,7 +4946,6 @@
         <w:trPr>
           <w:trHeight w:val="360" w:hRule="auto"/>
         </w:trPr>
-        body10
         <w:tc>
           <w:tcPr>
             <w:vMerge w:val="restart"/>
@@ -4887,6 +4966,7 @@
           </w:tcPr>
           <w:p>
             <w:pPr>
+              <w:pStyle w:val="Normal"/>
               <w:jc w:val="left"/>
               <w:pBdr>
                 <w:bottom w:val="none" w:sz="0" w:space="0" w:color="000000"/>
@@ -4942,6 +5022,7 @@
           </w:tcPr>
           <w:p>
             <w:pPr>
+              <w:pStyle w:val="Normal"/>
               <w:jc w:val="left"/>
               <w:pBdr>
                 <w:bottom w:val="none" w:sz="0" w:space="0" w:color="000000"/>
@@ -4996,6 +5077,7 @@
           </w:tcPr>
           <w:p>
             <w:pPr>
+              <w:pStyle w:val="Normal"/>
               <w:jc w:val="left"/>
               <w:pBdr>
                 <w:bottom w:val="none" w:sz="0" w:space="0" w:color="000000"/>
@@ -5050,6 +5132,7 @@
           </w:tcPr>
           <w:p>
             <w:pPr>
+              <w:pStyle w:val="Normal"/>
               <w:jc w:val="right"/>
               <w:pBdr>
                 <w:bottom w:val="none" w:sz="0" w:space="0" w:color="000000"/>
@@ -5104,6 +5187,7 @@
           </w:tcPr>
           <w:p>
             <w:pPr>
+              <w:pStyle w:val="Normal"/>
               <w:jc w:val="right"/>
               <w:pBdr>
                 <w:bottom w:val="none" w:sz="0" w:space="0" w:color="000000"/>
@@ -5158,6 +5242,7 @@
           </w:tcPr>
           <w:p>
             <w:pPr>
+              <w:pStyle w:val="Normal"/>
               <w:jc w:val="right"/>
               <w:pBdr>
                 <w:bottom w:val="none" w:sz="0" w:space="0" w:color="000000"/>
@@ -5212,6 +5297,7 @@
           </w:tcPr>
           <w:p>
             <w:pPr>
+              <w:pStyle w:val="Normal"/>
               <w:jc w:val="right"/>
               <w:pBdr>
                 <w:bottom w:val="none" w:sz="0" w:space="0" w:color="000000"/>
@@ -5266,6 +5352,7 @@
           </w:tcPr>
           <w:p>
             <w:pPr>
+              <w:pStyle w:val="Normal"/>
               <w:jc w:val="right"/>
               <w:pBdr>
                 <w:bottom w:val="none" w:sz="0" w:space="0" w:color="000000"/>
@@ -5320,6 +5407,7 @@
           </w:tcPr>
           <w:p>
             <w:pPr>
+              <w:pStyle w:val="Normal"/>
               <w:jc w:val="right"/>
               <w:pBdr>
                 <w:bottom w:val="none" w:sz="0" w:space="0" w:color="000000"/>
@@ -5360,7 +5448,6 @@
         <w:trPr>
           <w:trHeight w:val="360" w:hRule="auto"/>
         </w:trPr>
-        body11
         <w:tc>
           <w:tcPr>
             <w:vMerge/>
@@ -5381,6 +5468,7 @@
           </w:tcPr>
           <w:p>
             <w:pPr>
+              <w:pStyle w:val="Normal"/>
               <w:jc w:val="left"/>
               <w:pBdr>
                 <w:bottom w:val="none" w:sz="0" w:space="0" w:color="000000"/>
@@ -5423,6 +5511,7 @@
           </w:tcPr>
           <w:p>
             <w:pPr>
+              <w:pStyle w:val="Normal"/>
               <w:jc w:val="left"/>
               <w:pBdr>
                 <w:bottom w:val="none" w:sz="0" w:space="0" w:color="000000"/>
@@ -5464,6 +5553,7 @@
           </w:tcPr>
           <w:p>
             <w:pPr>
+              <w:pStyle w:val="Normal"/>
               <w:jc w:val="left"/>
               <w:pBdr>
                 <w:bottom w:val="none" w:sz="0" w:space="0" w:color="000000"/>
@@ -5518,6 +5608,7 @@
           </w:tcPr>
           <w:p>
             <w:pPr>
+              <w:pStyle w:val="Normal"/>
               <w:jc w:val="right"/>
               <w:pBdr>
                 <w:bottom w:val="none" w:sz="0" w:space="0" w:color="000000"/>
@@ -5572,6 +5663,7 @@
           </w:tcPr>
           <w:p>
             <w:pPr>
+              <w:pStyle w:val="Normal"/>
               <w:jc w:val="right"/>
               <w:pBdr>
                 <w:bottom w:val="none" w:sz="0" w:space="0" w:color="000000"/>
@@ -5626,6 +5718,7 @@
           </w:tcPr>
           <w:p>
             <w:pPr>
+              <w:pStyle w:val="Normal"/>
               <w:jc w:val="right"/>
               <w:pBdr>
                 <w:bottom w:val="none" w:sz="0" w:space="0" w:color="000000"/>
@@ -5680,6 +5773,7 @@
           </w:tcPr>
           <w:p>
             <w:pPr>
+              <w:pStyle w:val="Normal"/>
               <w:jc w:val="right"/>
               <w:pBdr>
                 <w:bottom w:val="none" w:sz="0" w:space="0" w:color="000000"/>
@@ -5734,6 +5828,7 @@
           </w:tcPr>
           <w:p>
             <w:pPr>
+              <w:pStyle w:val="Normal"/>
               <w:jc w:val="right"/>
               <w:pBdr>
                 <w:bottom w:val="none" w:sz="0" w:space="0" w:color="000000"/>
@@ -5788,6 +5883,7 @@
           </w:tcPr>
           <w:p>
             <w:pPr>
+              <w:pStyle w:val="Normal"/>
               <w:jc w:val="right"/>
               <w:pBdr>
                 <w:bottom w:val="none" w:sz="0" w:space="0" w:color="000000"/>
@@ -5828,7 +5924,6 @@
         <w:trPr>
           <w:trHeight w:val="360" w:hRule="auto"/>
         </w:trPr>
-        body12
         <w:tc>
           <w:tcPr>
             <w:vMerge/>
@@ -5849,6 +5944,7 @@
           </w:tcPr>
           <w:p>
             <w:pPr>
+              <w:pStyle w:val="Normal"/>
               <w:jc w:val="left"/>
               <w:pBdr>
                 <w:bottom w:val="none" w:sz="0" w:space="0" w:color="000000"/>
@@ -5891,6 +5987,7 @@
           </w:tcPr>
           <w:p>
             <w:pPr>
+              <w:pStyle w:val="Normal"/>
               <w:jc w:val="left"/>
               <w:pBdr>
                 <w:bottom w:val="none" w:sz="0" w:space="0" w:color="000000"/>
@@ -5932,6 +6029,7 @@
           </w:tcPr>
           <w:p>
             <w:pPr>
+              <w:pStyle w:val="Normal"/>
               <w:jc w:val="left"/>
               <w:pBdr>
                 <w:bottom w:val="none" w:sz="0" w:space="0" w:color="000000"/>
@@ -5986,6 +6084,7 @@
           </w:tcPr>
           <w:p>
             <w:pPr>
+              <w:pStyle w:val="Normal"/>
               <w:jc w:val="right"/>
               <w:pBdr>
                 <w:bottom w:val="none" w:sz="0" w:space="0" w:color="000000"/>
@@ -6040,6 +6139,7 @@
           </w:tcPr>
           <w:p>
             <w:pPr>
+              <w:pStyle w:val="Normal"/>
               <w:jc w:val="right"/>
               <w:pBdr>
                 <w:bottom w:val="none" w:sz="0" w:space="0" w:color="000000"/>
@@ -6094,6 +6194,7 @@
           </w:tcPr>
           <w:p>
             <w:pPr>
+              <w:pStyle w:val="Normal"/>
               <w:jc w:val="right"/>
               <w:pBdr>
                 <w:bottom w:val="none" w:sz="0" w:space="0" w:color="000000"/>
@@ -6148,6 +6249,7 @@
           </w:tcPr>
           <w:p>
             <w:pPr>
+              <w:pStyle w:val="Normal"/>
               <w:jc w:val="right"/>
               <w:pBdr>
                 <w:bottom w:val="none" w:sz="0" w:space="0" w:color="000000"/>
@@ -6202,6 +6304,7 @@
           </w:tcPr>
           <w:p>
             <w:pPr>
+              <w:pStyle w:val="Normal"/>
               <w:jc w:val="right"/>
               <w:pBdr>
                 <w:bottom w:val="none" w:sz="0" w:space="0" w:color="000000"/>
@@ -6256,6 +6359,7 @@
           </w:tcPr>
           <w:p>
             <w:pPr>
+              <w:pStyle w:val="Normal"/>
               <w:jc w:val="right"/>
               <w:pBdr>
                 <w:bottom w:val="none" w:sz="0" w:space="0" w:color="000000"/>
@@ -6296,7 +6400,6 @@
         <w:trPr>
           <w:trHeight w:val="360" w:hRule="auto"/>
         </w:trPr>
-        footer 1
         <w:tc>
           <w:tcPr>
             <w:gridSpan w:val="9"/>
@@ -6317,6 +6420,7 @@
           </w:tcPr>
           <w:p>
             <w:pPr>
+              <w:pStyle w:val="Normal"/>
               <w:jc w:val="left"/>
               <w:pBdr>
                 <w:bottom w:val="none" w:sz="0" w:space="0" w:color="000000"/>
